--- a/เอกสารข้อเสนอโครงการ_ธนาคารเลือด.docx
+++ b/เอกสารข้อเสนอโครงการ_ธนาคารเลือด.docx
@@ -1,13 +1,13 @@
 
 <file path=word/document.xml><?xml version="1.0" encoding="utf-8"?>
-<w:document xmlns:wpc="http://schemas.microsoft.com/office/word/2010/wordprocessingCanvas" xmlns:cx="http://schemas.microsoft.com/office/drawing/2014/chartex" xmlns:cx1="http://schemas.microsoft.com/office/drawing/2015/9/8/chartex" xmlns:cx2="http://schemas.microsoft.com/office/drawing/2015/10/21/chartex" xmlns:cx3="http://schemas.microsoft.com/office/drawing/2016/5/9/chartex" xmlns:cx4="http://schemas.microsoft.com/office/drawing/2016/5/10/chartex" xmlns:cx5="http://schemas.microsoft.com/office/drawing/2016/5/11/chartex" xmlns:cx6="http://schemas.microsoft.com/office/drawing/2016/5/12/chartex" xmlns:cx7="http://schemas.microsoft.com/office/drawing/2016/5/13/chartex" xmlns:cx8="http://schemas.microsoft.com/office/drawing/2016/5/14/chartex" xmlns:mc="http://schemas.openxmlformats.org/markup-compatibility/2006" xmlns:aink="http://schemas.microsoft.com/office/drawing/2016/ink" xmlns:am3d="http://schemas.microsoft.com/office/drawing/2017/model3d" xmlns:o="urn:schemas-microsoft-com:office:office" xmlns:oel="http://schemas.microsoft.com/office/2019/extlst" xmlns:r="http://schemas.openxmlformats.org/officeDocument/2006/relationships" xmlns:m="http://schemas.openxmlformats.org/officeDocument/2006/math" xmlns:v="urn:schemas-microsoft-com:vml" xmlns:wp14="http://schemas.microsoft.com/office/word/2010/wordprocessingDrawing" xmlns:wp="http://schemas.openxmlformats.org/drawingml/2006/wordprocessingDrawing" xmlns:w10="urn:schemas-microsoft-com:office:word" xmlns:w="http://schemas.openxmlformats.org/wordprocessingml/2006/main" xmlns:w14="http://schemas.microsoft.com/office/word/2010/wordml" xmlns:w15="http://schemas.microsoft.com/office/word/2012/wordml" xmlns:w16cex="http://schemas.microsoft.com/office/word/2018/wordml/cex" xmlns:w16cid="http://schemas.microsoft.com/office/word/2016/wordml/cid" xmlns:w16="http://schemas.microsoft.com/office/word/2018/wordml" xmlns:w16du="http://schemas.microsoft.com/office/word/2023/wordml/word16du" xmlns:w16sdtdh="http://schemas.microsoft.com/office/word/2020/wordml/sdtdatahash" xmlns:w16se="http://schemas.microsoft.com/office/word/2015/wordml/symex" xmlns:wpg="http://schemas.microsoft.com/office/word/2010/wordprocessingGroup" xmlns:wpi="http://schemas.microsoft.com/office/word/2010/wordprocessingInk" xmlns:wne="http://schemas.microsoft.com/office/word/2006/wordml" xmlns:wps="http://schemas.microsoft.com/office/word/2010/wordprocessingShape" mc:Ignorable="w14 w15 w16se w16cid w16 w16cex w16sdtdh w16du wp14">
+<w:document xmlns:wpc="http://schemas.microsoft.com/office/word/2010/wordprocessingCanvas" xmlns:cx="http://schemas.microsoft.com/office/drawing/2014/chartex" xmlns:cx1="http://schemas.microsoft.com/office/drawing/2015/9/8/chartex" xmlns:cx2="http://schemas.microsoft.com/office/drawing/2015/10/21/chartex" xmlns:cx3="http://schemas.microsoft.com/office/drawing/2016/5/9/chartex" xmlns:cx4="http://schemas.microsoft.com/office/drawing/2016/5/10/chartex" xmlns:cx5="http://schemas.microsoft.com/office/drawing/2016/5/11/chartex" xmlns:cx6="http://schemas.microsoft.com/office/drawing/2016/5/12/chartex" xmlns:cx7="http://schemas.microsoft.com/office/drawing/2016/5/13/chartex" xmlns:cx8="http://schemas.microsoft.com/office/drawing/2016/5/14/chartex" xmlns:mc="http://schemas.openxmlformats.org/markup-compatibility/2006" xmlns:aink="http://schemas.microsoft.com/office/drawing/2016/ink" xmlns:am3d="http://schemas.microsoft.com/office/drawing/2017/model3d" xmlns:o="urn:schemas-microsoft-com:office:office" xmlns:oel="http://schemas.microsoft.com/office/2019/extlst" xmlns:r="http://schemas.openxmlformats.org/officeDocument/2006/relationships" xmlns:m="http://schemas.openxmlformats.org/officeDocument/2006/math" xmlns:v="urn:schemas-microsoft-com:vml" xmlns:wp14="http://schemas.microsoft.com/office/word/2010/wordprocessingDrawing" xmlns:wp="http://schemas.openxmlformats.org/drawingml/2006/wordprocessingDrawing" xmlns:w10="urn:schemas-microsoft-com:office:word" xmlns:w="http://schemas.openxmlformats.org/wordprocessingml/2006/main" xmlns:w14="http://schemas.microsoft.com/office/word/2010/wordml" xmlns:w15="http://schemas.microsoft.com/office/word/2012/wordml" xmlns:w16cex="http://schemas.microsoft.com/office/word/2018/wordml/cex" xmlns:w16cid="http://schemas.microsoft.com/office/word/2016/wordml/cid" xmlns:w16="http://schemas.microsoft.com/office/word/2018/wordml" xmlns:w16du="http://schemas.microsoft.com/office/word/2023/wordml/word16du" xmlns:w16sdtdh="http://schemas.microsoft.com/office/word/2020/wordml/sdtdatahash" xmlns:w16sdtfl="http://schemas.microsoft.com/office/word/2024/wordml/sdtformatlock" xmlns:w16se="http://schemas.microsoft.com/office/word/2015/wordml/symex" xmlns:wpg="http://schemas.microsoft.com/office/word/2010/wordprocessingGroup" xmlns:wpi="http://schemas.microsoft.com/office/word/2010/wordprocessingInk" xmlns:wne="http://schemas.microsoft.com/office/word/2006/wordml" xmlns:wps="http://schemas.microsoft.com/office/word/2010/wordprocessingShape" mc:Ignorable="w14 w15 w16se w16cid w16 w16cex w16sdtdh w16sdtfl w16du wp14">
   <w:body>
     <w:p>
       <w:pPr>
         <w:spacing w:after="0"/>
         <w:jc w:val="center"/>
         <w:rPr>
-          <w:rFonts w:ascii="TH SarabunPSK" w:hAnsi="TH SarabunPSK" w:cs="TH SarabunPSK" w:hint="cs"/>
+          <w:rFonts w:ascii="TH SarabunPSK" w:hAnsi="TH SarabunPSK" w:cs="TH SarabunPSK"/>
           <w:b/>
           <w:bCs/>
           <w:sz w:val="32"/>
@@ -116,7 +116,7 @@
           </mc:Choice>
           <mc:Fallback>
             <w:pict>
-              <v:line w14:anchorId="5206F2AF" id="Straight Connector 2" o:spid="_x0000_s1026" style="position:absolute;z-index:251659264;visibility:visible;mso-wrap-style:square;mso-width-percent:0;mso-height-percent:0;mso-wrap-distance-left:9pt;mso-wrap-distance-top:0;mso-wrap-distance-right:9pt;mso-wrap-distance-bottom:0;mso-position-horizontal:absolute;mso-position-horizontal-relative:margin;mso-position-vertical:absolute;mso-position-vertical-relative:text;mso-width-percent:0;mso-height-percent:0;mso-width-relative:margin;mso-height-relative:margin" from="15.45pt,28.15pt" to="510pt,28.15pt" o:gfxdata="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" strokecolor="#e97132 [3205]" strokeweight="1.5pt">
+              <v:line w14:anchorId="5206F2AF" id="Straight Connector 2" o:spid="_x0000_s1026" style="position:absolute;z-index:251659264;visibility:visible;mso-wrap-style:square;mso-width-percent:0;mso-height-percent:0;mso-wrap-distance-left:9pt;mso-wrap-distance-top:0;mso-wrap-distance-right:9pt;mso-wrap-distance-bottom:0;mso-position-horizontal:absolute;mso-position-horizontal-relative:margin;mso-position-vertical:absolute;mso-position-vertical-relative:text;mso-width-percent:0;mso-height-percent:0;mso-width-relative:margin;mso-height-relative:margin" from="15.45pt,28.15pt" to="510pt,28.15pt" o:gfxdata="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" strokecolor="#e97132 [3205]" strokeweight="1.5pt">
                 <v:stroke joinstyle="miter"/>
                 <w10:wrap anchorx="margin"/>
               </v:line>
@@ -296,42 +296,43 @@
       <w:pPr>
         <w:pStyle w:val="ListParagraph"/>
         <w:rPr>
+          <w:rFonts w:ascii="TH SarabunPSK" w:hAnsi="TH SarabunPSK" w:cs="TH SarabunPSK"/>
+          <w:b/>
+          <w:bCs/>
+          <w:sz w:val="32"/>
+          <w:szCs w:val="32"/>
+        </w:rPr>
+      </w:pPr>
+      <w:r>
+        <w:rPr>
+          <w:rFonts w:ascii="TH SarabunPSK" w:hAnsi="TH SarabunPSK" w:cs="TH SarabunPSK"/>
+          <w:b/>
+          <w:bCs/>
+          <w:sz w:val="32"/>
+          <w:szCs w:val="32"/>
+        </w:rPr>
+        <w:t xml:space="preserve">3.2 </w:t>
+      </w:r>
+      <w:r>
+        <w:rPr>
           <w:rFonts w:ascii="TH SarabunPSK" w:hAnsi="TH SarabunPSK" w:cs="TH SarabunPSK" w:hint="cs"/>
           <w:b/>
           <w:bCs/>
           <w:sz w:val="32"/>
           <w:szCs w:val="32"/>
-        </w:rPr>
-      </w:pPr>
-      <w:r>
-        <w:rPr>
-          <w:rFonts w:ascii="TH SarabunPSK" w:hAnsi="TH SarabunPSK" w:cs="TH SarabunPSK"/>
-          <w:b/>
-          <w:bCs/>
-          <w:sz w:val="32"/>
-          <w:szCs w:val="32"/>
-        </w:rPr>
-        <w:t>3.</w:t>
-      </w:r>
-      <w:r>
-        <w:rPr>
-          <w:rFonts w:ascii="TH SarabunPSK" w:hAnsi="TH SarabunPSK" w:cs="TH SarabunPSK"/>
-          <w:b/>
-          <w:bCs/>
-          <w:sz w:val="32"/>
-          <w:szCs w:val="32"/>
-        </w:rPr>
-        <w:t>2</w:t>
-      </w:r>
-      <w:r>
-        <w:rPr>
-          <w:rFonts w:ascii="TH SarabunPSK" w:hAnsi="TH SarabunPSK" w:cs="TH SarabunPSK"/>
-          <w:b/>
-          <w:bCs/>
-          <w:sz w:val="32"/>
-          <w:szCs w:val="32"/>
-        </w:rPr>
-        <w:t xml:space="preserve"> </w:t>
+          <w:cs/>
+        </w:rPr>
+        <w:t>ข้อกำหนดทั่วไปของระบบในโครงการ</w:t>
+      </w:r>
+      <w:r>
+        <w:rPr>
+          <w:rFonts w:ascii="TH SarabunPSK" w:hAnsi="TH SarabunPSK" w:cs="TH SarabunPSK"/>
+          <w:b/>
+          <w:bCs/>
+          <w:sz w:val="32"/>
+          <w:szCs w:val="32"/>
+        </w:rPr>
+        <w:t xml:space="preserve"> (</w:t>
       </w:r>
       <w:r>
         <w:rPr>
@@ -342,50 +343,7 @@
           <w:szCs w:val="32"/>
           <w:cs/>
         </w:rPr>
-        <w:t>ข้อกำหนดทั่วไปของระบบในโครงการ</w:t>
-      </w:r>
-      <w:r>
-        <w:rPr>
-          <w:rFonts w:ascii="TH SarabunPSK" w:hAnsi="TH SarabunPSK" w:cs="TH SarabunPSK"/>
-          <w:b/>
-          <w:bCs/>
-          <w:sz w:val="32"/>
-          <w:szCs w:val="32"/>
-        </w:rPr>
-        <w:t xml:space="preserve"> (</w:t>
-      </w:r>
-      <w:r>
-        <w:rPr>
-          <w:rFonts w:ascii="TH SarabunPSK" w:hAnsi="TH SarabunPSK" w:cs="TH SarabunPSK" w:hint="cs"/>
-          <w:b/>
-          <w:bCs/>
-          <w:sz w:val="32"/>
-          <w:szCs w:val="32"/>
-          <w:cs/>
-        </w:rPr>
-        <w:t>ด้าน</w:t>
-      </w:r>
-      <w:r>
-        <w:rPr>
-          <w:rFonts w:ascii="TH SarabunPSK" w:hAnsi="TH SarabunPSK" w:cs="TH SarabunPSK" w:hint="cs"/>
-          <w:b/>
-          <w:bCs/>
-          <w:sz w:val="32"/>
-          <w:szCs w:val="32"/>
-          <w:cs/>
-        </w:rPr>
-        <w:t>ฮาร์ด</w:t>
-      </w:r>
-      <w:r>
-        <w:rPr>
-          <w:rFonts w:ascii="TH SarabunPSK" w:hAnsi="TH SarabunPSK" w:cs="TH SarabunPSK" w:hint="cs"/>
-          <w:b/>
-          <w:bCs/>
-          <w:sz w:val="32"/>
-          <w:szCs w:val="32"/>
-          <w:cs/>
-        </w:rPr>
-        <w:t>แวร์</w:t>
+        <w:t>ด้านฮาร์ดแวร์</w:t>
       </w:r>
       <w:r>
         <w:rPr>
@@ -1197,27 +1155,15 @@
           <w:szCs w:val="32"/>
         </w:rPr>
       </w:pPr>
-      <w:proofErr w:type="spellStart"/>
-      <w:r>
-        <w:rPr>
-          <w:rFonts w:ascii="TH SarabunPSK" w:hAnsi="TH SarabunPSK" w:cs="TH SarabunPSK"/>
-          <w:color w:val="000000" w:themeColor="text1"/>
-          <w:sz w:val="32"/>
-          <w:szCs w:val="32"/>
-          <w:cs/>
-        </w:rPr>
-        <w:t>อัปเดต</w:t>
-      </w:r>
-      <w:proofErr w:type="spellEnd"/>
-      <w:r>
-        <w:rPr>
-          <w:rFonts w:ascii="TH SarabunPSK" w:hAnsi="TH SarabunPSK" w:cs="TH SarabunPSK"/>
-          <w:color w:val="000000" w:themeColor="text1"/>
-          <w:sz w:val="32"/>
-          <w:szCs w:val="32"/>
-          <w:cs/>
-        </w:rPr>
-        <w:t>สถานะถุงเลือดเป็น “พร้อมใช้งาน”</w:t>
+      <w:r>
+        <w:rPr>
+          <w:rFonts w:ascii="TH SarabunPSK" w:hAnsi="TH SarabunPSK" w:cs="TH SarabunPSK"/>
+          <w:color w:val="000000" w:themeColor="text1"/>
+          <w:sz w:val="32"/>
+          <w:szCs w:val="32"/>
+          <w:cs/>
+        </w:rPr>
+        <w:t>อัปเดตสถานะถุงเลือดเป็น “พร้อมใช้งาน”</w:t>
       </w:r>
     </w:p>
     <w:p>
@@ -1798,27 +1744,15 @@
           <w:szCs w:val="32"/>
         </w:rPr>
       </w:pPr>
-      <w:proofErr w:type="spellStart"/>
-      <w:r>
-        <w:rPr>
-          <w:rFonts w:ascii="TH SarabunPSK" w:hAnsi="TH SarabunPSK" w:cs="TH SarabunPSK"/>
-          <w:color w:val="000000" w:themeColor="text1"/>
-          <w:sz w:val="32"/>
-          <w:szCs w:val="32"/>
-          <w:cs/>
-        </w:rPr>
-        <w:t>อัปเดต</w:t>
-      </w:r>
-      <w:proofErr w:type="spellEnd"/>
-      <w:r>
-        <w:rPr>
-          <w:rFonts w:ascii="TH SarabunPSK" w:hAnsi="TH SarabunPSK" w:cs="TH SarabunPSK"/>
-          <w:color w:val="000000" w:themeColor="text1"/>
-          <w:sz w:val="32"/>
-          <w:szCs w:val="32"/>
-          <w:cs/>
-        </w:rPr>
-        <w:t>สถานะถุงเลือดเป็น “ใช้งานแล้ว”</w:t>
+      <w:r>
+        <w:rPr>
+          <w:rFonts w:ascii="TH SarabunPSK" w:hAnsi="TH SarabunPSK" w:cs="TH SarabunPSK"/>
+          <w:color w:val="000000" w:themeColor="text1"/>
+          <w:sz w:val="32"/>
+          <w:szCs w:val="32"/>
+          <w:cs/>
+        </w:rPr>
+        <w:t>อัปเดตสถานะถุงเลือดเป็น “ใช้งานแล้ว”</w:t>
       </w:r>
     </w:p>
     <w:p>
@@ -2012,27 +1946,15 @@
           <w:szCs w:val="32"/>
         </w:rPr>
       </w:pPr>
-      <w:proofErr w:type="spellStart"/>
-      <w:r>
-        <w:rPr>
-          <w:rFonts w:ascii="TH SarabunPSK" w:hAnsi="TH SarabunPSK" w:cs="TH SarabunPSK"/>
-          <w:color w:val="000000" w:themeColor="text1"/>
-          <w:sz w:val="32"/>
-          <w:szCs w:val="32"/>
-          <w:cs/>
-        </w:rPr>
-        <w:t>อัปเดต</w:t>
-      </w:r>
-      <w:proofErr w:type="spellEnd"/>
-      <w:r>
-        <w:rPr>
-          <w:rFonts w:ascii="TH SarabunPSK" w:hAnsi="TH SarabunPSK" w:cs="TH SarabunPSK"/>
-          <w:color w:val="000000" w:themeColor="text1"/>
-          <w:sz w:val="32"/>
-          <w:szCs w:val="32"/>
-          <w:cs/>
-        </w:rPr>
-        <w:t>สถานะถุงเลือดกลับเป็น “พร้อมใช้งาน”</w:t>
+      <w:r>
+        <w:rPr>
+          <w:rFonts w:ascii="TH SarabunPSK" w:hAnsi="TH SarabunPSK" w:cs="TH SarabunPSK"/>
+          <w:color w:val="000000" w:themeColor="text1"/>
+          <w:sz w:val="32"/>
+          <w:szCs w:val="32"/>
+          <w:cs/>
+        </w:rPr>
+        <w:t>อัปเดตสถานะถุงเลือดกลับเป็น “พร้อมใช้งาน”</w:t>
       </w:r>
     </w:p>
     <w:p>
@@ -4412,7 +4334,7 @@
           <w:bCs/>
           <w:sz w:val="32"/>
           <w:szCs w:val="32"/>
-          <w:lang w:val="en-TH"/>
+          <w:lang/>
         </w:rPr>
       </w:pPr>
       <w:r>
@@ -4451,18 +4373,7 @@
           <w:szCs w:val="32"/>
           <w:cs/>
         </w:rPr>
-        <w:t>แผน</w:t>
-      </w:r>
-      <w:r>
-        <w:rPr>
-          <w:rFonts w:ascii="TH SarabunPSK" w:hAnsi="TH SarabunPSK" w:cs="TH SarabunPSK" w:hint="cs"/>
-          <w:b/>
-          <w:bCs/>
-          <w:sz w:val="32"/>
-          <w:szCs w:val="32"/>
-          <w:cs/>
-        </w:rPr>
-        <w:t>การพัฒนา</w:t>
+        <w:t>แผนการพัฒนา</w:t>
       </w:r>
       <w:r>
         <w:rPr>
@@ -4662,6 +4573,2585 @@
         </w:rPr>
         <w:t>แผนการดำเนินงาน</w:t>
       </w:r>
+    </w:p>
+    <w:tbl>
+      <w:tblPr>
+        <w:tblStyle w:val="TableGrid"/>
+        <w:tblW w:w="9750" w:type="dxa"/>
+        <w:tblInd w:w="704" w:type="dxa"/>
+        <w:tblLayout w:type="fixed"/>
+        <w:tblLook w:val="04A0" w:firstRow="1" w:lastRow="0" w:firstColumn="1" w:lastColumn="0" w:noHBand="0" w:noVBand="1"/>
+      </w:tblPr>
+      <w:tblGrid>
+        <w:gridCol w:w="4076"/>
+        <w:gridCol w:w="246"/>
+        <w:gridCol w:w="236"/>
+        <w:gridCol w:w="236"/>
+        <w:gridCol w:w="236"/>
+        <w:gridCol w:w="236"/>
+        <w:gridCol w:w="236"/>
+        <w:gridCol w:w="236"/>
+        <w:gridCol w:w="236"/>
+        <w:gridCol w:w="236"/>
+        <w:gridCol w:w="236"/>
+        <w:gridCol w:w="236"/>
+        <w:gridCol w:w="236"/>
+        <w:gridCol w:w="236"/>
+        <w:gridCol w:w="236"/>
+        <w:gridCol w:w="236"/>
+        <w:gridCol w:w="228"/>
+        <w:gridCol w:w="8"/>
+        <w:gridCol w:w="236"/>
+        <w:gridCol w:w="236"/>
+        <w:gridCol w:w="236"/>
+        <w:gridCol w:w="236"/>
+        <w:gridCol w:w="236"/>
+        <w:gridCol w:w="236"/>
+        <w:gridCol w:w="236"/>
+        <w:gridCol w:w="236"/>
+      </w:tblGrid>
+      <w:tr>
+        <w:tc>
+          <w:tcPr>
+            <w:tcW w:w="9750" w:type="dxa"/>
+            <w:gridSpan w:val="26"/>
+          </w:tcPr>
+          <w:p>
+            <w:pPr>
+              <w:jc w:val="center"/>
+              <w:rPr>
+                <w:rFonts w:ascii="TH SarabunPSK" w:hAnsi="TH SarabunPSK" w:cs="TH SarabunPSK"/>
+                <w:b/>
+                <w:bCs/>
+                <w:sz w:val="32"/>
+                <w:szCs w:val="32"/>
+              </w:rPr>
+            </w:pPr>
+            <w:r>
+              <w:rPr>
+                <w:rFonts w:ascii="TH SarabunPSK" w:hAnsi="TH SarabunPSK" w:cs="TH SarabunPSK" w:hint="cs"/>
+                <w:b/>
+                <w:bCs/>
+                <w:sz w:val="32"/>
+                <w:szCs w:val="32"/>
+                <w:cs/>
+              </w:rPr>
+              <w:t>แผนการดำเนินงาน</w:t>
+            </w:r>
+          </w:p>
+        </w:tc>
+      </w:tr>
+      <w:tr>
+        <w:tc>
+          <w:tcPr>
+            <w:tcW w:w="4076" w:type="dxa"/>
+            <w:vMerge w:val="restart"/>
+            <w:vAlign w:val="center"/>
+          </w:tcPr>
+          <w:p>
+            <w:pPr>
+              <w:jc w:val="center"/>
+              <w:rPr>
+                <w:rFonts w:ascii="TH SarabunPSK" w:hAnsi="TH SarabunPSK" w:cs="TH SarabunPSK"/>
+                <w:b/>
+                <w:bCs/>
+                <w:sz w:val="32"/>
+                <w:szCs w:val="32"/>
+                <w:cs/>
+              </w:rPr>
+            </w:pPr>
+            <w:r>
+              <w:rPr>
+                <w:rFonts w:ascii="TH SarabunPSK" w:hAnsi="TH SarabunPSK" w:cs="TH SarabunPSK" w:hint="cs"/>
+                <w:b/>
+                <w:bCs/>
+                <w:sz w:val="32"/>
+                <w:szCs w:val="32"/>
+                <w:cs/>
+              </w:rPr>
+              <w:t>รายละเอียดการดำเนินงาน</w:t>
+            </w:r>
+          </w:p>
+        </w:tc>
+        <w:tc>
+          <w:tcPr>
+            <w:tcW w:w="5674" w:type="dxa"/>
+            <w:gridSpan w:val="25"/>
+          </w:tcPr>
+          <w:p>
+            <w:pPr>
+              <w:jc w:val="center"/>
+              <w:rPr>
+                <w:rFonts w:ascii="TH SarabunPSK" w:hAnsi="TH SarabunPSK" w:cs="TH SarabunPSK"/>
+                <w:b/>
+                <w:bCs/>
+                <w:sz w:val="32"/>
+                <w:szCs w:val="32"/>
+              </w:rPr>
+            </w:pPr>
+            <w:r>
+              <w:rPr>
+                <w:rFonts w:ascii="TH SarabunPSK" w:hAnsi="TH SarabunPSK" w:cs="TH SarabunPSK" w:hint="cs"/>
+                <w:b/>
+                <w:bCs/>
+                <w:sz w:val="32"/>
+                <w:szCs w:val="32"/>
+                <w:cs/>
+              </w:rPr>
+              <w:t>พ</w:t>
+            </w:r>
+            <w:r>
+              <w:rPr>
+                <w:rFonts w:ascii="TH SarabunPSK" w:hAnsi="TH SarabunPSK" w:cs="TH SarabunPSK"/>
+                <w:b/>
+                <w:bCs/>
+                <w:sz w:val="32"/>
+                <w:szCs w:val="32"/>
+              </w:rPr>
+              <w:t>.</w:t>
+            </w:r>
+            <w:r>
+              <w:rPr>
+                <w:rFonts w:ascii="TH SarabunPSK" w:hAnsi="TH SarabunPSK" w:cs="TH SarabunPSK" w:hint="cs"/>
+                <w:b/>
+                <w:bCs/>
+                <w:sz w:val="32"/>
+                <w:szCs w:val="32"/>
+                <w:cs/>
+              </w:rPr>
+              <w:t>ศ</w:t>
+            </w:r>
+            <w:r>
+              <w:rPr>
+                <w:rFonts w:ascii="TH SarabunPSK" w:hAnsi="TH SarabunPSK" w:cs="TH SarabunPSK"/>
+                <w:b/>
+                <w:bCs/>
+                <w:sz w:val="32"/>
+                <w:szCs w:val="32"/>
+              </w:rPr>
+              <w:t>. 2569</w:t>
+            </w:r>
+          </w:p>
+        </w:tc>
+      </w:tr>
+      <w:tr>
+        <w:tc>
+          <w:tcPr>
+            <w:tcW w:w="4076" w:type="dxa"/>
+            <w:vMerge/>
+          </w:tcPr>
+          <w:p>
+            <w:pPr>
+              <w:jc w:val="thaiDistribute"/>
+              <w:rPr>
+                <w:rFonts w:ascii="TH SarabunPSK" w:hAnsi="TH SarabunPSK" w:cs="TH SarabunPSK"/>
+                <w:b/>
+                <w:bCs/>
+                <w:sz w:val="32"/>
+                <w:szCs w:val="32"/>
+                <w:cs/>
+              </w:rPr>
+            </w:pPr>
+          </w:p>
+        </w:tc>
+        <w:tc>
+          <w:tcPr>
+            <w:tcW w:w="954" w:type="dxa"/>
+            <w:gridSpan w:val="4"/>
+          </w:tcPr>
+          <w:p>
+            <w:pPr>
+              <w:jc w:val="center"/>
+              <w:rPr>
+                <w:rFonts w:ascii="TH SarabunPSK" w:hAnsi="TH SarabunPSK" w:cs="TH SarabunPSK"/>
+                <w:b/>
+                <w:bCs/>
+                <w:szCs w:val="22"/>
+                <w:cs/>
+              </w:rPr>
+            </w:pPr>
+            <w:r>
+              <w:rPr>
+                <w:rFonts w:ascii="TH SarabunPSK" w:hAnsi="TH SarabunPSK" w:cs="TH SarabunPSK" w:hint="cs"/>
+                <w:b/>
+                <w:bCs/>
+                <w:szCs w:val="22"/>
+                <w:cs/>
+              </w:rPr>
+              <w:t>กรกฎาคม</w:t>
+            </w:r>
+          </w:p>
+        </w:tc>
+        <w:tc>
+          <w:tcPr>
+            <w:tcW w:w="944" w:type="dxa"/>
+            <w:gridSpan w:val="4"/>
+          </w:tcPr>
+          <w:p>
+            <w:pPr>
+              <w:jc w:val="center"/>
+              <w:rPr>
+                <w:rFonts w:ascii="TH SarabunPSK" w:hAnsi="TH SarabunPSK" w:cs="TH SarabunPSK"/>
+                <w:b/>
+                <w:bCs/>
+                <w:szCs w:val="22"/>
+              </w:rPr>
+            </w:pPr>
+            <w:r>
+              <w:rPr>
+                <w:rFonts w:ascii="TH SarabunPSK" w:hAnsi="TH SarabunPSK" w:cs="TH SarabunPSK" w:hint="cs"/>
+                <w:b/>
+                <w:bCs/>
+                <w:szCs w:val="22"/>
+                <w:cs/>
+              </w:rPr>
+              <w:t>สิงหาคม</w:t>
+            </w:r>
+          </w:p>
+        </w:tc>
+        <w:tc>
+          <w:tcPr>
+            <w:tcW w:w="944" w:type="dxa"/>
+            <w:gridSpan w:val="4"/>
+          </w:tcPr>
+          <w:p>
+            <w:pPr>
+              <w:jc w:val="center"/>
+              <w:rPr>
+                <w:rFonts w:ascii="TH SarabunPSK" w:hAnsi="TH SarabunPSK" w:cs="TH SarabunPSK"/>
+                <w:b/>
+                <w:bCs/>
+                <w:szCs w:val="22"/>
+              </w:rPr>
+            </w:pPr>
+            <w:r>
+              <w:rPr>
+                <w:rFonts w:ascii="TH SarabunPSK" w:hAnsi="TH SarabunPSK" w:cs="TH SarabunPSK" w:hint="cs"/>
+                <w:b/>
+                <w:bCs/>
+                <w:szCs w:val="22"/>
+                <w:cs/>
+              </w:rPr>
+              <w:t>กันยายน</w:t>
+            </w:r>
+          </w:p>
+        </w:tc>
+        <w:tc>
+          <w:tcPr>
+            <w:tcW w:w="936" w:type="dxa"/>
+            <w:gridSpan w:val="4"/>
+          </w:tcPr>
+          <w:p>
+            <w:pPr>
+              <w:jc w:val="center"/>
+              <w:rPr>
+                <w:rFonts w:ascii="TH SarabunPSK" w:hAnsi="TH SarabunPSK" w:cs="TH SarabunPSK"/>
+                <w:b/>
+                <w:bCs/>
+                <w:szCs w:val="22"/>
+              </w:rPr>
+            </w:pPr>
+            <w:r>
+              <w:rPr>
+                <w:rFonts w:ascii="TH SarabunPSK" w:hAnsi="TH SarabunPSK" w:cs="TH SarabunPSK" w:hint="cs"/>
+                <w:b/>
+                <w:bCs/>
+                <w:szCs w:val="22"/>
+                <w:cs/>
+              </w:rPr>
+              <w:t>ตุลาคม</w:t>
+            </w:r>
+          </w:p>
+        </w:tc>
+        <w:tc>
+          <w:tcPr>
+            <w:tcW w:w="952" w:type="dxa"/>
+            <w:gridSpan w:val="5"/>
+          </w:tcPr>
+          <w:p>
+            <w:pPr>
+              <w:jc w:val="center"/>
+              <w:rPr>
+                <w:rFonts w:ascii="TH SarabunPSK" w:hAnsi="TH SarabunPSK" w:cs="TH SarabunPSK"/>
+                <w:b/>
+                <w:bCs/>
+                <w:szCs w:val="22"/>
+              </w:rPr>
+            </w:pPr>
+            <w:r>
+              <w:rPr>
+                <w:rFonts w:ascii="TH SarabunPSK" w:hAnsi="TH SarabunPSK" w:cs="TH SarabunPSK" w:hint="cs"/>
+                <w:b/>
+                <w:bCs/>
+                <w:szCs w:val="22"/>
+                <w:cs/>
+              </w:rPr>
+              <w:t>พฤศจิกายน</w:t>
+            </w:r>
+          </w:p>
+        </w:tc>
+        <w:tc>
+          <w:tcPr>
+            <w:tcW w:w="944" w:type="dxa"/>
+            <w:gridSpan w:val="4"/>
+          </w:tcPr>
+          <w:p>
+            <w:pPr>
+              <w:jc w:val="center"/>
+              <w:rPr>
+                <w:rFonts w:ascii="TH SarabunPSK" w:hAnsi="TH SarabunPSK" w:cs="TH SarabunPSK"/>
+                <w:b/>
+                <w:bCs/>
+                <w:szCs w:val="22"/>
+              </w:rPr>
+            </w:pPr>
+            <w:r>
+              <w:rPr>
+                <w:rFonts w:ascii="TH SarabunPSK" w:hAnsi="TH SarabunPSK" w:cs="TH SarabunPSK" w:hint="cs"/>
+                <w:b/>
+                <w:bCs/>
+                <w:szCs w:val="22"/>
+                <w:cs/>
+              </w:rPr>
+              <w:t>ธันวาคม</w:t>
+            </w:r>
+          </w:p>
+        </w:tc>
+      </w:tr>
+      <w:tr>
+        <w:tc>
+          <w:tcPr>
+            <w:tcW w:w="4076" w:type="dxa"/>
+          </w:tcPr>
+          <w:p>
+            <w:pPr>
+              <w:jc w:val="thaiDistribute"/>
+              <w:rPr>
+                <w:rFonts w:ascii="TH SarabunPSK" w:hAnsi="TH SarabunPSK" w:cs="TH SarabunPSK"/>
+                <w:sz w:val="32"/>
+                <w:szCs w:val="32"/>
+              </w:rPr>
+            </w:pPr>
+            <w:r>
+              <w:rPr>
+                <w:rFonts w:ascii="TH SarabunPSK" w:hAnsi="TH SarabunPSK" w:cs="TH SarabunPSK" w:hint="cs"/>
+                <w:sz w:val="32"/>
+                <w:szCs w:val="32"/>
+                <w:cs/>
+              </w:rPr>
+              <w:t>จัดทำเอกสารเสนอโครงการ</w:t>
+            </w:r>
+          </w:p>
+          <w:p>
+            <w:pPr>
+              <w:jc w:val="thaiDistribute"/>
+              <w:rPr>
+                <w:rFonts w:ascii="TH SarabunPSK" w:hAnsi="TH SarabunPSK" w:cs="TH SarabunPSK"/>
+                <w:sz w:val="32"/>
+                <w:szCs w:val="32"/>
+                <w:cs/>
+              </w:rPr>
+            </w:pPr>
+            <w:r>
+              <w:rPr>
+                <w:rFonts w:ascii="TH SarabunPSK" w:hAnsi="TH SarabunPSK" w:cs="TH SarabunPSK" w:hint="cs"/>
+                <w:sz w:val="32"/>
+                <w:szCs w:val="32"/>
+                <w:cs/>
+              </w:rPr>
+              <w:t>และเก็บความต้องการใช้งานระบบ</w:t>
+            </w:r>
+          </w:p>
+        </w:tc>
+        <w:tc>
+          <w:tcPr>
+            <w:tcW w:w="246" w:type="dxa"/>
+          </w:tcPr>
+          <w:p>
+            <w:pPr>
+              <w:jc w:val="thaiDistribute"/>
+              <w:rPr>
+                <w:rFonts w:ascii="TH SarabunPSK" w:hAnsi="TH SarabunPSK" w:cs="TH SarabunPSK"/>
+                <w:b/>
+                <w:bCs/>
+                <w:sz w:val="32"/>
+                <w:szCs w:val="32"/>
+              </w:rPr>
+            </w:pPr>
+          </w:p>
+        </w:tc>
+        <w:tc>
+          <w:tcPr>
+            <w:tcW w:w="236" w:type="dxa"/>
+          </w:tcPr>
+          <w:p>
+            <w:pPr>
+              <w:jc w:val="thaiDistribute"/>
+              <w:rPr>
+                <w:rFonts w:ascii="TH SarabunPSK" w:hAnsi="TH SarabunPSK" w:cs="TH SarabunPSK"/>
+                <w:b/>
+                <w:bCs/>
+                <w:sz w:val="32"/>
+                <w:szCs w:val="32"/>
+              </w:rPr>
+            </w:pPr>
+          </w:p>
+        </w:tc>
+        <w:tc>
+          <w:tcPr>
+            <w:tcW w:w="236" w:type="dxa"/>
+          </w:tcPr>
+          <w:p>
+            <w:pPr>
+              <w:jc w:val="thaiDistribute"/>
+              <w:rPr>
+                <w:rFonts w:ascii="TH SarabunPSK" w:hAnsi="TH SarabunPSK" w:cs="TH SarabunPSK"/>
+                <w:b/>
+                <w:bCs/>
+                <w:sz w:val="32"/>
+                <w:szCs w:val="32"/>
+              </w:rPr>
+            </w:pPr>
+          </w:p>
+        </w:tc>
+        <w:tc>
+          <w:tcPr>
+            <w:tcW w:w="236" w:type="dxa"/>
+          </w:tcPr>
+          <w:p>
+            <w:pPr>
+              <w:jc w:val="thaiDistribute"/>
+              <w:rPr>
+                <w:rFonts w:ascii="TH SarabunPSK" w:hAnsi="TH SarabunPSK" w:cs="TH SarabunPSK"/>
+                <w:b/>
+                <w:bCs/>
+                <w:sz w:val="32"/>
+                <w:szCs w:val="32"/>
+              </w:rPr>
+            </w:pPr>
+          </w:p>
+        </w:tc>
+        <w:tc>
+          <w:tcPr>
+            <w:tcW w:w="236" w:type="dxa"/>
+          </w:tcPr>
+          <w:p>
+            <w:pPr>
+              <w:jc w:val="thaiDistribute"/>
+              <w:rPr>
+                <w:rFonts w:ascii="TH SarabunPSK" w:hAnsi="TH SarabunPSK" w:cs="TH SarabunPSK"/>
+                <w:b/>
+                <w:bCs/>
+                <w:sz w:val="32"/>
+                <w:szCs w:val="32"/>
+              </w:rPr>
+            </w:pPr>
+          </w:p>
+        </w:tc>
+        <w:tc>
+          <w:tcPr>
+            <w:tcW w:w="236" w:type="dxa"/>
+          </w:tcPr>
+          <w:p>
+            <w:pPr>
+              <w:jc w:val="thaiDistribute"/>
+              <w:rPr>
+                <w:rFonts w:ascii="TH SarabunPSK" w:hAnsi="TH SarabunPSK" w:cs="TH SarabunPSK"/>
+                <w:b/>
+                <w:bCs/>
+                <w:sz w:val="32"/>
+                <w:szCs w:val="32"/>
+              </w:rPr>
+            </w:pPr>
+          </w:p>
+        </w:tc>
+        <w:tc>
+          <w:tcPr>
+            <w:tcW w:w="236" w:type="dxa"/>
+          </w:tcPr>
+          <w:p>
+            <w:pPr>
+              <w:jc w:val="thaiDistribute"/>
+              <w:rPr>
+                <w:rFonts w:ascii="TH SarabunPSK" w:hAnsi="TH SarabunPSK" w:cs="TH SarabunPSK"/>
+                <w:b/>
+                <w:bCs/>
+                <w:sz w:val="32"/>
+                <w:szCs w:val="32"/>
+              </w:rPr>
+            </w:pPr>
+          </w:p>
+        </w:tc>
+        <w:tc>
+          <w:tcPr>
+            <w:tcW w:w="236" w:type="dxa"/>
+          </w:tcPr>
+          <w:p>
+            <w:pPr>
+              <w:jc w:val="thaiDistribute"/>
+              <w:rPr>
+                <w:rFonts w:ascii="TH SarabunPSK" w:hAnsi="TH SarabunPSK" w:cs="TH SarabunPSK"/>
+                <w:b/>
+                <w:bCs/>
+                <w:sz w:val="32"/>
+                <w:szCs w:val="32"/>
+              </w:rPr>
+            </w:pPr>
+          </w:p>
+        </w:tc>
+        <w:tc>
+          <w:tcPr>
+            <w:tcW w:w="236" w:type="dxa"/>
+          </w:tcPr>
+          <w:p>
+            <w:pPr>
+              <w:jc w:val="thaiDistribute"/>
+              <w:rPr>
+                <w:rFonts w:ascii="TH SarabunPSK" w:hAnsi="TH SarabunPSK" w:cs="TH SarabunPSK"/>
+                <w:b/>
+                <w:bCs/>
+                <w:sz w:val="32"/>
+                <w:szCs w:val="32"/>
+              </w:rPr>
+            </w:pPr>
+          </w:p>
+        </w:tc>
+        <w:tc>
+          <w:tcPr>
+            <w:tcW w:w="236" w:type="dxa"/>
+          </w:tcPr>
+          <w:p>
+            <w:pPr>
+              <w:jc w:val="thaiDistribute"/>
+              <w:rPr>
+                <w:rFonts w:ascii="TH SarabunPSK" w:hAnsi="TH SarabunPSK" w:cs="TH SarabunPSK"/>
+                <w:b/>
+                <w:bCs/>
+                <w:sz w:val="32"/>
+                <w:szCs w:val="32"/>
+              </w:rPr>
+            </w:pPr>
+          </w:p>
+        </w:tc>
+        <w:tc>
+          <w:tcPr>
+            <w:tcW w:w="236" w:type="dxa"/>
+          </w:tcPr>
+          <w:p>
+            <w:pPr>
+              <w:jc w:val="thaiDistribute"/>
+              <w:rPr>
+                <w:rFonts w:ascii="TH SarabunPSK" w:hAnsi="TH SarabunPSK" w:cs="TH SarabunPSK"/>
+                <w:b/>
+                <w:bCs/>
+                <w:sz w:val="32"/>
+                <w:szCs w:val="32"/>
+              </w:rPr>
+            </w:pPr>
+          </w:p>
+        </w:tc>
+        <w:tc>
+          <w:tcPr>
+            <w:tcW w:w="236" w:type="dxa"/>
+          </w:tcPr>
+          <w:p>
+            <w:pPr>
+              <w:jc w:val="thaiDistribute"/>
+              <w:rPr>
+                <w:rFonts w:ascii="TH SarabunPSK" w:hAnsi="TH SarabunPSK" w:cs="TH SarabunPSK"/>
+                <w:b/>
+                <w:bCs/>
+                <w:sz w:val="32"/>
+                <w:szCs w:val="32"/>
+              </w:rPr>
+            </w:pPr>
+          </w:p>
+        </w:tc>
+        <w:tc>
+          <w:tcPr>
+            <w:tcW w:w="236" w:type="dxa"/>
+          </w:tcPr>
+          <w:p>
+            <w:pPr>
+              <w:jc w:val="thaiDistribute"/>
+              <w:rPr>
+                <w:rFonts w:ascii="TH SarabunPSK" w:hAnsi="TH SarabunPSK" w:cs="TH SarabunPSK"/>
+                <w:b/>
+                <w:bCs/>
+                <w:sz w:val="32"/>
+                <w:szCs w:val="32"/>
+              </w:rPr>
+            </w:pPr>
+          </w:p>
+        </w:tc>
+        <w:tc>
+          <w:tcPr>
+            <w:tcW w:w="236" w:type="dxa"/>
+          </w:tcPr>
+          <w:p>
+            <w:pPr>
+              <w:jc w:val="thaiDistribute"/>
+              <w:rPr>
+                <w:rFonts w:ascii="TH SarabunPSK" w:hAnsi="TH SarabunPSK" w:cs="TH SarabunPSK"/>
+                <w:b/>
+                <w:bCs/>
+                <w:sz w:val="32"/>
+                <w:szCs w:val="32"/>
+              </w:rPr>
+            </w:pPr>
+          </w:p>
+        </w:tc>
+        <w:tc>
+          <w:tcPr>
+            <w:tcW w:w="236" w:type="dxa"/>
+          </w:tcPr>
+          <w:p>
+            <w:pPr>
+              <w:jc w:val="thaiDistribute"/>
+              <w:rPr>
+                <w:rFonts w:ascii="TH SarabunPSK" w:hAnsi="TH SarabunPSK" w:cs="TH SarabunPSK"/>
+                <w:b/>
+                <w:bCs/>
+                <w:sz w:val="32"/>
+                <w:szCs w:val="32"/>
+              </w:rPr>
+            </w:pPr>
+          </w:p>
+        </w:tc>
+        <w:tc>
+          <w:tcPr>
+            <w:tcW w:w="236" w:type="dxa"/>
+            <w:gridSpan w:val="2"/>
+          </w:tcPr>
+          <w:p>
+            <w:pPr>
+              <w:jc w:val="thaiDistribute"/>
+              <w:rPr>
+                <w:rFonts w:ascii="TH SarabunPSK" w:hAnsi="TH SarabunPSK" w:cs="TH SarabunPSK"/>
+                <w:b/>
+                <w:bCs/>
+                <w:sz w:val="32"/>
+                <w:szCs w:val="32"/>
+              </w:rPr>
+            </w:pPr>
+          </w:p>
+        </w:tc>
+        <w:tc>
+          <w:tcPr>
+            <w:tcW w:w="236" w:type="dxa"/>
+          </w:tcPr>
+          <w:p>
+            <w:pPr>
+              <w:jc w:val="thaiDistribute"/>
+              <w:rPr>
+                <w:rFonts w:ascii="TH SarabunPSK" w:hAnsi="TH SarabunPSK" w:cs="TH SarabunPSK"/>
+                <w:b/>
+                <w:bCs/>
+                <w:sz w:val="32"/>
+                <w:szCs w:val="32"/>
+              </w:rPr>
+            </w:pPr>
+          </w:p>
+        </w:tc>
+        <w:tc>
+          <w:tcPr>
+            <w:tcW w:w="236" w:type="dxa"/>
+          </w:tcPr>
+          <w:p>
+            <w:pPr>
+              <w:jc w:val="thaiDistribute"/>
+              <w:rPr>
+                <w:rFonts w:ascii="TH SarabunPSK" w:hAnsi="TH SarabunPSK" w:cs="TH SarabunPSK"/>
+                <w:b/>
+                <w:bCs/>
+                <w:sz w:val="32"/>
+                <w:szCs w:val="32"/>
+              </w:rPr>
+            </w:pPr>
+          </w:p>
+        </w:tc>
+        <w:tc>
+          <w:tcPr>
+            <w:tcW w:w="236" w:type="dxa"/>
+          </w:tcPr>
+          <w:p>
+            <w:pPr>
+              <w:jc w:val="thaiDistribute"/>
+              <w:rPr>
+                <w:rFonts w:ascii="TH SarabunPSK" w:hAnsi="TH SarabunPSK" w:cs="TH SarabunPSK"/>
+                <w:b/>
+                <w:bCs/>
+                <w:sz w:val="32"/>
+                <w:szCs w:val="32"/>
+              </w:rPr>
+            </w:pPr>
+          </w:p>
+        </w:tc>
+        <w:tc>
+          <w:tcPr>
+            <w:tcW w:w="236" w:type="dxa"/>
+          </w:tcPr>
+          <w:p>
+            <w:pPr>
+              <w:jc w:val="thaiDistribute"/>
+              <w:rPr>
+                <w:rFonts w:ascii="TH SarabunPSK" w:hAnsi="TH SarabunPSK" w:cs="TH SarabunPSK"/>
+                <w:b/>
+                <w:bCs/>
+                <w:sz w:val="32"/>
+                <w:szCs w:val="32"/>
+              </w:rPr>
+            </w:pPr>
+          </w:p>
+        </w:tc>
+        <w:tc>
+          <w:tcPr>
+            <w:tcW w:w="236" w:type="dxa"/>
+          </w:tcPr>
+          <w:p>
+            <w:pPr>
+              <w:jc w:val="thaiDistribute"/>
+              <w:rPr>
+                <w:rFonts w:ascii="TH SarabunPSK" w:hAnsi="TH SarabunPSK" w:cs="TH SarabunPSK"/>
+                <w:b/>
+                <w:bCs/>
+                <w:sz w:val="32"/>
+                <w:szCs w:val="32"/>
+              </w:rPr>
+            </w:pPr>
+          </w:p>
+        </w:tc>
+        <w:tc>
+          <w:tcPr>
+            <w:tcW w:w="236" w:type="dxa"/>
+          </w:tcPr>
+          <w:p>
+            <w:pPr>
+              <w:jc w:val="thaiDistribute"/>
+              <w:rPr>
+                <w:rFonts w:ascii="TH SarabunPSK" w:hAnsi="TH SarabunPSK" w:cs="TH SarabunPSK"/>
+                <w:b/>
+                <w:bCs/>
+                <w:sz w:val="32"/>
+                <w:szCs w:val="32"/>
+              </w:rPr>
+            </w:pPr>
+          </w:p>
+        </w:tc>
+        <w:tc>
+          <w:tcPr>
+            <w:tcW w:w="236" w:type="dxa"/>
+          </w:tcPr>
+          <w:p>
+            <w:pPr>
+              <w:jc w:val="thaiDistribute"/>
+              <w:rPr>
+                <w:rFonts w:ascii="TH SarabunPSK" w:hAnsi="TH SarabunPSK" w:cs="TH SarabunPSK"/>
+                <w:b/>
+                <w:bCs/>
+                <w:sz w:val="32"/>
+                <w:szCs w:val="32"/>
+              </w:rPr>
+            </w:pPr>
+          </w:p>
+        </w:tc>
+        <w:tc>
+          <w:tcPr>
+            <w:tcW w:w="236" w:type="dxa"/>
+          </w:tcPr>
+          <w:p>
+            <w:pPr>
+              <w:jc w:val="thaiDistribute"/>
+              <w:rPr>
+                <w:rFonts w:ascii="TH SarabunPSK" w:hAnsi="TH SarabunPSK" w:cs="TH SarabunPSK"/>
+                <w:b/>
+                <w:bCs/>
+                <w:sz w:val="32"/>
+                <w:szCs w:val="32"/>
+              </w:rPr>
+            </w:pPr>
+          </w:p>
+        </w:tc>
+      </w:tr>
+      <w:tr>
+        <w:tc>
+          <w:tcPr>
+            <w:tcW w:w="4076" w:type="dxa"/>
+          </w:tcPr>
+          <w:p>
+            <w:pPr>
+              <w:jc w:val="thaiDistribute"/>
+              <w:rPr>
+                <w:rFonts w:ascii="TH SarabunPSK" w:hAnsi="TH SarabunPSK" w:cs="TH SarabunPSK"/>
+                <w:sz w:val="32"/>
+                <w:szCs w:val="32"/>
+              </w:rPr>
+            </w:pPr>
+            <w:r>
+              <w:rPr>
+                <w:rFonts w:ascii="TH SarabunPSK" w:hAnsi="TH SarabunPSK" w:cs="TH SarabunPSK" w:hint="cs"/>
+                <w:sz w:val="32"/>
+                <w:szCs w:val="32"/>
+                <w:cs/>
+              </w:rPr>
+              <w:t>วางแผนโครงการ</w:t>
+            </w:r>
+          </w:p>
+          <w:p>
+            <w:pPr>
+              <w:jc w:val="thaiDistribute"/>
+              <w:rPr>
+                <w:rFonts w:ascii="TH SarabunPSK" w:hAnsi="TH SarabunPSK" w:cs="TH SarabunPSK"/>
+                <w:sz w:val="32"/>
+                <w:szCs w:val="32"/>
+              </w:rPr>
+            </w:pPr>
+            <w:r>
+              <w:rPr>
+                <w:rFonts w:ascii="TH SarabunPSK" w:hAnsi="TH SarabunPSK" w:cs="TH SarabunPSK" w:hint="cs"/>
+                <w:sz w:val="32"/>
+                <w:szCs w:val="32"/>
+                <w:cs/>
+              </w:rPr>
+              <w:t>พร้อมทั้งกำหนดเป้าหมายและขอบเขต</w:t>
+            </w:r>
+          </w:p>
+        </w:tc>
+        <w:tc>
+          <w:tcPr>
+            <w:tcW w:w="246" w:type="dxa"/>
+          </w:tcPr>
+          <w:p>
+            <w:pPr>
+              <w:jc w:val="thaiDistribute"/>
+              <w:rPr>
+                <w:rFonts w:ascii="TH SarabunPSK" w:hAnsi="TH SarabunPSK" w:cs="TH SarabunPSK"/>
+                <w:b/>
+                <w:bCs/>
+                <w:sz w:val="32"/>
+                <w:szCs w:val="32"/>
+              </w:rPr>
+            </w:pPr>
+          </w:p>
+        </w:tc>
+        <w:tc>
+          <w:tcPr>
+            <w:tcW w:w="236" w:type="dxa"/>
+          </w:tcPr>
+          <w:p>
+            <w:pPr>
+              <w:jc w:val="thaiDistribute"/>
+              <w:rPr>
+                <w:rFonts w:ascii="TH SarabunPSK" w:hAnsi="TH SarabunPSK" w:cs="TH SarabunPSK"/>
+                <w:b/>
+                <w:bCs/>
+                <w:sz w:val="32"/>
+                <w:szCs w:val="32"/>
+              </w:rPr>
+            </w:pPr>
+          </w:p>
+        </w:tc>
+        <w:tc>
+          <w:tcPr>
+            <w:tcW w:w="236" w:type="dxa"/>
+          </w:tcPr>
+          <w:p>
+            <w:pPr>
+              <w:jc w:val="thaiDistribute"/>
+              <w:rPr>
+                <w:rFonts w:ascii="TH SarabunPSK" w:hAnsi="TH SarabunPSK" w:cs="TH SarabunPSK"/>
+                <w:b/>
+                <w:bCs/>
+                <w:sz w:val="32"/>
+                <w:szCs w:val="32"/>
+              </w:rPr>
+            </w:pPr>
+          </w:p>
+        </w:tc>
+        <w:tc>
+          <w:tcPr>
+            <w:tcW w:w="236" w:type="dxa"/>
+          </w:tcPr>
+          <w:p>
+            <w:pPr>
+              <w:jc w:val="thaiDistribute"/>
+              <w:rPr>
+                <w:rFonts w:ascii="TH SarabunPSK" w:hAnsi="TH SarabunPSK" w:cs="TH SarabunPSK"/>
+                <w:b/>
+                <w:bCs/>
+                <w:sz w:val="32"/>
+                <w:szCs w:val="32"/>
+              </w:rPr>
+            </w:pPr>
+          </w:p>
+        </w:tc>
+        <w:tc>
+          <w:tcPr>
+            <w:tcW w:w="236" w:type="dxa"/>
+          </w:tcPr>
+          <w:p>
+            <w:pPr>
+              <w:jc w:val="thaiDistribute"/>
+              <w:rPr>
+                <w:rFonts w:ascii="TH SarabunPSK" w:hAnsi="TH SarabunPSK" w:cs="TH SarabunPSK"/>
+                <w:b/>
+                <w:bCs/>
+                <w:sz w:val="32"/>
+                <w:szCs w:val="32"/>
+              </w:rPr>
+            </w:pPr>
+          </w:p>
+        </w:tc>
+        <w:tc>
+          <w:tcPr>
+            <w:tcW w:w="236" w:type="dxa"/>
+          </w:tcPr>
+          <w:p>
+            <w:pPr>
+              <w:jc w:val="thaiDistribute"/>
+              <w:rPr>
+                <w:rFonts w:ascii="TH SarabunPSK" w:hAnsi="TH SarabunPSK" w:cs="TH SarabunPSK"/>
+                <w:b/>
+                <w:bCs/>
+                <w:sz w:val="32"/>
+                <w:szCs w:val="32"/>
+              </w:rPr>
+            </w:pPr>
+          </w:p>
+        </w:tc>
+        <w:tc>
+          <w:tcPr>
+            <w:tcW w:w="236" w:type="dxa"/>
+          </w:tcPr>
+          <w:p>
+            <w:pPr>
+              <w:jc w:val="thaiDistribute"/>
+              <w:rPr>
+                <w:rFonts w:ascii="TH SarabunPSK" w:hAnsi="TH SarabunPSK" w:cs="TH SarabunPSK"/>
+                <w:b/>
+                <w:bCs/>
+                <w:sz w:val="32"/>
+                <w:szCs w:val="32"/>
+              </w:rPr>
+            </w:pPr>
+          </w:p>
+        </w:tc>
+        <w:tc>
+          <w:tcPr>
+            <w:tcW w:w="236" w:type="dxa"/>
+          </w:tcPr>
+          <w:p>
+            <w:pPr>
+              <w:jc w:val="thaiDistribute"/>
+              <w:rPr>
+                <w:rFonts w:ascii="TH SarabunPSK" w:hAnsi="TH SarabunPSK" w:cs="TH SarabunPSK"/>
+                <w:b/>
+                <w:bCs/>
+                <w:sz w:val="32"/>
+                <w:szCs w:val="32"/>
+              </w:rPr>
+            </w:pPr>
+          </w:p>
+        </w:tc>
+        <w:tc>
+          <w:tcPr>
+            <w:tcW w:w="236" w:type="dxa"/>
+          </w:tcPr>
+          <w:p>
+            <w:pPr>
+              <w:jc w:val="thaiDistribute"/>
+              <w:rPr>
+                <w:rFonts w:ascii="TH SarabunPSK" w:hAnsi="TH SarabunPSK" w:cs="TH SarabunPSK"/>
+                <w:b/>
+                <w:bCs/>
+                <w:sz w:val="32"/>
+                <w:szCs w:val="32"/>
+              </w:rPr>
+            </w:pPr>
+          </w:p>
+        </w:tc>
+        <w:tc>
+          <w:tcPr>
+            <w:tcW w:w="236" w:type="dxa"/>
+          </w:tcPr>
+          <w:p>
+            <w:pPr>
+              <w:jc w:val="thaiDistribute"/>
+              <w:rPr>
+                <w:rFonts w:ascii="TH SarabunPSK" w:hAnsi="TH SarabunPSK" w:cs="TH SarabunPSK"/>
+                <w:b/>
+                <w:bCs/>
+                <w:sz w:val="32"/>
+                <w:szCs w:val="32"/>
+              </w:rPr>
+            </w:pPr>
+          </w:p>
+        </w:tc>
+        <w:tc>
+          <w:tcPr>
+            <w:tcW w:w="236" w:type="dxa"/>
+          </w:tcPr>
+          <w:p>
+            <w:pPr>
+              <w:jc w:val="thaiDistribute"/>
+              <w:rPr>
+                <w:rFonts w:ascii="TH SarabunPSK" w:hAnsi="TH SarabunPSK" w:cs="TH SarabunPSK"/>
+                <w:b/>
+                <w:bCs/>
+                <w:sz w:val="32"/>
+                <w:szCs w:val="32"/>
+              </w:rPr>
+            </w:pPr>
+          </w:p>
+        </w:tc>
+        <w:tc>
+          <w:tcPr>
+            <w:tcW w:w="236" w:type="dxa"/>
+          </w:tcPr>
+          <w:p>
+            <w:pPr>
+              <w:jc w:val="thaiDistribute"/>
+              <w:rPr>
+                <w:rFonts w:ascii="TH SarabunPSK" w:hAnsi="TH SarabunPSK" w:cs="TH SarabunPSK"/>
+                <w:b/>
+                <w:bCs/>
+                <w:sz w:val="32"/>
+                <w:szCs w:val="32"/>
+              </w:rPr>
+            </w:pPr>
+          </w:p>
+        </w:tc>
+        <w:tc>
+          <w:tcPr>
+            <w:tcW w:w="236" w:type="dxa"/>
+          </w:tcPr>
+          <w:p>
+            <w:pPr>
+              <w:jc w:val="thaiDistribute"/>
+              <w:rPr>
+                <w:rFonts w:ascii="TH SarabunPSK" w:hAnsi="TH SarabunPSK" w:cs="TH SarabunPSK"/>
+                <w:b/>
+                <w:bCs/>
+                <w:sz w:val="32"/>
+                <w:szCs w:val="32"/>
+              </w:rPr>
+            </w:pPr>
+          </w:p>
+        </w:tc>
+        <w:tc>
+          <w:tcPr>
+            <w:tcW w:w="236" w:type="dxa"/>
+          </w:tcPr>
+          <w:p>
+            <w:pPr>
+              <w:jc w:val="thaiDistribute"/>
+              <w:rPr>
+                <w:rFonts w:ascii="TH SarabunPSK" w:hAnsi="TH SarabunPSK" w:cs="TH SarabunPSK"/>
+                <w:b/>
+                <w:bCs/>
+                <w:sz w:val="32"/>
+                <w:szCs w:val="32"/>
+              </w:rPr>
+            </w:pPr>
+          </w:p>
+        </w:tc>
+        <w:tc>
+          <w:tcPr>
+            <w:tcW w:w="236" w:type="dxa"/>
+          </w:tcPr>
+          <w:p>
+            <w:pPr>
+              <w:jc w:val="thaiDistribute"/>
+              <w:rPr>
+                <w:rFonts w:ascii="TH SarabunPSK" w:hAnsi="TH SarabunPSK" w:cs="TH SarabunPSK"/>
+                <w:b/>
+                <w:bCs/>
+                <w:sz w:val="32"/>
+                <w:szCs w:val="32"/>
+              </w:rPr>
+            </w:pPr>
+          </w:p>
+        </w:tc>
+        <w:tc>
+          <w:tcPr>
+            <w:tcW w:w="236" w:type="dxa"/>
+            <w:gridSpan w:val="2"/>
+          </w:tcPr>
+          <w:p>
+            <w:pPr>
+              <w:jc w:val="thaiDistribute"/>
+              <w:rPr>
+                <w:rFonts w:ascii="TH SarabunPSK" w:hAnsi="TH SarabunPSK" w:cs="TH SarabunPSK"/>
+                <w:b/>
+                <w:bCs/>
+                <w:sz w:val="32"/>
+                <w:szCs w:val="32"/>
+              </w:rPr>
+            </w:pPr>
+          </w:p>
+        </w:tc>
+        <w:tc>
+          <w:tcPr>
+            <w:tcW w:w="236" w:type="dxa"/>
+          </w:tcPr>
+          <w:p>
+            <w:pPr>
+              <w:jc w:val="thaiDistribute"/>
+              <w:rPr>
+                <w:rFonts w:ascii="TH SarabunPSK" w:hAnsi="TH SarabunPSK" w:cs="TH SarabunPSK"/>
+                <w:b/>
+                <w:bCs/>
+                <w:sz w:val="32"/>
+                <w:szCs w:val="32"/>
+              </w:rPr>
+            </w:pPr>
+          </w:p>
+        </w:tc>
+        <w:tc>
+          <w:tcPr>
+            <w:tcW w:w="236" w:type="dxa"/>
+          </w:tcPr>
+          <w:p>
+            <w:pPr>
+              <w:jc w:val="thaiDistribute"/>
+              <w:rPr>
+                <w:rFonts w:ascii="TH SarabunPSK" w:hAnsi="TH SarabunPSK" w:cs="TH SarabunPSK"/>
+                <w:b/>
+                <w:bCs/>
+                <w:sz w:val="32"/>
+                <w:szCs w:val="32"/>
+              </w:rPr>
+            </w:pPr>
+          </w:p>
+        </w:tc>
+        <w:tc>
+          <w:tcPr>
+            <w:tcW w:w="236" w:type="dxa"/>
+          </w:tcPr>
+          <w:p>
+            <w:pPr>
+              <w:jc w:val="thaiDistribute"/>
+              <w:rPr>
+                <w:rFonts w:ascii="TH SarabunPSK" w:hAnsi="TH SarabunPSK" w:cs="TH SarabunPSK"/>
+                <w:b/>
+                <w:bCs/>
+                <w:sz w:val="32"/>
+                <w:szCs w:val="32"/>
+              </w:rPr>
+            </w:pPr>
+          </w:p>
+        </w:tc>
+        <w:tc>
+          <w:tcPr>
+            <w:tcW w:w="236" w:type="dxa"/>
+          </w:tcPr>
+          <w:p>
+            <w:pPr>
+              <w:jc w:val="thaiDistribute"/>
+              <w:rPr>
+                <w:rFonts w:ascii="TH SarabunPSK" w:hAnsi="TH SarabunPSK" w:cs="TH SarabunPSK"/>
+                <w:b/>
+                <w:bCs/>
+                <w:sz w:val="32"/>
+                <w:szCs w:val="32"/>
+              </w:rPr>
+            </w:pPr>
+          </w:p>
+        </w:tc>
+        <w:tc>
+          <w:tcPr>
+            <w:tcW w:w="236" w:type="dxa"/>
+          </w:tcPr>
+          <w:p>
+            <w:pPr>
+              <w:jc w:val="thaiDistribute"/>
+              <w:rPr>
+                <w:rFonts w:ascii="TH SarabunPSK" w:hAnsi="TH SarabunPSK" w:cs="TH SarabunPSK"/>
+                <w:b/>
+                <w:bCs/>
+                <w:sz w:val="32"/>
+                <w:szCs w:val="32"/>
+              </w:rPr>
+            </w:pPr>
+          </w:p>
+        </w:tc>
+        <w:tc>
+          <w:tcPr>
+            <w:tcW w:w="236" w:type="dxa"/>
+          </w:tcPr>
+          <w:p>
+            <w:pPr>
+              <w:jc w:val="thaiDistribute"/>
+              <w:rPr>
+                <w:rFonts w:ascii="TH SarabunPSK" w:hAnsi="TH SarabunPSK" w:cs="TH SarabunPSK"/>
+                <w:b/>
+                <w:bCs/>
+                <w:sz w:val="32"/>
+                <w:szCs w:val="32"/>
+              </w:rPr>
+            </w:pPr>
+          </w:p>
+        </w:tc>
+        <w:tc>
+          <w:tcPr>
+            <w:tcW w:w="236" w:type="dxa"/>
+          </w:tcPr>
+          <w:p>
+            <w:pPr>
+              <w:jc w:val="thaiDistribute"/>
+              <w:rPr>
+                <w:rFonts w:ascii="TH SarabunPSK" w:hAnsi="TH SarabunPSK" w:cs="TH SarabunPSK"/>
+                <w:b/>
+                <w:bCs/>
+                <w:sz w:val="32"/>
+                <w:szCs w:val="32"/>
+              </w:rPr>
+            </w:pPr>
+          </w:p>
+        </w:tc>
+        <w:tc>
+          <w:tcPr>
+            <w:tcW w:w="236" w:type="dxa"/>
+          </w:tcPr>
+          <w:p>
+            <w:pPr>
+              <w:jc w:val="thaiDistribute"/>
+              <w:rPr>
+                <w:rFonts w:ascii="TH SarabunPSK" w:hAnsi="TH SarabunPSK" w:cs="TH SarabunPSK"/>
+                <w:b/>
+                <w:bCs/>
+                <w:sz w:val="32"/>
+                <w:szCs w:val="32"/>
+              </w:rPr>
+            </w:pPr>
+          </w:p>
+        </w:tc>
+      </w:tr>
+      <w:tr>
+        <w:tc>
+          <w:tcPr>
+            <w:tcW w:w="4076" w:type="dxa"/>
+          </w:tcPr>
+          <w:p>
+            <w:pPr>
+              <w:jc w:val="thaiDistribute"/>
+              <w:rPr>
+                <w:rFonts w:ascii="TH SarabunPSK" w:hAnsi="TH SarabunPSK" w:cs="TH SarabunPSK"/>
+                <w:sz w:val="32"/>
+                <w:szCs w:val="32"/>
+              </w:rPr>
+            </w:pPr>
+            <w:r>
+              <w:rPr>
+                <w:rFonts w:ascii="TH SarabunPSK" w:hAnsi="TH SarabunPSK" w:cs="TH SarabunPSK" w:hint="cs"/>
+                <w:sz w:val="32"/>
+                <w:szCs w:val="32"/>
+                <w:cs/>
+              </w:rPr>
+              <w:t>ออกแบบระบบและฐานข้อมูล</w:t>
+            </w:r>
+          </w:p>
+        </w:tc>
+        <w:tc>
+          <w:tcPr>
+            <w:tcW w:w="246" w:type="dxa"/>
+          </w:tcPr>
+          <w:p>
+            <w:pPr>
+              <w:jc w:val="thaiDistribute"/>
+              <w:rPr>
+                <w:rFonts w:ascii="TH SarabunPSK" w:hAnsi="TH SarabunPSK" w:cs="TH SarabunPSK"/>
+                <w:b/>
+                <w:bCs/>
+                <w:sz w:val="32"/>
+                <w:szCs w:val="32"/>
+              </w:rPr>
+            </w:pPr>
+          </w:p>
+        </w:tc>
+        <w:tc>
+          <w:tcPr>
+            <w:tcW w:w="236" w:type="dxa"/>
+          </w:tcPr>
+          <w:p>
+            <w:pPr>
+              <w:jc w:val="thaiDistribute"/>
+              <w:rPr>
+                <w:rFonts w:ascii="TH SarabunPSK" w:hAnsi="TH SarabunPSK" w:cs="TH SarabunPSK"/>
+                <w:b/>
+                <w:bCs/>
+                <w:sz w:val="32"/>
+                <w:szCs w:val="32"/>
+              </w:rPr>
+            </w:pPr>
+          </w:p>
+        </w:tc>
+        <w:tc>
+          <w:tcPr>
+            <w:tcW w:w="236" w:type="dxa"/>
+          </w:tcPr>
+          <w:p>
+            <w:pPr>
+              <w:jc w:val="thaiDistribute"/>
+              <w:rPr>
+                <w:rFonts w:ascii="TH SarabunPSK" w:hAnsi="TH SarabunPSK" w:cs="TH SarabunPSK"/>
+                <w:b/>
+                <w:bCs/>
+                <w:sz w:val="32"/>
+                <w:szCs w:val="32"/>
+              </w:rPr>
+            </w:pPr>
+          </w:p>
+        </w:tc>
+        <w:tc>
+          <w:tcPr>
+            <w:tcW w:w="236" w:type="dxa"/>
+          </w:tcPr>
+          <w:p>
+            <w:pPr>
+              <w:jc w:val="thaiDistribute"/>
+              <w:rPr>
+                <w:rFonts w:ascii="TH SarabunPSK" w:hAnsi="TH SarabunPSK" w:cs="TH SarabunPSK"/>
+                <w:b/>
+                <w:bCs/>
+                <w:sz w:val="32"/>
+                <w:szCs w:val="32"/>
+              </w:rPr>
+            </w:pPr>
+          </w:p>
+        </w:tc>
+        <w:tc>
+          <w:tcPr>
+            <w:tcW w:w="236" w:type="dxa"/>
+          </w:tcPr>
+          <w:p>
+            <w:pPr>
+              <w:jc w:val="thaiDistribute"/>
+              <w:rPr>
+                <w:rFonts w:ascii="TH SarabunPSK" w:hAnsi="TH SarabunPSK" w:cs="TH SarabunPSK"/>
+                <w:b/>
+                <w:bCs/>
+                <w:sz w:val="32"/>
+                <w:szCs w:val="32"/>
+              </w:rPr>
+            </w:pPr>
+          </w:p>
+        </w:tc>
+        <w:tc>
+          <w:tcPr>
+            <w:tcW w:w="236" w:type="dxa"/>
+          </w:tcPr>
+          <w:p>
+            <w:pPr>
+              <w:jc w:val="thaiDistribute"/>
+              <w:rPr>
+                <w:rFonts w:ascii="TH SarabunPSK" w:hAnsi="TH SarabunPSK" w:cs="TH SarabunPSK"/>
+                <w:b/>
+                <w:bCs/>
+                <w:sz w:val="32"/>
+                <w:szCs w:val="32"/>
+              </w:rPr>
+            </w:pPr>
+          </w:p>
+        </w:tc>
+        <w:tc>
+          <w:tcPr>
+            <w:tcW w:w="236" w:type="dxa"/>
+          </w:tcPr>
+          <w:p>
+            <w:pPr>
+              <w:jc w:val="thaiDistribute"/>
+              <w:rPr>
+                <w:rFonts w:ascii="TH SarabunPSK" w:hAnsi="TH SarabunPSK" w:cs="TH SarabunPSK"/>
+                <w:b/>
+                <w:bCs/>
+                <w:sz w:val="32"/>
+                <w:szCs w:val="32"/>
+              </w:rPr>
+            </w:pPr>
+          </w:p>
+        </w:tc>
+        <w:tc>
+          <w:tcPr>
+            <w:tcW w:w="236" w:type="dxa"/>
+          </w:tcPr>
+          <w:p>
+            <w:pPr>
+              <w:jc w:val="thaiDistribute"/>
+              <w:rPr>
+                <w:rFonts w:ascii="TH SarabunPSK" w:hAnsi="TH SarabunPSK" w:cs="TH SarabunPSK"/>
+                <w:b/>
+                <w:bCs/>
+                <w:sz w:val="32"/>
+                <w:szCs w:val="32"/>
+              </w:rPr>
+            </w:pPr>
+          </w:p>
+        </w:tc>
+        <w:tc>
+          <w:tcPr>
+            <w:tcW w:w="236" w:type="dxa"/>
+          </w:tcPr>
+          <w:p>
+            <w:pPr>
+              <w:jc w:val="thaiDistribute"/>
+              <w:rPr>
+                <w:rFonts w:ascii="TH SarabunPSK" w:hAnsi="TH SarabunPSK" w:cs="TH SarabunPSK"/>
+                <w:b/>
+                <w:bCs/>
+                <w:sz w:val="32"/>
+                <w:szCs w:val="32"/>
+              </w:rPr>
+            </w:pPr>
+          </w:p>
+        </w:tc>
+        <w:tc>
+          <w:tcPr>
+            <w:tcW w:w="236" w:type="dxa"/>
+          </w:tcPr>
+          <w:p>
+            <w:pPr>
+              <w:jc w:val="thaiDistribute"/>
+              <w:rPr>
+                <w:rFonts w:ascii="TH SarabunPSK" w:hAnsi="TH SarabunPSK" w:cs="TH SarabunPSK"/>
+                <w:b/>
+                <w:bCs/>
+                <w:sz w:val="32"/>
+                <w:szCs w:val="32"/>
+              </w:rPr>
+            </w:pPr>
+          </w:p>
+        </w:tc>
+        <w:tc>
+          <w:tcPr>
+            <w:tcW w:w="236" w:type="dxa"/>
+          </w:tcPr>
+          <w:p>
+            <w:pPr>
+              <w:jc w:val="thaiDistribute"/>
+              <w:rPr>
+                <w:rFonts w:ascii="TH SarabunPSK" w:hAnsi="TH SarabunPSK" w:cs="TH SarabunPSK"/>
+                <w:b/>
+                <w:bCs/>
+                <w:sz w:val="32"/>
+                <w:szCs w:val="32"/>
+              </w:rPr>
+            </w:pPr>
+          </w:p>
+        </w:tc>
+        <w:tc>
+          <w:tcPr>
+            <w:tcW w:w="236" w:type="dxa"/>
+          </w:tcPr>
+          <w:p>
+            <w:pPr>
+              <w:jc w:val="thaiDistribute"/>
+              <w:rPr>
+                <w:rFonts w:ascii="TH SarabunPSK" w:hAnsi="TH SarabunPSK" w:cs="TH SarabunPSK"/>
+                <w:b/>
+                <w:bCs/>
+                <w:sz w:val="32"/>
+                <w:szCs w:val="32"/>
+              </w:rPr>
+            </w:pPr>
+          </w:p>
+        </w:tc>
+        <w:tc>
+          <w:tcPr>
+            <w:tcW w:w="236" w:type="dxa"/>
+          </w:tcPr>
+          <w:p>
+            <w:pPr>
+              <w:jc w:val="thaiDistribute"/>
+              <w:rPr>
+                <w:rFonts w:ascii="TH SarabunPSK" w:hAnsi="TH SarabunPSK" w:cs="TH SarabunPSK"/>
+                <w:b/>
+                <w:bCs/>
+                <w:sz w:val="32"/>
+                <w:szCs w:val="32"/>
+              </w:rPr>
+            </w:pPr>
+          </w:p>
+        </w:tc>
+        <w:tc>
+          <w:tcPr>
+            <w:tcW w:w="236" w:type="dxa"/>
+          </w:tcPr>
+          <w:p>
+            <w:pPr>
+              <w:jc w:val="thaiDistribute"/>
+              <w:rPr>
+                <w:rFonts w:ascii="TH SarabunPSK" w:hAnsi="TH SarabunPSK" w:cs="TH SarabunPSK"/>
+                <w:b/>
+                <w:bCs/>
+                <w:sz w:val="32"/>
+                <w:szCs w:val="32"/>
+              </w:rPr>
+            </w:pPr>
+          </w:p>
+        </w:tc>
+        <w:tc>
+          <w:tcPr>
+            <w:tcW w:w="236" w:type="dxa"/>
+          </w:tcPr>
+          <w:p>
+            <w:pPr>
+              <w:jc w:val="thaiDistribute"/>
+              <w:rPr>
+                <w:rFonts w:ascii="TH SarabunPSK" w:hAnsi="TH SarabunPSK" w:cs="TH SarabunPSK"/>
+                <w:b/>
+                <w:bCs/>
+                <w:sz w:val="32"/>
+                <w:szCs w:val="32"/>
+              </w:rPr>
+            </w:pPr>
+          </w:p>
+        </w:tc>
+        <w:tc>
+          <w:tcPr>
+            <w:tcW w:w="236" w:type="dxa"/>
+            <w:gridSpan w:val="2"/>
+          </w:tcPr>
+          <w:p>
+            <w:pPr>
+              <w:jc w:val="thaiDistribute"/>
+              <w:rPr>
+                <w:rFonts w:ascii="TH SarabunPSK" w:hAnsi="TH SarabunPSK" w:cs="TH SarabunPSK"/>
+                <w:b/>
+                <w:bCs/>
+                <w:sz w:val="32"/>
+                <w:szCs w:val="32"/>
+              </w:rPr>
+            </w:pPr>
+          </w:p>
+        </w:tc>
+        <w:tc>
+          <w:tcPr>
+            <w:tcW w:w="236" w:type="dxa"/>
+          </w:tcPr>
+          <w:p>
+            <w:pPr>
+              <w:jc w:val="thaiDistribute"/>
+              <w:rPr>
+                <w:rFonts w:ascii="TH SarabunPSK" w:hAnsi="TH SarabunPSK" w:cs="TH SarabunPSK"/>
+                <w:b/>
+                <w:bCs/>
+                <w:sz w:val="32"/>
+                <w:szCs w:val="32"/>
+              </w:rPr>
+            </w:pPr>
+          </w:p>
+        </w:tc>
+        <w:tc>
+          <w:tcPr>
+            <w:tcW w:w="236" w:type="dxa"/>
+          </w:tcPr>
+          <w:p>
+            <w:pPr>
+              <w:jc w:val="thaiDistribute"/>
+              <w:rPr>
+                <w:rFonts w:ascii="TH SarabunPSK" w:hAnsi="TH SarabunPSK" w:cs="TH SarabunPSK"/>
+                <w:b/>
+                <w:bCs/>
+                <w:sz w:val="32"/>
+                <w:szCs w:val="32"/>
+              </w:rPr>
+            </w:pPr>
+          </w:p>
+        </w:tc>
+        <w:tc>
+          <w:tcPr>
+            <w:tcW w:w="236" w:type="dxa"/>
+          </w:tcPr>
+          <w:p>
+            <w:pPr>
+              <w:jc w:val="thaiDistribute"/>
+              <w:rPr>
+                <w:rFonts w:ascii="TH SarabunPSK" w:hAnsi="TH SarabunPSK" w:cs="TH SarabunPSK"/>
+                <w:b/>
+                <w:bCs/>
+                <w:sz w:val="32"/>
+                <w:szCs w:val="32"/>
+              </w:rPr>
+            </w:pPr>
+          </w:p>
+        </w:tc>
+        <w:tc>
+          <w:tcPr>
+            <w:tcW w:w="236" w:type="dxa"/>
+          </w:tcPr>
+          <w:p>
+            <w:pPr>
+              <w:jc w:val="thaiDistribute"/>
+              <w:rPr>
+                <w:rFonts w:ascii="TH SarabunPSK" w:hAnsi="TH SarabunPSK" w:cs="TH SarabunPSK"/>
+                <w:b/>
+                <w:bCs/>
+                <w:sz w:val="32"/>
+                <w:szCs w:val="32"/>
+              </w:rPr>
+            </w:pPr>
+          </w:p>
+        </w:tc>
+        <w:tc>
+          <w:tcPr>
+            <w:tcW w:w="236" w:type="dxa"/>
+          </w:tcPr>
+          <w:p>
+            <w:pPr>
+              <w:jc w:val="thaiDistribute"/>
+              <w:rPr>
+                <w:rFonts w:ascii="TH SarabunPSK" w:hAnsi="TH SarabunPSK" w:cs="TH SarabunPSK"/>
+                <w:b/>
+                <w:bCs/>
+                <w:sz w:val="32"/>
+                <w:szCs w:val="32"/>
+              </w:rPr>
+            </w:pPr>
+          </w:p>
+        </w:tc>
+        <w:tc>
+          <w:tcPr>
+            <w:tcW w:w="236" w:type="dxa"/>
+          </w:tcPr>
+          <w:p>
+            <w:pPr>
+              <w:jc w:val="thaiDistribute"/>
+              <w:rPr>
+                <w:rFonts w:ascii="TH SarabunPSK" w:hAnsi="TH SarabunPSK" w:cs="TH SarabunPSK"/>
+                <w:b/>
+                <w:bCs/>
+                <w:sz w:val="32"/>
+                <w:szCs w:val="32"/>
+              </w:rPr>
+            </w:pPr>
+          </w:p>
+        </w:tc>
+        <w:tc>
+          <w:tcPr>
+            <w:tcW w:w="236" w:type="dxa"/>
+          </w:tcPr>
+          <w:p>
+            <w:pPr>
+              <w:jc w:val="thaiDistribute"/>
+              <w:rPr>
+                <w:rFonts w:ascii="TH SarabunPSK" w:hAnsi="TH SarabunPSK" w:cs="TH SarabunPSK"/>
+                <w:b/>
+                <w:bCs/>
+                <w:sz w:val="32"/>
+                <w:szCs w:val="32"/>
+              </w:rPr>
+            </w:pPr>
+          </w:p>
+        </w:tc>
+        <w:tc>
+          <w:tcPr>
+            <w:tcW w:w="236" w:type="dxa"/>
+          </w:tcPr>
+          <w:p>
+            <w:pPr>
+              <w:jc w:val="thaiDistribute"/>
+              <w:rPr>
+                <w:rFonts w:ascii="TH SarabunPSK" w:hAnsi="TH SarabunPSK" w:cs="TH SarabunPSK"/>
+                <w:b/>
+                <w:bCs/>
+                <w:sz w:val="32"/>
+                <w:szCs w:val="32"/>
+              </w:rPr>
+            </w:pPr>
+          </w:p>
+        </w:tc>
+      </w:tr>
+      <w:tr>
+        <w:tc>
+          <w:tcPr>
+            <w:tcW w:w="4076" w:type="dxa"/>
+          </w:tcPr>
+          <w:p>
+            <w:pPr>
+              <w:jc w:val="thaiDistribute"/>
+              <w:rPr>
+                <w:rFonts w:ascii="TH SarabunPSK" w:hAnsi="TH SarabunPSK" w:cs="TH SarabunPSK"/>
+                <w:sz w:val="32"/>
+                <w:szCs w:val="32"/>
+              </w:rPr>
+            </w:pPr>
+            <w:r>
+              <w:rPr>
+                <w:rFonts w:ascii="TH SarabunPSK" w:hAnsi="TH SarabunPSK" w:cs="TH SarabunPSK" w:hint="cs"/>
+                <w:sz w:val="32"/>
+                <w:szCs w:val="32"/>
+                <w:cs/>
+              </w:rPr>
+              <w:t xml:space="preserve">ออกแบบ </w:t>
+            </w:r>
+            <w:r>
+              <w:rPr>
+                <w:rFonts w:ascii="TH SarabunPSK" w:hAnsi="TH SarabunPSK" w:cs="TH SarabunPSK"/>
+                <w:sz w:val="32"/>
+                <w:szCs w:val="32"/>
+              </w:rPr>
+              <w:t>UX/UI</w:t>
+            </w:r>
+          </w:p>
+        </w:tc>
+        <w:tc>
+          <w:tcPr>
+            <w:tcW w:w="246" w:type="dxa"/>
+          </w:tcPr>
+          <w:p>
+            <w:pPr>
+              <w:jc w:val="thaiDistribute"/>
+              <w:rPr>
+                <w:rFonts w:ascii="TH SarabunPSK" w:hAnsi="TH SarabunPSK" w:cs="TH SarabunPSK"/>
+                <w:b/>
+                <w:bCs/>
+                <w:sz w:val="32"/>
+                <w:szCs w:val="32"/>
+              </w:rPr>
+            </w:pPr>
+          </w:p>
+        </w:tc>
+        <w:tc>
+          <w:tcPr>
+            <w:tcW w:w="236" w:type="dxa"/>
+          </w:tcPr>
+          <w:p>
+            <w:pPr>
+              <w:jc w:val="thaiDistribute"/>
+              <w:rPr>
+                <w:rFonts w:ascii="TH SarabunPSK" w:hAnsi="TH SarabunPSK" w:cs="TH SarabunPSK"/>
+                <w:b/>
+                <w:bCs/>
+                <w:sz w:val="32"/>
+                <w:szCs w:val="32"/>
+              </w:rPr>
+            </w:pPr>
+          </w:p>
+        </w:tc>
+        <w:tc>
+          <w:tcPr>
+            <w:tcW w:w="236" w:type="dxa"/>
+          </w:tcPr>
+          <w:p>
+            <w:pPr>
+              <w:jc w:val="thaiDistribute"/>
+              <w:rPr>
+                <w:rFonts w:ascii="TH SarabunPSK" w:hAnsi="TH SarabunPSK" w:cs="TH SarabunPSK"/>
+                <w:b/>
+                <w:bCs/>
+                <w:sz w:val="32"/>
+                <w:szCs w:val="32"/>
+              </w:rPr>
+            </w:pPr>
+          </w:p>
+        </w:tc>
+        <w:tc>
+          <w:tcPr>
+            <w:tcW w:w="236" w:type="dxa"/>
+          </w:tcPr>
+          <w:p>
+            <w:pPr>
+              <w:jc w:val="thaiDistribute"/>
+              <w:rPr>
+                <w:rFonts w:ascii="TH SarabunPSK" w:hAnsi="TH SarabunPSK" w:cs="TH SarabunPSK"/>
+                <w:b/>
+                <w:bCs/>
+                <w:sz w:val="32"/>
+                <w:szCs w:val="32"/>
+              </w:rPr>
+            </w:pPr>
+          </w:p>
+        </w:tc>
+        <w:tc>
+          <w:tcPr>
+            <w:tcW w:w="236" w:type="dxa"/>
+          </w:tcPr>
+          <w:p>
+            <w:pPr>
+              <w:jc w:val="thaiDistribute"/>
+              <w:rPr>
+                <w:rFonts w:ascii="TH SarabunPSK" w:hAnsi="TH SarabunPSK" w:cs="TH SarabunPSK"/>
+                <w:b/>
+                <w:bCs/>
+                <w:sz w:val="32"/>
+                <w:szCs w:val="32"/>
+              </w:rPr>
+            </w:pPr>
+          </w:p>
+        </w:tc>
+        <w:tc>
+          <w:tcPr>
+            <w:tcW w:w="236" w:type="dxa"/>
+          </w:tcPr>
+          <w:p>
+            <w:pPr>
+              <w:jc w:val="thaiDistribute"/>
+              <w:rPr>
+                <w:rFonts w:ascii="TH SarabunPSK" w:hAnsi="TH SarabunPSK" w:cs="TH SarabunPSK"/>
+                <w:b/>
+                <w:bCs/>
+                <w:sz w:val="32"/>
+                <w:szCs w:val="32"/>
+              </w:rPr>
+            </w:pPr>
+          </w:p>
+        </w:tc>
+        <w:tc>
+          <w:tcPr>
+            <w:tcW w:w="236" w:type="dxa"/>
+          </w:tcPr>
+          <w:p>
+            <w:pPr>
+              <w:jc w:val="thaiDistribute"/>
+              <w:rPr>
+                <w:rFonts w:ascii="TH SarabunPSK" w:hAnsi="TH SarabunPSK" w:cs="TH SarabunPSK"/>
+                <w:b/>
+                <w:bCs/>
+                <w:sz w:val="32"/>
+                <w:szCs w:val="32"/>
+              </w:rPr>
+            </w:pPr>
+          </w:p>
+        </w:tc>
+        <w:tc>
+          <w:tcPr>
+            <w:tcW w:w="236" w:type="dxa"/>
+          </w:tcPr>
+          <w:p>
+            <w:pPr>
+              <w:jc w:val="thaiDistribute"/>
+              <w:rPr>
+                <w:rFonts w:ascii="TH SarabunPSK" w:hAnsi="TH SarabunPSK" w:cs="TH SarabunPSK"/>
+                <w:b/>
+                <w:bCs/>
+                <w:sz w:val="32"/>
+                <w:szCs w:val="32"/>
+              </w:rPr>
+            </w:pPr>
+          </w:p>
+        </w:tc>
+        <w:tc>
+          <w:tcPr>
+            <w:tcW w:w="236" w:type="dxa"/>
+          </w:tcPr>
+          <w:p>
+            <w:pPr>
+              <w:jc w:val="thaiDistribute"/>
+              <w:rPr>
+                <w:rFonts w:ascii="TH SarabunPSK" w:hAnsi="TH SarabunPSK" w:cs="TH SarabunPSK"/>
+                <w:b/>
+                <w:bCs/>
+                <w:sz w:val="32"/>
+                <w:szCs w:val="32"/>
+              </w:rPr>
+            </w:pPr>
+          </w:p>
+        </w:tc>
+        <w:tc>
+          <w:tcPr>
+            <w:tcW w:w="236" w:type="dxa"/>
+          </w:tcPr>
+          <w:p>
+            <w:pPr>
+              <w:jc w:val="thaiDistribute"/>
+              <w:rPr>
+                <w:rFonts w:ascii="TH SarabunPSK" w:hAnsi="TH SarabunPSK" w:cs="TH SarabunPSK"/>
+                <w:b/>
+                <w:bCs/>
+                <w:sz w:val="32"/>
+                <w:szCs w:val="32"/>
+              </w:rPr>
+            </w:pPr>
+          </w:p>
+        </w:tc>
+        <w:tc>
+          <w:tcPr>
+            <w:tcW w:w="236" w:type="dxa"/>
+          </w:tcPr>
+          <w:p>
+            <w:pPr>
+              <w:jc w:val="thaiDistribute"/>
+              <w:rPr>
+                <w:rFonts w:ascii="TH SarabunPSK" w:hAnsi="TH SarabunPSK" w:cs="TH SarabunPSK"/>
+                <w:b/>
+                <w:bCs/>
+                <w:sz w:val="32"/>
+                <w:szCs w:val="32"/>
+              </w:rPr>
+            </w:pPr>
+          </w:p>
+        </w:tc>
+        <w:tc>
+          <w:tcPr>
+            <w:tcW w:w="236" w:type="dxa"/>
+          </w:tcPr>
+          <w:p>
+            <w:pPr>
+              <w:jc w:val="thaiDistribute"/>
+              <w:rPr>
+                <w:rFonts w:ascii="TH SarabunPSK" w:hAnsi="TH SarabunPSK" w:cs="TH SarabunPSK"/>
+                <w:b/>
+                <w:bCs/>
+                <w:sz w:val="32"/>
+                <w:szCs w:val="32"/>
+              </w:rPr>
+            </w:pPr>
+          </w:p>
+        </w:tc>
+        <w:tc>
+          <w:tcPr>
+            <w:tcW w:w="236" w:type="dxa"/>
+          </w:tcPr>
+          <w:p>
+            <w:pPr>
+              <w:jc w:val="thaiDistribute"/>
+              <w:rPr>
+                <w:rFonts w:ascii="TH SarabunPSK" w:hAnsi="TH SarabunPSK" w:cs="TH SarabunPSK"/>
+                <w:b/>
+                <w:bCs/>
+                <w:sz w:val="32"/>
+                <w:szCs w:val="32"/>
+              </w:rPr>
+            </w:pPr>
+          </w:p>
+        </w:tc>
+        <w:tc>
+          <w:tcPr>
+            <w:tcW w:w="236" w:type="dxa"/>
+          </w:tcPr>
+          <w:p>
+            <w:pPr>
+              <w:jc w:val="thaiDistribute"/>
+              <w:rPr>
+                <w:rFonts w:ascii="TH SarabunPSK" w:hAnsi="TH SarabunPSK" w:cs="TH SarabunPSK"/>
+                <w:b/>
+                <w:bCs/>
+                <w:sz w:val="32"/>
+                <w:szCs w:val="32"/>
+              </w:rPr>
+            </w:pPr>
+          </w:p>
+        </w:tc>
+        <w:tc>
+          <w:tcPr>
+            <w:tcW w:w="236" w:type="dxa"/>
+          </w:tcPr>
+          <w:p>
+            <w:pPr>
+              <w:jc w:val="thaiDistribute"/>
+              <w:rPr>
+                <w:rFonts w:ascii="TH SarabunPSK" w:hAnsi="TH SarabunPSK" w:cs="TH SarabunPSK"/>
+                <w:b/>
+                <w:bCs/>
+                <w:sz w:val="32"/>
+                <w:szCs w:val="32"/>
+              </w:rPr>
+            </w:pPr>
+          </w:p>
+        </w:tc>
+        <w:tc>
+          <w:tcPr>
+            <w:tcW w:w="236" w:type="dxa"/>
+            <w:gridSpan w:val="2"/>
+          </w:tcPr>
+          <w:p>
+            <w:pPr>
+              <w:jc w:val="thaiDistribute"/>
+              <w:rPr>
+                <w:rFonts w:ascii="TH SarabunPSK" w:hAnsi="TH SarabunPSK" w:cs="TH SarabunPSK"/>
+                <w:b/>
+                <w:bCs/>
+                <w:sz w:val="32"/>
+                <w:szCs w:val="32"/>
+              </w:rPr>
+            </w:pPr>
+          </w:p>
+        </w:tc>
+        <w:tc>
+          <w:tcPr>
+            <w:tcW w:w="236" w:type="dxa"/>
+          </w:tcPr>
+          <w:p>
+            <w:pPr>
+              <w:jc w:val="thaiDistribute"/>
+              <w:rPr>
+                <w:rFonts w:ascii="TH SarabunPSK" w:hAnsi="TH SarabunPSK" w:cs="TH SarabunPSK"/>
+                <w:b/>
+                <w:bCs/>
+                <w:sz w:val="32"/>
+                <w:szCs w:val="32"/>
+              </w:rPr>
+            </w:pPr>
+          </w:p>
+        </w:tc>
+        <w:tc>
+          <w:tcPr>
+            <w:tcW w:w="236" w:type="dxa"/>
+          </w:tcPr>
+          <w:p>
+            <w:pPr>
+              <w:jc w:val="thaiDistribute"/>
+              <w:rPr>
+                <w:rFonts w:ascii="TH SarabunPSK" w:hAnsi="TH SarabunPSK" w:cs="TH SarabunPSK"/>
+                <w:b/>
+                <w:bCs/>
+                <w:sz w:val="32"/>
+                <w:szCs w:val="32"/>
+              </w:rPr>
+            </w:pPr>
+          </w:p>
+        </w:tc>
+        <w:tc>
+          <w:tcPr>
+            <w:tcW w:w="236" w:type="dxa"/>
+          </w:tcPr>
+          <w:p>
+            <w:pPr>
+              <w:jc w:val="thaiDistribute"/>
+              <w:rPr>
+                <w:rFonts w:ascii="TH SarabunPSK" w:hAnsi="TH SarabunPSK" w:cs="TH SarabunPSK"/>
+                <w:b/>
+                <w:bCs/>
+                <w:sz w:val="32"/>
+                <w:szCs w:val="32"/>
+              </w:rPr>
+            </w:pPr>
+          </w:p>
+        </w:tc>
+        <w:tc>
+          <w:tcPr>
+            <w:tcW w:w="236" w:type="dxa"/>
+          </w:tcPr>
+          <w:p>
+            <w:pPr>
+              <w:jc w:val="thaiDistribute"/>
+              <w:rPr>
+                <w:rFonts w:ascii="TH SarabunPSK" w:hAnsi="TH SarabunPSK" w:cs="TH SarabunPSK"/>
+                <w:b/>
+                <w:bCs/>
+                <w:sz w:val="32"/>
+                <w:szCs w:val="32"/>
+              </w:rPr>
+            </w:pPr>
+          </w:p>
+        </w:tc>
+        <w:tc>
+          <w:tcPr>
+            <w:tcW w:w="236" w:type="dxa"/>
+          </w:tcPr>
+          <w:p>
+            <w:pPr>
+              <w:jc w:val="thaiDistribute"/>
+              <w:rPr>
+                <w:rFonts w:ascii="TH SarabunPSK" w:hAnsi="TH SarabunPSK" w:cs="TH SarabunPSK"/>
+                <w:b/>
+                <w:bCs/>
+                <w:sz w:val="32"/>
+                <w:szCs w:val="32"/>
+              </w:rPr>
+            </w:pPr>
+          </w:p>
+        </w:tc>
+        <w:tc>
+          <w:tcPr>
+            <w:tcW w:w="236" w:type="dxa"/>
+          </w:tcPr>
+          <w:p>
+            <w:pPr>
+              <w:jc w:val="thaiDistribute"/>
+              <w:rPr>
+                <w:rFonts w:ascii="TH SarabunPSK" w:hAnsi="TH SarabunPSK" w:cs="TH SarabunPSK"/>
+                <w:b/>
+                <w:bCs/>
+                <w:sz w:val="32"/>
+                <w:szCs w:val="32"/>
+              </w:rPr>
+            </w:pPr>
+          </w:p>
+        </w:tc>
+        <w:tc>
+          <w:tcPr>
+            <w:tcW w:w="236" w:type="dxa"/>
+          </w:tcPr>
+          <w:p>
+            <w:pPr>
+              <w:jc w:val="thaiDistribute"/>
+              <w:rPr>
+                <w:rFonts w:ascii="TH SarabunPSK" w:hAnsi="TH SarabunPSK" w:cs="TH SarabunPSK"/>
+                <w:b/>
+                <w:bCs/>
+                <w:sz w:val="32"/>
+                <w:szCs w:val="32"/>
+              </w:rPr>
+            </w:pPr>
+          </w:p>
+        </w:tc>
+        <w:tc>
+          <w:tcPr>
+            <w:tcW w:w="236" w:type="dxa"/>
+          </w:tcPr>
+          <w:p>
+            <w:pPr>
+              <w:jc w:val="thaiDistribute"/>
+              <w:rPr>
+                <w:rFonts w:ascii="TH SarabunPSK" w:hAnsi="TH SarabunPSK" w:cs="TH SarabunPSK"/>
+                <w:b/>
+                <w:bCs/>
+                <w:sz w:val="32"/>
+                <w:szCs w:val="32"/>
+              </w:rPr>
+            </w:pPr>
+          </w:p>
+        </w:tc>
+      </w:tr>
+      <w:tr>
+        <w:tc>
+          <w:tcPr>
+            <w:tcW w:w="4076" w:type="dxa"/>
+          </w:tcPr>
+          <w:p>
+            <w:pPr>
+              <w:jc w:val="thaiDistribute"/>
+              <w:rPr>
+                <w:rFonts w:ascii="TH SarabunPSK" w:hAnsi="TH SarabunPSK" w:cs="TH SarabunPSK"/>
+                <w:sz w:val="32"/>
+                <w:szCs w:val="32"/>
+                <w:cs/>
+              </w:rPr>
+            </w:pPr>
+            <w:r>
+              <w:rPr>
+                <w:rFonts w:ascii="TH SarabunPSK" w:hAnsi="TH SarabunPSK" w:cs="TH SarabunPSK" w:hint="cs"/>
+                <w:sz w:val="32"/>
+                <w:szCs w:val="32"/>
+                <w:cs/>
+              </w:rPr>
+              <w:t>พัฒนาโครงสร้างระบบพื้นฐาน</w:t>
+            </w:r>
+          </w:p>
+        </w:tc>
+        <w:tc>
+          <w:tcPr>
+            <w:tcW w:w="246" w:type="dxa"/>
+          </w:tcPr>
+          <w:p>
+            <w:pPr>
+              <w:jc w:val="thaiDistribute"/>
+              <w:rPr>
+                <w:rFonts w:ascii="TH SarabunPSK" w:hAnsi="TH SarabunPSK" w:cs="TH SarabunPSK"/>
+                <w:b/>
+                <w:bCs/>
+                <w:sz w:val="32"/>
+                <w:szCs w:val="32"/>
+              </w:rPr>
+            </w:pPr>
+          </w:p>
+        </w:tc>
+        <w:tc>
+          <w:tcPr>
+            <w:tcW w:w="236" w:type="dxa"/>
+          </w:tcPr>
+          <w:p>
+            <w:pPr>
+              <w:jc w:val="thaiDistribute"/>
+              <w:rPr>
+                <w:rFonts w:ascii="TH SarabunPSK" w:hAnsi="TH SarabunPSK" w:cs="TH SarabunPSK"/>
+                <w:b/>
+                <w:bCs/>
+                <w:sz w:val="32"/>
+                <w:szCs w:val="32"/>
+              </w:rPr>
+            </w:pPr>
+          </w:p>
+        </w:tc>
+        <w:tc>
+          <w:tcPr>
+            <w:tcW w:w="236" w:type="dxa"/>
+          </w:tcPr>
+          <w:p>
+            <w:pPr>
+              <w:jc w:val="thaiDistribute"/>
+              <w:rPr>
+                <w:rFonts w:ascii="TH SarabunPSK" w:hAnsi="TH SarabunPSK" w:cs="TH SarabunPSK"/>
+                <w:b/>
+                <w:bCs/>
+                <w:sz w:val="32"/>
+                <w:szCs w:val="32"/>
+              </w:rPr>
+            </w:pPr>
+          </w:p>
+        </w:tc>
+        <w:tc>
+          <w:tcPr>
+            <w:tcW w:w="236" w:type="dxa"/>
+          </w:tcPr>
+          <w:p>
+            <w:pPr>
+              <w:jc w:val="thaiDistribute"/>
+              <w:rPr>
+                <w:rFonts w:ascii="TH SarabunPSK" w:hAnsi="TH SarabunPSK" w:cs="TH SarabunPSK"/>
+                <w:b/>
+                <w:bCs/>
+                <w:sz w:val="32"/>
+                <w:szCs w:val="32"/>
+              </w:rPr>
+            </w:pPr>
+          </w:p>
+        </w:tc>
+        <w:tc>
+          <w:tcPr>
+            <w:tcW w:w="236" w:type="dxa"/>
+          </w:tcPr>
+          <w:p>
+            <w:pPr>
+              <w:jc w:val="thaiDistribute"/>
+              <w:rPr>
+                <w:rFonts w:ascii="TH SarabunPSK" w:hAnsi="TH SarabunPSK" w:cs="TH SarabunPSK"/>
+                <w:b/>
+                <w:bCs/>
+                <w:sz w:val="32"/>
+                <w:szCs w:val="32"/>
+              </w:rPr>
+            </w:pPr>
+          </w:p>
+        </w:tc>
+        <w:tc>
+          <w:tcPr>
+            <w:tcW w:w="236" w:type="dxa"/>
+          </w:tcPr>
+          <w:p>
+            <w:pPr>
+              <w:jc w:val="thaiDistribute"/>
+              <w:rPr>
+                <w:rFonts w:ascii="TH SarabunPSK" w:hAnsi="TH SarabunPSK" w:cs="TH SarabunPSK"/>
+                <w:b/>
+                <w:bCs/>
+                <w:sz w:val="32"/>
+                <w:szCs w:val="32"/>
+              </w:rPr>
+            </w:pPr>
+          </w:p>
+        </w:tc>
+        <w:tc>
+          <w:tcPr>
+            <w:tcW w:w="236" w:type="dxa"/>
+          </w:tcPr>
+          <w:p>
+            <w:pPr>
+              <w:jc w:val="thaiDistribute"/>
+              <w:rPr>
+                <w:rFonts w:ascii="TH SarabunPSK" w:hAnsi="TH SarabunPSK" w:cs="TH SarabunPSK"/>
+                <w:b/>
+                <w:bCs/>
+                <w:sz w:val="32"/>
+                <w:szCs w:val="32"/>
+              </w:rPr>
+            </w:pPr>
+          </w:p>
+        </w:tc>
+        <w:tc>
+          <w:tcPr>
+            <w:tcW w:w="236" w:type="dxa"/>
+          </w:tcPr>
+          <w:p>
+            <w:pPr>
+              <w:jc w:val="thaiDistribute"/>
+              <w:rPr>
+                <w:rFonts w:ascii="TH SarabunPSK" w:hAnsi="TH SarabunPSK" w:cs="TH SarabunPSK"/>
+                <w:b/>
+                <w:bCs/>
+                <w:sz w:val="32"/>
+                <w:szCs w:val="32"/>
+              </w:rPr>
+            </w:pPr>
+          </w:p>
+        </w:tc>
+        <w:tc>
+          <w:tcPr>
+            <w:tcW w:w="236" w:type="dxa"/>
+          </w:tcPr>
+          <w:p>
+            <w:pPr>
+              <w:jc w:val="thaiDistribute"/>
+              <w:rPr>
+                <w:rFonts w:ascii="TH SarabunPSK" w:hAnsi="TH SarabunPSK" w:cs="TH SarabunPSK"/>
+                <w:b/>
+                <w:bCs/>
+                <w:sz w:val="32"/>
+                <w:szCs w:val="32"/>
+              </w:rPr>
+            </w:pPr>
+          </w:p>
+        </w:tc>
+        <w:tc>
+          <w:tcPr>
+            <w:tcW w:w="236" w:type="dxa"/>
+          </w:tcPr>
+          <w:p>
+            <w:pPr>
+              <w:jc w:val="thaiDistribute"/>
+              <w:rPr>
+                <w:rFonts w:ascii="TH SarabunPSK" w:hAnsi="TH SarabunPSK" w:cs="TH SarabunPSK"/>
+                <w:b/>
+                <w:bCs/>
+                <w:sz w:val="32"/>
+                <w:szCs w:val="32"/>
+              </w:rPr>
+            </w:pPr>
+          </w:p>
+        </w:tc>
+        <w:tc>
+          <w:tcPr>
+            <w:tcW w:w="236" w:type="dxa"/>
+          </w:tcPr>
+          <w:p>
+            <w:pPr>
+              <w:jc w:val="thaiDistribute"/>
+              <w:rPr>
+                <w:rFonts w:ascii="TH SarabunPSK" w:hAnsi="TH SarabunPSK" w:cs="TH SarabunPSK"/>
+                <w:b/>
+                <w:bCs/>
+                <w:sz w:val="32"/>
+                <w:szCs w:val="32"/>
+              </w:rPr>
+            </w:pPr>
+          </w:p>
+        </w:tc>
+        <w:tc>
+          <w:tcPr>
+            <w:tcW w:w="236" w:type="dxa"/>
+          </w:tcPr>
+          <w:p>
+            <w:pPr>
+              <w:jc w:val="thaiDistribute"/>
+              <w:rPr>
+                <w:rFonts w:ascii="TH SarabunPSK" w:hAnsi="TH SarabunPSK" w:cs="TH SarabunPSK"/>
+                <w:b/>
+                <w:bCs/>
+                <w:sz w:val="32"/>
+                <w:szCs w:val="32"/>
+              </w:rPr>
+            </w:pPr>
+          </w:p>
+        </w:tc>
+        <w:tc>
+          <w:tcPr>
+            <w:tcW w:w="236" w:type="dxa"/>
+          </w:tcPr>
+          <w:p>
+            <w:pPr>
+              <w:jc w:val="thaiDistribute"/>
+              <w:rPr>
+                <w:rFonts w:ascii="TH SarabunPSK" w:hAnsi="TH SarabunPSK" w:cs="TH SarabunPSK"/>
+                <w:b/>
+                <w:bCs/>
+                <w:sz w:val="32"/>
+                <w:szCs w:val="32"/>
+              </w:rPr>
+            </w:pPr>
+          </w:p>
+        </w:tc>
+        <w:tc>
+          <w:tcPr>
+            <w:tcW w:w="236" w:type="dxa"/>
+          </w:tcPr>
+          <w:p>
+            <w:pPr>
+              <w:jc w:val="thaiDistribute"/>
+              <w:rPr>
+                <w:rFonts w:ascii="TH SarabunPSK" w:hAnsi="TH SarabunPSK" w:cs="TH SarabunPSK"/>
+                <w:b/>
+                <w:bCs/>
+                <w:sz w:val="32"/>
+                <w:szCs w:val="32"/>
+              </w:rPr>
+            </w:pPr>
+          </w:p>
+        </w:tc>
+        <w:tc>
+          <w:tcPr>
+            <w:tcW w:w="236" w:type="dxa"/>
+          </w:tcPr>
+          <w:p>
+            <w:pPr>
+              <w:jc w:val="thaiDistribute"/>
+              <w:rPr>
+                <w:rFonts w:ascii="TH SarabunPSK" w:hAnsi="TH SarabunPSK" w:cs="TH SarabunPSK"/>
+                <w:b/>
+                <w:bCs/>
+                <w:sz w:val="32"/>
+                <w:szCs w:val="32"/>
+              </w:rPr>
+            </w:pPr>
+          </w:p>
+        </w:tc>
+        <w:tc>
+          <w:tcPr>
+            <w:tcW w:w="236" w:type="dxa"/>
+            <w:gridSpan w:val="2"/>
+          </w:tcPr>
+          <w:p>
+            <w:pPr>
+              <w:jc w:val="thaiDistribute"/>
+              <w:rPr>
+                <w:rFonts w:ascii="TH SarabunPSK" w:hAnsi="TH SarabunPSK" w:cs="TH SarabunPSK"/>
+                <w:b/>
+                <w:bCs/>
+                <w:sz w:val="32"/>
+                <w:szCs w:val="32"/>
+              </w:rPr>
+            </w:pPr>
+          </w:p>
+        </w:tc>
+        <w:tc>
+          <w:tcPr>
+            <w:tcW w:w="236" w:type="dxa"/>
+          </w:tcPr>
+          <w:p>
+            <w:pPr>
+              <w:jc w:val="thaiDistribute"/>
+              <w:rPr>
+                <w:rFonts w:ascii="TH SarabunPSK" w:hAnsi="TH SarabunPSK" w:cs="TH SarabunPSK"/>
+                <w:b/>
+                <w:bCs/>
+                <w:sz w:val="32"/>
+                <w:szCs w:val="32"/>
+              </w:rPr>
+            </w:pPr>
+          </w:p>
+        </w:tc>
+        <w:tc>
+          <w:tcPr>
+            <w:tcW w:w="236" w:type="dxa"/>
+          </w:tcPr>
+          <w:p>
+            <w:pPr>
+              <w:jc w:val="thaiDistribute"/>
+              <w:rPr>
+                <w:rFonts w:ascii="TH SarabunPSK" w:hAnsi="TH SarabunPSK" w:cs="TH SarabunPSK"/>
+                <w:b/>
+                <w:bCs/>
+                <w:sz w:val="32"/>
+                <w:szCs w:val="32"/>
+              </w:rPr>
+            </w:pPr>
+          </w:p>
+        </w:tc>
+        <w:tc>
+          <w:tcPr>
+            <w:tcW w:w="236" w:type="dxa"/>
+          </w:tcPr>
+          <w:p>
+            <w:pPr>
+              <w:jc w:val="thaiDistribute"/>
+              <w:rPr>
+                <w:rFonts w:ascii="TH SarabunPSK" w:hAnsi="TH SarabunPSK" w:cs="TH SarabunPSK"/>
+                <w:b/>
+                <w:bCs/>
+                <w:sz w:val="32"/>
+                <w:szCs w:val="32"/>
+              </w:rPr>
+            </w:pPr>
+          </w:p>
+        </w:tc>
+        <w:tc>
+          <w:tcPr>
+            <w:tcW w:w="236" w:type="dxa"/>
+          </w:tcPr>
+          <w:p>
+            <w:pPr>
+              <w:jc w:val="thaiDistribute"/>
+              <w:rPr>
+                <w:rFonts w:ascii="TH SarabunPSK" w:hAnsi="TH SarabunPSK" w:cs="TH SarabunPSK"/>
+                <w:b/>
+                <w:bCs/>
+                <w:sz w:val="32"/>
+                <w:szCs w:val="32"/>
+              </w:rPr>
+            </w:pPr>
+          </w:p>
+        </w:tc>
+        <w:tc>
+          <w:tcPr>
+            <w:tcW w:w="236" w:type="dxa"/>
+          </w:tcPr>
+          <w:p>
+            <w:pPr>
+              <w:jc w:val="thaiDistribute"/>
+              <w:rPr>
+                <w:rFonts w:ascii="TH SarabunPSK" w:hAnsi="TH SarabunPSK" w:cs="TH SarabunPSK"/>
+                <w:b/>
+                <w:bCs/>
+                <w:sz w:val="32"/>
+                <w:szCs w:val="32"/>
+              </w:rPr>
+            </w:pPr>
+          </w:p>
+        </w:tc>
+        <w:tc>
+          <w:tcPr>
+            <w:tcW w:w="236" w:type="dxa"/>
+          </w:tcPr>
+          <w:p>
+            <w:pPr>
+              <w:jc w:val="thaiDistribute"/>
+              <w:rPr>
+                <w:rFonts w:ascii="TH SarabunPSK" w:hAnsi="TH SarabunPSK" w:cs="TH SarabunPSK"/>
+                <w:b/>
+                <w:bCs/>
+                <w:sz w:val="32"/>
+                <w:szCs w:val="32"/>
+              </w:rPr>
+            </w:pPr>
+          </w:p>
+        </w:tc>
+        <w:tc>
+          <w:tcPr>
+            <w:tcW w:w="236" w:type="dxa"/>
+          </w:tcPr>
+          <w:p>
+            <w:pPr>
+              <w:jc w:val="thaiDistribute"/>
+              <w:rPr>
+                <w:rFonts w:ascii="TH SarabunPSK" w:hAnsi="TH SarabunPSK" w:cs="TH SarabunPSK"/>
+                <w:b/>
+                <w:bCs/>
+                <w:sz w:val="32"/>
+                <w:szCs w:val="32"/>
+              </w:rPr>
+            </w:pPr>
+          </w:p>
+        </w:tc>
+        <w:tc>
+          <w:tcPr>
+            <w:tcW w:w="236" w:type="dxa"/>
+          </w:tcPr>
+          <w:p>
+            <w:pPr>
+              <w:jc w:val="thaiDistribute"/>
+              <w:rPr>
+                <w:rFonts w:ascii="TH SarabunPSK" w:hAnsi="TH SarabunPSK" w:cs="TH SarabunPSK"/>
+                <w:b/>
+                <w:bCs/>
+                <w:sz w:val="32"/>
+                <w:szCs w:val="32"/>
+              </w:rPr>
+            </w:pPr>
+          </w:p>
+        </w:tc>
+      </w:tr>
+    </w:tbl>
+    <w:p>
+      <w:pPr>
+        <w:rPr>
+          <w:rFonts w:ascii="TH SarabunPSK" w:hAnsi="TH SarabunPSK" w:cs="TH SarabunPSK"/>
+          <w:b/>
+          <w:bCs/>
+          <w:sz w:val="32"/>
+          <w:szCs w:val="32"/>
+        </w:rPr>
+      </w:pPr>
     </w:p>
     <w:tbl>
       <w:tblPr>
@@ -4740,7 +7230,7 @@
             <w:pPr>
               <w:jc w:val="center"/>
               <w:rPr>
-                <w:rFonts w:ascii="TH SarabunPSK" w:hAnsi="TH SarabunPSK" w:cs="TH SarabunPSK" w:hint="cs"/>
+                <w:rFonts w:ascii="TH SarabunPSK" w:hAnsi="TH SarabunPSK" w:cs="TH SarabunPSK"/>
                 <w:b/>
                 <w:bCs/>
                 <w:sz w:val="32"/>
@@ -4765,13 +7255,12 @@
           <w:tcPr>
             <w:tcW w:w="5674" w:type="dxa"/>
             <w:gridSpan w:val="24"/>
-            <w:shd w:val="clear" w:color="auto" w:fill="auto"/>
           </w:tcPr>
           <w:p>
             <w:pPr>
               <w:jc w:val="center"/>
               <w:rPr>
-                <w:rFonts w:ascii="TH SarabunPSK" w:hAnsi="TH SarabunPSK" w:cs="TH SarabunPSK" w:hint="cs"/>
+                <w:rFonts w:ascii="TH SarabunPSK" w:hAnsi="TH SarabunPSK" w:cs="TH SarabunPSK"/>
                 <w:b/>
                 <w:bCs/>
                 <w:sz w:val="32"/>
@@ -4818,7 +7307,7 @@
                 <w:sz w:val="32"/>
                 <w:szCs w:val="32"/>
               </w:rPr>
-              <w:t>. 2569</w:t>
+              <w:t>. 2570</w:t>
             </w:r>
           </w:p>
         </w:tc>
@@ -4833,7 +7322,7 @@
             <w:pPr>
               <w:jc w:val="thaiDistribute"/>
               <w:rPr>
-                <w:rFonts w:ascii="TH SarabunPSK" w:hAnsi="TH SarabunPSK" w:cs="TH SarabunPSK" w:hint="cs"/>
+                <w:rFonts w:ascii="TH SarabunPSK" w:hAnsi="TH SarabunPSK" w:cs="TH SarabunPSK"/>
                 <w:b/>
                 <w:bCs/>
                 <w:sz w:val="32"/>
@@ -4847,13 +7336,12 @@
           <w:tcPr>
             <w:tcW w:w="954" w:type="dxa"/>
             <w:gridSpan w:val="4"/>
-            <w:shd w:val="clear" w:color="auto" w:fill="auto"/>
           </w:tcPr>
           <w:p>
             <w:pPr>
               <w:jc w:val="center"/>
               <w:rPr>
-                <w:rFonts w:ascii="TH SarabunPSK" w:hAnsi="TH SarabunPSK" w:cs="TH SarabunPSK" w:hint="cs"/>
+                <w:rFonts w:ascii="TH SarabunPSK" w:hAnsi="TH SarabunPSK" w:cs="TH SarabunPSK"/>
                 <w:b/>
                 <w:bCs/>
                 <w:szCs w:val="22"/>
@@ -4868,7 +7356,7 @@
                 <w:szCs w:val="22"/>
                 <w:cs/>
               </w:rPr>
-              <w:t>กรกฎาคม</w:t>
+              <w:t>มกราคม</w:t>
             </w:r>
           </w:p>
         </w:tc>
@@ -4881,7 +7369,7 @@
             <w:pPr>
               <w:jc w:val="center"/>
               <w:rPr>
-                <w:rFonts w:ascii="TH SarabunPSK" w:hAnsi="TH SarabunPSK" w:cs="TH SarabunPSK" w:hint="cs"/>
+                <w:rFonts w:ascii="TH SarabunPSK" w:hAnsi="TH SarabunPSK" w:cs="TH SarabunPSK"/>
                 <w:b/>
                 <w:bCs/>
                 <w:szCs w:val="22"/>
@@ -4895,7 +7383,7 @@
                 <w:szCs w:val="22"/>
                 <w:cs/>
               </w:rPr>
-              <w:t>สิงหาคม</w:t>
+              <w:t>กุมภาพันธ์</w:t>
             </w:r>
           </w:p>
         </w:tc>
@@ -4922,7 +7410,7 @@
                 <w:szCs w:val="22"/>
                 <w:cs/>
               </w:rPr>
-              <w:t>กันยายน</w:t>
+              <w:t>มีนาคม</w:t>
             </w:r>
           </w:p>
         </w:tc>
@@ -4949,7 +7437,7 @@
                 <w:szCs w:val="22"/>
                 <w:cs/>
               </w:rPr>
-              <w:t>ตุลาคม</w:t>
+              <w:t>เมษายน</w:t>
             </w:r>
           </w:p>
         </w:tc>
@@ -4976,7 +7464,7 @@
                 <w:szCs w:val="22"/>
                 <w:cs/>
               </w:rPr>
-              <w:t>พฤศจิกายน</w:t>
+              <w:t>พฤษภาคม</w:t>
             </w:r>
           </w:p>
         </w:tc>
@@ -5003,7 +7491,7 @@
                 <w:szCs w:val="22"/>
                 <w:cs/>
               </w:rPr>
-              <w:t>ธันวาคม</w:t>
+              <w:t>มิถุนายน</w:t>
             </w:r>
           </w:p>
         </w:tc>
@@ -5020,70 +7508,42 @@
                 <w:rFonts w:ascii="TH SarabunPSK" w:hAnsi="TH SarabunPSK" w:cs="TH SarabunPSK"/>
                 <w:sz w:val="32"/>
                 <w:szCs w:val="32"/>
-              </w:rPr>
-            </w:pPr>
-            <w:r>
-              <w:rPr>
-                <w:rFonts w:ascii="TH SarabunPSK" w:hAnsi="TH SarabunPSK" w:cs="TH SarabunPSK" w:hint="cs"/>
-                <w:sz w:val="32"/>
-                <w:szCs w:val="32"/>
                 <w:cs/>
               </w:rPr>
-              <w:t>จัดทำเอกสารเสนอโครงการ</w:t>
-            </w:r>
-          </w:p>
-          <w:p>
-            <w:pPr>
-              <w:jc w:val="thaiDistribute"/>
-              <w:rPr>
-                <w:rFonts w:ascii="TH SarabunPSK" w:hAnsi="TH SarabunPSK" w:cs="TH SarabunPSK"/>
+            </w:pPr>
+          </w:p>
+        </w:tc>
+        <w:tc>
+          <w:tcPr>
+            <w:tcW w:w="246" w:type="dxa"/>
+          </w:tcPr>
+          <w:p>
+            <w:pPr>
+              <w:jc w:val="thaiDistribute"/>
+              <w:rPr>
+                <w:rFonts w:ascii="TH SarabunPSK" w:hAnsi="TH SarabunPSK" w:cs="TH SarabunPSK"/>
+                <w:b/>
+                <w:bCs/>
+                <w:sz w:val="32"/>
+                <w:szCs w:val="32"/>
+              </w:rPr>
+            </w:pPr>
+          </w:p>
+        </w:tc>
+        <w:tc>
+          <w:tcPr>
+            <w:tcW w:w="236" w:type="dxa"/>
+          </w:tcPr>
+          <w:p>
+            <w:pPr>
+              <w:jc w:val="thaiDistribute"/>
+              <w:rPr>
+                <w:rFonts w:ascii="TH SarabunPSK" w:hAnsi="TH SarabunPSK" w:cs="TH SarabunPSK"/>
+                <w:b/>
+                <w:bCs/>
                 <w:sz w:val="32"/>
                 <w:szCs w:val="32"/>
                 <w:cs/>
-              </w:rPr>
-            </w:pPr>
-            <w:r>
-              <w:rPr>
-                <w:rFonts w:ascii="TH SarabunPSK" w:hAnsi="TH SarabunPSK" w:cs="TH SarabunPSK" w:hint="cs"/>
-                <w:sz w:val="32"/>
-                <w:szCs w:val="32"/>
-                <w:cs/>
-              </w:rPr>
-              <w:t>และเก็บความต้องการใช้งานระบบ</w:t>
-            </w:r>
-          </w:p>
-        </w:tc>
-        <w:tc>
-          <w:tcPr>
-            <w:tcW w:w="246" w:type="dxa"/>
-            <w:shd w:val="clear" w:color="auto" w:fill="auto"/>
-          </w:tcPr>
-          <w:p>
-            <w:pPr>
-              <w:jc w:val="thaiDistribute"/>
-              <w:rPr>
-                <w:rFonts w:ascii="TH SarabunPSK" w:hAnsi="TH SarabunPSK" w:cs="TH SarabunPSK"/>
-                <w:b/>
-                <w:bCs/>
-                <w:sz w:val="32"/>
-                <w:szCs w:val="32"/>
-              </w:rPr>
-            </w:pPr>
-          </w:p>
-        </w:tc>
-        <w:tc>
-          <w:tcPr>
-            <w:tcW w:w="236" w:type="dxa"/>
-          </w:tcPr>
-          <w:p>
-            <w:pPr>
-              <w:jc w:val="thaiDistribute"/>
-              <w:rPr>
-                <w:rFonts w:ascii="TH SarabunPSK" w:hAnsi="TH SarabunPSK" w:cs="TH SarabunPSK"/>
-                <w:b/>
-                <w:bCs/>
-                <w:sz w:val="32"/>
-                <w:szCs w:val="32"/>
               </w:rPr>
             </w:pPr>
           </w:p>
@@ -5477,1375 +7937,28 @@
                 <w:szCs w:val="32"/>
               </w:rPr>
             </w:pPr>
-            <w:r>
-              <w:rPr>
-                <w:rFonts w:ascii="TH SarabunPSK" w:hAnsi="TH SarabunPSK" w:cs="TH SarabunPSK" w:hint="cs"/>
-                <w:sz w:val="32"/>
-                <w:szCs w:val="32"/>
-                <w:cs/>
-              </w:rPr>
-              <w:t>วางแผนโครงการ</w:t>
-            </w:r>
-          </w:p>
-          <w:p>
-            <w:pPr>
-              <w:jc w:val="thaiDistribute"/>
-              <w:rPr>
-                <w:rFonts w:ascii="TH SarabunPSK" w:hAnsi="TH SarabunPSK" w:cs="TH SarabunPSK"/>
-                <w:sz w:val="32"/>
-                <w:szCs w:val="32"/>
-              </w:rPr>
-            </w:pPr>
-            <w:r>
-              <w:rPr>
-                <w:rFonts w:ascii="TH SarabunPSK" w:hAnsi="TH SarabunPSK" w:cs="TH SarabunPSK" w:hint="cs"/>
-                <w:sz w:val="32"/>
-                <w:szCs w:val="32"/>
-                <w:cs/>
-              </w:rPr>
-              <w:t>พร้อมทั้งกำหนดเป้าหมายและขอบเขต</w:t>
-            </w:r>
           </w:p>
         </w:tc>
         <w:tc>
           <w:tcPr>
             <w:tcW w:w="246" w:type="dxa"/>
-            <w:shd w:val="clear" w:color="auto" w:fill="auto"/>
-          </w:tcPr>
-          <w:p>
-            <w:pPr>
-              <w:jc w:val="thaiDistribute"/>
-              <w:rPr>
-                <w:rFonts w:ascii="TH SarabunPSK" w:hAnsi="TH SarabunPSK" w:cs="TH SarabunPSK"/>
-                <w:b/>
-                <w:bCs/>
-                <w:sz w:val="32"/>
-                <w:szCs w:val="32"/>
-              </w:rPr>
-            </w:pPr>
-          </w:p>
-        </w:tc>
-        <w:tc>
-          <w:tcPr>
-            <w:tcW w:w="236" w:type="dxa"/>
-            <w:shd w:val="clear" w:color="auto" w:fill="auto"/>
-          </w:tcPr>
-          <w:p>
-            <w:pPr>
-              <w:jc w:val="thaiDistribute"/>
-              <w:rPr>
-                <w:rFonts w:ascii="TH SarabunPSK" w:hAnsi="TH SarabunPSK" w:cs="TH SarabunPSK"/>
-                <w:b/>
-                <w:bCs/>
-                <w:sz w:val="32"/>
-                <w:szCs w:val="32"/>
-              </w:rPr>
-            </w:pPr>
-          </w:p>
-        </w:tc>
-        <w:tc>
-          <w:tcPr>
-            <w:tcW w:w="236" w:type="dxa"/>
-          </w:tcPr>
-          <w:p>
-            <w:pPr>
-              <w:jc w:val="thaiDistribute"/>
-              <w:rPr>
-                <w:rFonts w:ascii="TH SarabunPSK" w:hAnsi="TH SarabunPSK" w:cs="TH SarabunPSK"/>
-                <w:b/>
-                <w:bCs/>
-                <w:sz w:val="32"/>
-                <w:szCs w:val="32"/>
-              </w:rPr>
-            </w:pPr>
-          </w:p>
-        </w:tc>
-        <w:tc>
-          <w:tcPr>
-            <w:tcW w:w="236" w:type="dxa"/>
-          </w:tcPr>
-          <w:p>
-            <w:pPr>
-              <w:jc w:val="thaiDistribute"/>
-              <w:rPr>
-                <w:rFonts w:ascii="TH SarabunPSK" w:hAnsi="TH SarabunPSK" w:cs="TH SarabunPSK"/>
-                <w:b/>
-                <w:bCs/>
-                <w:sz w:val="32"/>
-                <w:szCs w:val="32"/>
-              </w:rPr>
-            </w:pPr>
-          </w:p>
-        </w:tc>
-        <w:tc>
-          <w:tcPr>
-            <w:tcW w:w="236" w:type="dxa"/>
-          </w:tcPr>
-          <w:p>
-            <w:pPr>
-              <w:jc w:val="thaiDistribute"/>
-              <w:rPr>
-                <w:rFonts w:ascii="TH SarabunPSK" w:hAnsi="TH SarabunPSK" w:cs="TH SarabunPSK"/>
-                <w:b/>
-                <w:bCs/>
-                <w:sz w:val="32"/>
-                <w:szCs w:val="32"/>
-              </w:rPr>
-            </w:pPr>
-          </w:p>
-        </w:tc>
-        <w:tc>
-          <w:tcPr>
-            <w:tcW w:w="236" w:type="dxa"/>
-          </w:tcPr>
-          <w:p>
-            <w:pPr>
-              <w:jc w:val="thaiDistribute"/>
-              <w:rPr>
-                <w:rFonts w:ascii="TH SarabunPSK" w:hAnsi="TH SarabunPSK" w:cs="TH SarabunPSK"/>
-                <w:b/>
-                <w:bCs/>
-                <w:sz w:val="32"/>
-                <w:szCs w:val="32"/>
-              </w:rPr>
-            </w:pPr>
-          </w:p>
-        </w:tc>
-        <w:tc>
-          <w:tcPr>
-            <w:tcW w:w="236" w:type="dxa"/>
-          </w:tcPr>
-          <w:p>
-            <w:pPr>
-              <w:jc w:val="thaiDistribute"/>
-              <w:rPr>
-                <w:rFonts w:ascii="TH SarabunPSK" w:hAnsi="TH SarabunPSK" w:cs="TH SarabunPSK"/>
-                <w:b/>
-                <w:bCs/>
-                <w:sz w:val="32"/>
-                <w:szCs w:val="32"/>
-              </w:rPr>
-            </w:pPr>
-          </w:p>
-        </w:tc>
-        <w:tc>
-          <w:tcPr>
-            <w:tcW w:w="236" w:type="dxa"/>
-          </w:tcPr>
-          <w:p>
-            <w:pPr>
-              <w:jc w:val="thaiDistribute"/>
-              <w:rPr>
-                <w:rFonts w:ascii="TH SarabunPSK" w:hAnsi="TH SarabunPSK" w:cs="TH SarabunPSK"/>
-                <w:b/>
-                <w:bCs/>
-                <w:sz w:val="32"/>
-                <w:szCs w:val="32"/>
-              </w:rPr>
-            </w:pPr>
-          </w:p>
-        </w:tc>
-        <w:tc>
-          <w:tcPr>
-            <w:tcW w:w="236" w:type="dxa"/>
-          </w:tcPr>
-          <w:p>
-            <w:pPr>
-              <w:jc w:val="thaiDistribute"/>
-              <w:rPr>
-                <w:rFonts w:ascii="TH SarabunPSK" w:hAnsi="TH SarabunPSK" w:cs="TH SarabunPSK"/>
-                <w:b/>
-                <w:bCs/>
-                <w:sz w:val="32"/>
-                <w:szCs w:val="32"/>
-              </w:rPr>
-            </w:pPr>
-          </w:p>
-        </w:tc>
-        <w:tc>
-          <w:tcPr>
-            <w:tcW w:w="236" w:type="dxa"/>
-          </w:tcPr>
-          <w:p>
-            <w:pPr>
-              <w:jc w:val="thaiDistribute"/>
-              <w:rPr>
-                <w:rFonts w:ascii="TH SarabunPSK" w:hAnsi="TH SarabunPSK" w:cs="TH SarabunPSK"/>
-                <w:b/>
-                <w:bCs/>
-                <w:sz w:val="32"/>
-                <w:szCs w:val="32"/>
-              </w:rPr>
-            </w:pPr>
-          </w:p>
-        </w:tc>
-        <w:tc>
-          <w:tcPr>
-            <w:tcW w:w="236" w:type="dxa"/>
-          </w:tcPr>
-          <w:p>
-            <w:pPr>
-              <w:jc w:val="thaiDistribute"/>
-              <w:rPr>
-                <w:rFonts w:ascii="TH SarabunPSK" w:hAnsi="TH SarabunPSK" w:cs="TH SarabunPSK"/>
-                <w:b/>
-                <w:bCs/>
-                <w:sz w:val="32"/>
-                <w:szCs w:val="32"/>
-              </w:rPr>
-            </w:pPr>
-          </w:p>
-        </w:tc>
-        <w:tc>
-          <w:tcPr>
-            <w:tcW w:w="236" w:type="dxa"/>
-          </w:tcPr>
-          <w:p>
-            <w:pPr>
-              <w:jc w:val="thaiDistribute"/>
-              <w:rPr>
-                <w:rFonts w:ascii="TH SarabunPSK" w:hAnsi="TH SarabunPSK" w:cs="TH SarabunPSK"/>
-                <w:b/>
-                <w:bCs/>
-                <w:sz w:val="32"/>
-                <w:szCs w:val="32"/>
-              </w:rPr>
-            </w:pPr>
-          </w:p>
-        </w:tc>
-        <w:tc>
-          <w:tcPr>
-            <w:tcW w:w="236" w:type="dxa"/>
-          </w:tcPr>
-          <w:p>
-            <w:pPr>
-              <w:jc w:val="thaiDistribute"/>
-              <w:rPr>
-                <w:rFonts w:ascii="TH SarabunPSK" w:hAnsi="TH SarabunPSK" w:cs="TH SarabunPSK"/>
-                <w:b/>
-                <w:bCs/>
-                <w:sz w:val="32"/>
-                <w:szCs w:val="32"/>
-              </w:rPr>
-            </w:pPr>
-          </w:p>
-        </w:tc>
-        <w:tc>
-          <w:tcPr>
-            <w:tcW w:w="236" w:type="dxa"/>
-          </w:tcPr>
-          <w:p>
-            <w:pPr>
-              <w:jc w:val="thaiDistribute"/>
-              <w:rPr>
-                <w:rFonts w:ascii="TH SarabunPSK" w:hAnsi="TH SarabunPSK" w:cs="TH SarabunPSK"/>
-                <w:b/>
-                <w:bCs/>
-                <w:sz w:val="32"/>
-                <w:szCs w:val="32"/>
-              </w:rPr>
-            </w:pPr>
-          </w:p>
-        </w:tc>
-        <w:tc>
-          <w:tcPr>
-            <w:tcW w:w="236" w:type="dxa"/>
-          </w:tcPr>
-          <w:p>
-            <w:pPr>
-              <w:jc w:val="thaiDistribute"/>
-              <w:rPr>
-                <w:rFonts w:ascii="TH SarabunPSK" w:hAnsi="TH SarabunPSK" w:cs="TH SarabunPSK"/>
-                <w:b/>
-                <w:bCs/>
-                <w:sz w:val="32"/>
-                <w:szCs w:val="32"/>
-              </w:rPr>
-            </w:pPr>
-          </w:p>
-        </w:tc>
-        <w:tc>
-          <w:tcPr>
-            <w:tcW w:w="236" w:type="dxa"/>
-          </w:tcPr>
-          <w:p>
-            <w:pPr>
-              <w:jc w:val="thaiDistribute"/>
-              <w:rPr>
-                <w:rFonts w:ascii="TH SarabunPSK" w:hAnsi="TH SarabunPSK" w:cs="TH SarabunPSK"/>
-                <w:b/>
-                <w:bCs/>
-                <w:sz w:val="32"/>
-                <w:szCs w:val="32"/>
-              </w:rPr>
-            </w:pPr>
-          </w:p>
-        </w:tc>
-        <w:tc>
-          <w:tcPr>
-            <w:tcW w:w="236" w:type="dxa"/>
-          </w:tcPr>
-          <w:p>
-            <w:pPr>
-              <w:jc w:val="thaiDistribute"/>
-              <w:rPr>
-                <w:rFonts w:ascii="TH SarabunPSK" w:hAnsi="TH SarabunPSK" w:cs="TH SarabunPSK"/>
-                <w:b/>
-                <w:bCs/>
-                <w:sz w:val="32"/>
-                <w:szCs w:val="32"/>
-              </w:rPr>
-            </w:pPr>
-          </w:p>
-        </w:tc>
-        <w:tc>
-          <w:tcPr>
-            <w:tcW w:w="236" w:type="dxa"/>
-          </w:tcPr>
-          <w:p>
-            <w:pPr>
-              <w:jc w:val="thaiDistribute"/>
-              <w:rPr>
-                <w:rFonts w:ascii="TH SarabunPSK" w:hAnsi="TH SarabunPSK" w:cs="TH SarabunPSK"/>
-                <w:b/>
-                <w:bCs/>
-                <w:sz w:val="32"/>
-                <w:szCs w:val="32"/>
-              </w:rPr>
-            </w:pPr>
-          </w:p>
-        </w:tc>
-        <w:tc>
-          <w:tcPr>
-            <w:tcW w:w="236" w:type="dxa"/>
-          </w:tcPr>
-          <w:p>
-            <w:pPr>
-              <w:jc w:val="thaiDistribute"/>
-              <w:rPr>
-                <w:rFonts w:ascii="TH SarabunPSK" w:hAnsi="TH SarabunPSK" w:cs="TH SarabunPSK"/>
-                <w:b/>
-                <w:bCs/>
-                <w:sz w:val="32"/>
-                <w:szCs w:val="32"/>
-              </w:rPr>
-            </w:pPr>
-          </w:p>
-        </w:tc>
-        <w:tc>
-          <w:tcPr>
-            <w:tcW w:w="236" w:type="dxa"/>
-          </w:tcPr>
-          <w:p>
-            <w:pPr>
-              <w:jc w:val="thaiDistribute"/>
-              <w:rPr>
-                <w:rFonts w:ascii="TH SarabunPSK" w:hAnsi="TH SarabunPSK" w:cs="TH SarabunPSK"/>
-                <w:b/>
-                <w:bCs/>
-                <w:sz w:val="32"/>
-                <w:szCs w:val="32"/>
-              </w:rPr>
-            </w:pPr>
-          </w:p>
-        </w:tc>
-        <w:tc>
-          <w:tcPr>
-            <w:tcW w:w="236" w:type="dxa"/>
-          </w:tcPr>
-          <w:p>
-            <w:pPr>
-              <w:jc w:val="thaiDistribute"/>
-              <w:rPr>
-                <w:rFonts w:ascii="TH SarabunPSK" w:hAnsi="TH SarabunPSK" w:cs="TH SarabunPSK"/>
-                <w:b/>
-                <w:bCs/>
-                <w:sz w:val="32"/>
-                <w:szCs w:val="32"/>
-              </w:rPr>
-            </w:pPr>
-          </w:p>
-        </w:tc>
-        <w:tc>
-          <w:tcPr>
-            <w:tcW w:w="236" w:type="dxa"/>
-          </w:tcPr>
-          <w:p>
-            <w:pPr>
-              <w:jc w:val="thaiDistribute"/>
-              <w:rPr>
-                <w:rFonts w:ascii="TH SarabunPSK" w:hAnsi="TH SarabunPSK" w:cs="TH SarabunPSK"/>
-                <w:b/>
-                <w:bCs/>
-                <w:sz w:val="32"/>
-                <w:szCs w:val="32"/>
-              </w:rPr>
-            </w:pPr>
-          </w:p>
-        </w:tc>
-        <w:tc>
-          <w:tcPr>
-            <w:tcW w:w="236" w:type="dxa"/>
-          </w:tcPr>
-          <w:p>
-            <w:pPr>
-              <w:jc w:val="thaiDistribute"/>
-              <w:rPr>
-                <w:rFonts w:ascii="TH SarabunPSK" w:hAnsi="TH SarabunPSK" w:cs="TH SarabunPSK"/>
-                <w:b/>
-                <w:bCs/>
-                <w:sz w:val="32"/>
-                <w:szCs w:val="32"/>
-              </w:rPr>
-            </w:pPr>
-          </w:p>
-        </w:tc>
-        <w:tc>
-          <w:tcPr>
-            <w:tcW w:w="236" w:type="dxa"/>
-          </w:tcPr>
-          <w:p>
-            <w:pPr>
-              <w:jc w:val="thaiDistribute"/>
-              <w:rPr>
-                <w:rFonts w:ascii="TH SarabunPSK" w:hAnsi="TH SarabunPSK" w:cs="TH SarabunPSK"/>
-                <w:b/>
-                <w:bCs/>
-                <w:sz w:val="32"/>
-                <w:szCs w:val="32"/>
-              </w:rPr>
-            </w:pPr>
-          </w:p>
-        </w:tc>
-      </w:tr>
-      <w:tr>
-        <w:tc>
-          <w:tcPr>
-            <w:tcW w:w="4076" w:type="dxa"/>
-          </w:tcPr>
-          <w:p>
-            <w:pPr>
-              <w:jc w:val="thaiDistribute"/>
-              <w:rPr>
-                <w:rFonts w:ascii="TH SarabunPSK" w:hAnsi="TH SarabunPSK" w:cs="TH SarabunPSK"/>
-                <w:sz w:val="32"/>
-                <w:szCs w:val="32"/>
-              </w:rPr>
-            </w:pPr>
-            <w:r>
-              <w:rPr>
-                <w:rFonts w:ascii="TH SarabunPSK" w:hAnsi="TH SarabunPSK" w:cs="TH SarabunPSK" w:hint="cs"/>
-                <w:sz w:val="32"/>
-                <w:szCs w:val="32"/>
-                <w:cs/>
-              </w:rPr>
-              <w:t>ออกแบบระบบและฐานข้อมูล</w:t>
-            </w:r>
-          </w:p>
-        </w:tc>
-        <w:tc>
-          <w:tcPr>
-            <w:tcW w:w="246" w:type="dxa"/>
-            <w:shd w:val="clear" w:color="auto" w:fill="auto"/>
-          </w:tcPr>
-          <w:p>
-            <w:pPr>
-              <w:jc w:val="thaiDistribute"/>
-              <w:rPr>
-                <w:rFonts w:ascii="TH SarabunPSK" w:hAnsi="TH SarabunPSK" w:cs="TH SarabunPSK"/>
-                <w:b/>
-                <w:bCs/>
-                <w:sz w:val="32"/>
-                <w:szCs w:val="32"/>
-              </w:rPr>
-            </w:pPr>
-          </w:p>
-        </w:tc>
-        <w:tc>
-          <w:tcPr>
-            <w:tcW w:w="236" w:type="dxa"/>
-            <w:shd w:val="clear" w:color="auto" w:fill="auto"/>
-          </w:tcPr>
-          <w:p>
-            <w:pPr>
-              <w:jc w:val="thaiDistribute"/>
-              <w:rPr>
-                <w:rFonts w:ascii="TH SarabunPSK" w:hAnsi="TH SarabunPSK" w:cs="TH SarabunPSK"/>
-                <w:b/>
-                <w:bCs/>
-                <w:sz w:val="32"/>
-                <w:szCs w:val="32"/>
-              </w:rPr>
-            </w:pPr>
-          </w:p>
-        </w:tc>
-        <w:tc>
-          <w:tcPr>
-            <w:tcW w:w="236" w:type="dxa"/>
-          </w:tcPr>
-          <w:p>
-            <w:pPr>
-              <w:jc w:val="thaiDistribute"/>
-              <w:rPr>
-                <w:rFonts w:ascii="TH SarabunPSK" w:hAnsi="TH SarabunPSK" w:cs="TH SarabunPSK"/>
-                <w:b/>
-                <w:bCs/>
-                <w:sz w:val="32"/>
-                <w:szCs w:val="32"/>
-              </w:rPr>
-            </w:pPr>
-          </w:p>
-        </w:tc>
-        <w:tc>
-          <w:tcPr>
-            <w:tcW w:w="236" w:type="dxa"/>
-          </w:tcPr>
-          <w:p>
-            <w:pPr>
-              <w:jc w:val="thaiDistribute"/>
-              <w:rPr>
-                <w:rFonts w:ascii="TH SarabunPSK" w:hAnsi="TH SarabunPSK" w:cs="TH SarabunPSK"/>
-                <w:b/>
-                <w:bCs/>
-                <w:sz w:val="32"/>
-                <w:szCs w:val="32"/>
-              </w:rPr>
-            </w:pPr>
-          </w:p>
-        </w:tc>
-        <w:tc>
-          <w:tcPr>
-            <w:tcW w:w="236" w:type="dxa"/>
-          </w:tcPr>
-          <w:p>
-            <w:pPr>
-              <w:jc w:val="thaiDistribute"/>
-              <w:rPr>
-                <w:rFonts w:ascii="TH SarabunPSK" w:hAnsi="TH SarabunPSK" w:cs="TH SarabunPSK"/>
-                <w:b/>
-                <w:bCs/>
-                <w:sz w:val="32"/>
-                <w:szCs w:val="32"/>
-              </w:rPr>
-            </w:pPr>
-          </w:p>
-        </w:tc>
-        <w:tc>
-          <w:tcPr>
-            <w:tcW w:w="236" w:type="dxa"/>
-          </w:tcPr>
-          <w:p>
-            <w:pPr>
-              <w:jc w:val="thaiDistribute"/>
-              <w:rPr>
-                <w:rFonts w:ascii="TH SarabunPSK" w:hAnsi="TH SarabunPSK" w:cs="TH SarabunPSK"/>
-                <w:b/>
-                <w:bCs/>
-                <w:sz w:val="32"/>
-                <w:szCs w:val="32"/>
-              </w:rPr>
-            </w:pPr>
-          </w:p>
-        </w:tc>
-        <w:tc>
-          <w:tcPr>
-            <w:tcW w:w="236" w:type="dxa"/>
-          </w:tcPr>
-          <w:p>
-            <w:pPr>
-              <w:jc w:val="thaiDistribute"/>
-              <w:rPr>
-                <w:rFonts w:ascii="TH SarabunPSK" w:hAnsi="TH SarabunPSK" w:cs="TH SarabunPSK"/>
-                <w:b/>
-                <w:bCs/>
-                <w:sz w:val="32"/>
-                <w:szCs w:val="32"/>
-              </w:rPr>
-            </w:pPr>
-          </w:p>
-        </w:tc>
-        <w:tc>
-          <w:tcPr>
-            <w:tcW w:w="236" w:type="dxa"/>
-          </w:tcPr>
-          <w:p>
-            <w:pPr>
-              <w:jc w:val="thaiDistribute"/>
-              <w:rPr>
-                <w:rFonts w:ascii="TH SarabunPSK" w:hAnsi="TH SarabunPSK" w:cs="TH SarabunPSK"/>
-                <w:b/>
-                <w:bCs/>
-                <w:sz w:val="32"/>
-                <w:szCs w:val="32"/>
-              </w:rPr>
-            </w:pPr>
-          </w:p>
-        </w:tc>
-        <w:tc>
-          <w:tcPr>
-            <w:tcW w:w="236" w:type="dxa"/>
-          </w:tcPr>
-          <w:p>
-            <w:pPr>
-              <w:jc w:val="thaiDistribute"/>
-              <w:rPr>
-                <w:rFonts w:ascii="TH SarabunPSK" w:hAnsi="TH SarabunPSK" w:cs="TH SarabunPSK"/>
-                <w:b/>
-                <w:bCs/>
-                <w:sz w:val="32"/>
-                <w:szCs w:val="32"/>
-              </w:rPr>
-            </w:pPr>
-          </w:p>
-        </w:tc>
-        <w:tc>
-          <w:tcPr>
-            <w:tcW w:w="236" w:type="dxa"/>
-          </w:tcPr>
-          <w:p>
-            <w:pPr>
-              <w:jc w:val="thaiDistribute"/>
-              <w:rPr>
-                <w:rFonts w:ascii="TH SarabunPSK" w:hAnsi="TH SarabunPSK" w:cs="TH SarabunPSK"/>
-                <w:b/>
-                <w:bCs/>
-                <w:sz w:val="32"/>
-                <w:szCs w:val="32"/>
-              </w:rPr>
-            </w:pPr>
-          </w:p>
-        </w:tc>
-        <w:tc>
-          <w:tcPr>
-            <w:tcW w:w="236" w:type="dxa"/>
-          </w:tcPr>
-          <w:p>
-            <w:pPr>
-              <w:jc w:val="thaiDistribute"/>
-              <w:rPr>
-                <w:rFonts w:ascii="TH SarabunPSK" w:hAnsi="TH SarabunPSK" w:cs="TH SarabunPSK"/>
-                <w:b/>
-                <w:bCs/>
-                <w:sz w:val="32"/>
-                <w:szCs w:val="32"/>
-              </w:rPr>
-            </w:pPr>
-          </w:p>
-        </w:tc>
-        <w:tc>
-          <w:tcPr>
-            <w:tcW w:w="236" w:type="dxa"/>
-          </w:tcPr>
-          <w:p>
-            <w:pPr>
-              <w:jc w:val="thaiDistribute"/>
-              <w:rPr>
-                <w:rFonts w:ascii="TH SarabunPSK" w:hAnsi="TH SarabunPSK" w:cs="TH SarabunPSK"/>
-                <w:b/>
-                <w:bCs/>
-                <w:sz w:val="32"/>
-                <w:szCs w:val="32"/>
-              </w:rPr>
-            </w:pPr>
-          </w:p>
-        </w:tc>
-        <w:tc>
-          <w:tcPr>
-            <w:tcW w:w="236" w:type="dxa"/>
-          </w:tcPr>
-          <w:p>
-            <w:pPr>
-              <w:jc w:val="thaiDistribute"/>
-              <w:rPr>
-                <w:rFonts w:ascii="TH SarabunPSK" w:hAnsi="TH SarabunPSK" w:cs="TH SarabunPSK"/>
-                <w:b/>
-                <w:bCs/>
-                <w:sz w:val="32"/>
-                <w:szCs w:val="32"/>
-              </w:rPr>
-            </w:pPr>
-          </w:p>
-        </w:tc>
-        <w:tc>
-          <w:tcPr>
-            <w:tcW w:w="236" w:type="dxa"/>
-          </w:tcPr>
-          <w:p>
-            <w:pPr>
-              <w:jc w:val="thaiDistribute"/>
-              <w:rPr>
-                <w:rFonts w:ascii="TH SarabunPSK" w:hAnsi="TH SarabunPSK" w:cs="TH SarabunPSK"/>
-                <w:b/>
-                <w:bCs/>
-                <w:sz w:val="32"/>
-                <w:szCs w:val="32"/>
-              </w:rPr>
-            </w:pPr>
-          </w:p>
-        </w:tc>
-        <w:tc>
-          <w:tcPr>
-            <w:tcW w:w="236" w:type="dxa"/>
-          </w:tcPr>
-          <w:p>
-            <w:pPr>
-              <w:jc w:val="thaiDistribute"/>
-              <w:rPr>
-                <w:rFonts w:ascii="TH SarabunPSK" w:hAnsi="TH SarabunPSK" w:cs="TH SarabunPSK"/>
-                <w:b/>
-                <w:bCs/>
-                <w:sz w:val="32"/>
-                <w:szCs w:val="32"/>
-              </w:rPr>
-            </w:pPr>
-          </w:p>
-        </w:tc>
-        <w:tc>
-          <w:tcPr>
-            <w:tcW w:w="236" w:type="dxa"/>
-          </w:tcPr>
-          <w:p>
-            <w:pPr>
-              <w:jc w:val="thaiDistribute"/>
-              <w:rPr>
-                <w:rFonts w:ascii="TH SarabunPSK" w:hAnsi="TH SarabunPSK" w:cs="TH SarabunPSK"/>
-                <w:b/>
-                <w:bCs/>
-                <w:sz w:val="32"/>
-                <w:szCs w:val="32"/>
-              </w:rPr>
-            </w:pPr>
-          </w:p>
-        </w:tc>
-        <w:tc>
-          <w:tcPr>
-            <w:tcW w:w="236" w:type="dxa"/>
-          </w:tcPr>
-          <w:p>
-            <w:pPr>
-              <w:jc w:val="thaiDistribute"/>
-              <w:rPr>
-                <w:rFonts w:ascii="TH SarabunPSK" w:hAnsi="TH SarabunPSK" w:cs="TH SarabunPSK"/>
-                <w:b/>
-                <w:bCs/>
-                <w:sz w:val="32"/>
-                <w:szCs w:val="32"/>
-              </w:rPr>
-            </w:pPr>
-          </w:p>
-        </w:tc>
-        <w:tc>
-          <w:tcPr>
-            <w:tcW w:w="236" w:type="dxa"/>
-          </w:tcPr>
-          <w:p>
-            <w:pPr>
-              <w:jc w:val="thaiDistribute"/>
-              <w:rPr>
-                <w:rFonts w:ascii="TH SarabunPSK" w:hAnsi="TH SarabunPSK" w:cs="TH SarabunPSK"/>
-                <w:b/>
-                <w:bCs/>
-                <w:sz w:val="32"/>
-                <w:szCs w:val="32"/>
-              </w:rPr>
-            </w:pPr>
-          </w:p>
-        </w:tc>
-        <w:tc>
-          <w:tcPr>
-            <w:tcW w:w="236" w:type="dxa"/>
-          </w:tcPr>
-          <w:p>
-            <w:pPr>
-              <w:jc w:val="thaiDistribute"/>
-              <w:rPr>
-                <w:rFonts w:ascii="TH SarabunPSK" w:hAnsi="TH SarabunPSK" w:cs="TH SarabunPSK"/>
-                <w:b/>
-                <w:bCs/>
-                <w:sz w:val="32"/>
-                <w:szCs w:val="32"/>
-              </w:rPr>
-            </w:pPr>
-          </w:p>
-        </w:tc>
-        <w:tc>
-          <w:tcPr>
-            <w:tcW w:w="236" w:type="dxa"/>
-          </w:tcPr>
-          <w:p>
-            <w:pPr>
-              <w:jc w:val="thaiDistribute"/>
-              <w:rPr>
-                <w:rFonts w:ascii="TH SarabunPSK" w:hAnsi="TH SarabunPSK" w:cs="TH SarabunPSK"/>
-                <w:b/>
-                <w:bCs/>
-                <w:sz w:val="32"/>
-                <w:szCs w:val="32"/>
-              </w:rPr>
-            </w:pPr>
-          </w:p>
-        </w:tc>
-        <w:tc>
-          <w:tcPr>
-            <w:tcW w:w="236" w:type="dxa"/>
-          </w:tcPr>
-          <w:p>
-            <w:pPr>
-              <w:jc w:val="thaiDistribute"/>
-              <w:rPr>
-                <w:rFonts w:ascii="TH SarabunPSK" w:hAnsi="TH SarabunPSK" w:cs="TH SarabunPSK"/>
-                <w:b/>
-                <w:bCs/>
-                <w:sz w:val="32"/>
-                <w:szCs w:val="32"/>
-              </w:rPr>
-            </w:pPr>
-          </w:p>
-        </w:tc>
-        <w:tc>
-          <w:tcPr>
-            <w:tcW w:w="236" w:type="dxa"/>
-          </w:tcPr>
-          <w:p>
-            <w:pPr>
-              <w:jc w:val="thaiDistribute"/>
-              <w:rPr>
-                <w:rFonts w:ascii="TH SarabunPSK" w:hAnsi="TH SarabunPSK" w:cs="TH SarabunPSK"/>
-                <w:b/>
-                <w:bCs/>
-                <w:sz w:val="32"/>
-                <w:szCs w:val="32"/>
-              </w:rPr>
-            </w:pPr>
-          </w:p>
-        </w:tc>
-        <w:tc>
-          <w:tcPr>
-            <w:tcW w:w="236" w:type="dxa"/>
-          </w:tcPr>
-          <w:p>
-            <w:pPr>
-              <w:jc w:val="thaiDistribute"/>
-              <w:rPr>
-                <w:rFonts w:ascii="TH SarabunPSK" w:hAnsi="TH SarabunPSK" w:cs="TH SarabunPSK"/>
-                <w:b/>
-                <w:bCs/>
-                <w:sz w:val="32"/>
-                <w:szCs w:val="32"/>
-              </w:rPr>
-            </w:pPr>
-          </w:p>
-        </w:tc>
-        <w:tc>
-          <w:tcPr>
-            <w:tcW w:w="236" w:type="dxa"/>
-          </w:tcPr>
-          <w:p>
-            <w:pPr>
-              <w:jc w:val="thaiDistribute"/>
-              <w:rPr>
-                <w:rFonts w:ascii="TH SarabunPSK" w:hAnsi="TH SarabunPSK" w:cs="TH SarabunPSK"/>
-                <w:b/>
-                <w:bCs/>
-                <w:sz w:val="32"/>
-                <w:szCs w:val="32"/>
-              </w:rPr>
-            </w:pPr>
-          </w:p>
-        </w:tc>
-      </w:tr>
-      <w:tr>
-        <w:tc>
-          <w:tcPr>
-            <w:tcW w:w="4076" w:type="dxa"/>
-          </w:tcPr>
-          <w:p>
-            <w:pPr>
-              <w:jc w:val="thaiDistribute"/>
-              <w:rPr>
-                <w:rFonts w:ascii="TH SarabunPSK" w:hAnsi="TH SarabunPSK" w:cs="TH SarabunPSK"/>
-                <w:sz w:val="32"/>
-                <w:szCs w:val="32"/>
-              </w:rPr>
-            </w:pPr>
-            <w:r>
-              <w:rPr>
-                <w:rFonts w:ascii="TH SarabunPSK" w:hAnsi="TH SarabunPSK" w:cs="TH SarabunPSK" w:hint="cs"/>
-                <w:sz w:val="32"/>
-                <w:szCs w:val="32"/>
-                <w:cs/>
-              </w:rPr>
-              <w:t xml:space="preserve">ออกแบบ </w:t>
-            </w:r>
-            <w:r>
-              <w:rPr>
-                <w:rFonts w:ascii="TH SarabunPSK" w:hAnsi="TH SarabunPSK" w:cs="TH SarabunPSK"/>
-                <w:sz w:val="32"/>
-                <w:szCs w:val="32"/>
-              </w:rPr>
-              <w:t>UX/UI</w:t>
-            </w:r>
-          </w:p>
-        </w:tc>
-        <w:tc>
-          <w:tcPr>
-            <w:tcW w:w="246" w:type="dxa"/>
-            <w:shd w:val="clear" w:color="auto" w:fill="auto"/>
-          </w:tcPr>
-          <w:p>
-            <w:pPr>
-              <w:jc w:val="thaiDistribute"/>
-              <w:rPr>
-                <w:rFonts w:ascii="TH SarabunPSK" w:hAnsi="TH SarabunPSK" w:cs="TH SarabunPSK"/>
-                <w:b/>
-                <w:bCs/>
-                <w:sz w:val="32"/>
-                <w:szCs w:val="32"/>
-              </w:rPr>
-            </w:pPr>
-          </w:p>
-        </w:tc>
-        <w:tc>
-          <w:tcPr>
-            <w:tcW w:w="236" w:type="dxa"/>
-            <w:shd w:val="clear" w:color="auto" w:fill="auto"/>
-          </w:tcPr>
-          <w:p>
-            <w:pPr>
-              <w:jc w:val="thaiDistribute"/>
-              <w:rPr>
-                <w:rFonts w:ascii="TH SarabunPSK" w:hAnsi="TH SarabunPSK" w:cs="TH SarabunPSK"/>
-                <w:b/>
-                <w:bCs/>
-                <w:sz w:val="32"/>
-                <w:szCs w:val="32"/>
-              </w:rPr>
-            </w:pPr>
-          </w:p>
-        </w:tc>
-        <w:tc>
-          <w:tcPr>
-            <w:tcW w:w="236" w:type="dxa"/>
-          </w:tcPr>
-          <w:p>
-            <w:pPr>
-              <w:jc w:val="thaiDistribute"/>
-              <w:rPr>
-                <w:rFonts w:ascii="TH SarabunPSK" w:hAnsi="TH SarabunPSK" w:cs="TH SarabunPSK"/>
-                <w:b/>
-                <w:bCs/>
-                <w:sz w:val="32"/>
-                <w:szCs w:val="32"/>
-              </w:rPr>
-            </w:pPr>
-          </w:p>
-        </w:tc>
-        <w:tc>
-          <w:tcPr>
-            <w:tcW w:w="236" w:type="dxa"/>
-          </w:tcPr>
-          <w:p>
-            <w:pPr>
-              <w:jc w:val="thaiDistribute"/>
-              <w:rPr>
-                <w:rFonts w:ascii="TH SarabunPSK" w:hAnsi="TH SarabunPSK" w:cs="TH SarabunPSK"/>
-                <w:b/>
-                <w:bCs/>
-                <w:sz w:val="32"/>
-                <w:szCs w:val="32"/>
-              </w:rPr>
-            </w:pPr>
-          </w:p>
-        </w:tc>
-        <w:tc>
-          <w:tcPr>
-            <w:tcW w:w="236" w:type="dxa"/>
-          </w:tcPr>
-          <w:p>
-            <w:pPr>
-              <w:jc w:val="thaiDistribute"/>
-              <w:rPr>
-                <w:rFonts w:ascii="TH SarabunPSK" w:hAnsi="TH SarabunPSK" w:cs="TH SarabunPSK"/>
-                <w:b/>
-                <w:bCs/>
-                <w:sz w:val="32"/>
-                <w:szCs w:val="32"/>
-              </w:rPr>
-            </w:pPr>
-          </w:p>
-        </w:tc>
-        <w:tc>
-          <w:tcPr>
-            <w:tcW w:w="236" w:type="dxa"/>
-          </w:tcPr>
-          <w:p>
-            <w:pPr>
-              <w:jc w:val="thaiDistribute"/>
-              <w:rPr>
-                <w:rFonts w:ascii="TH SarabunPSK" w:hAnsi="TH SarabunPSK" w:cs="TH SarabunPSK"/>
-                <w:b/>
-                <w:bCs/>
-                <w:sz w:val="32"/>
-                <w:szCs w:val="32"/>
-              </w:rPr>
-            </w:pPr>
-          </w:p>
-        </w:tc>
-        <w:tc>
-          <w:tcPr>
-            <w:tcW w:w="236" w:type="dxa"/>
-          </w:tcPr>
-          <w:p>
-            <w:pPr>
-              <w:jc w:val="thaiDistribute"/>
-              <w:rPr>
-                <w:rFonts w:ascii="TH SarabunPSK" w:hAnsi="TH SarabunPSK" w:cs="TH SarabunPSK"/>
-                <w:b/>
-                <w:bCs/>
-                <w:sz w:val="32"/>
-                <w:szCs w:val="32"/>
-              </w:rPr>
-            </w:pPr>
-          </w:p>
-        </w:tc>
-        <w:tc>
-          <w:tcPr>
-            <w:tcW w:w="236" w:type="dxa"/>
-          </w:tcPr>
-          <w:p>
-            <w:pPr>
-              <w:jc w:val="thaiDistribute"/>
-              <w:rPr>
-                <w:rFonts w:ascii="TH SarabunPSK" w:hAnsi="TH SarabunPSK" w:cs="TH SarabunPSK"/>
-                <w:b/>
-                <w:bCs/>
-                <w:sz w:val="32"/>
-                <w:szCs w:val="32"/>
-              </w:rPr>
-            </w:pPr>
-          </w:p>
-        </w:tc>
-        <w:tc>
-          <w:tcPr>
-            <w:tcW w:w="236" w:type="dxa"/>
-          </w:tcPr>
-          <w:p>
-            <w:pPr>
-              <w:jc w:val="thaiDistribute"/>
-              <w:rPr>
-                <w:rFonts w:ascii="TH SarabunPSK" w:hAnsi="TH SarabunPSK" w:cs="TH SarabunPSK"/>
-                <w:b/>
-                <w:bCs/>
-                <w:sz w:val="32"/>
-                <w:szCs w:val="32"/>
-              </w:rPr>
-            </w:pPr>
-          </w:p>
-        </w:tc>
-        <w:tc>
-          <w:tcPr>
-            <w:tcW w:w="236" w:type="dxa"/>
-          </w:tcPr>
-          <w:p>
-            <w:pPr>
-              <w:jc w:val="thaiDistribute"/>
-              <w:rPr>
-                <w:rFonts w:ascii="TH SarabunPSK" w:hAnsi="TH SarabunPSK" w:cs="TH SarabunPSK"/>
-                <w:b/>
-                <w:bCs/>
-                <w:sz w:val="32"/>
-                <w:szCs w:val="32"/>
-              </w:rPr>
-            </w:pPr>
-          </w:p>
-        </w:tc>
-        <w:tc>
-          <w:tcPr>
-            <w:tcW w:w="236" w:type="dxa"/>
-          </w:tcPr>
-          <w:p>
-            <w:pPr>
-              <w:jc w:val="thaiDistribute"/>
-              <w:rPr>
-                <w:rFonts w:ascii="TH SarabunPSK" w:hAnsi="TH SarabunPSK" w:cs="TH SarabunPSK"/>
-                <w:b/>
-                <w:bCs/>
-                <w:sz w:val="32"/>
-                <w:szCs w:val="32"/>
-              </w:rPr>
-            </w:pPr>
-          </w:p>
-        </w:tc>
-        <w:tc>
-          <w:tcPr>
-            <w:tcW w:w="236" w:type="dxa"/>
-          </w:tcPr>
-          <w:p>
-            <w:pPr>
-              <w:jc w:val="thaiDistribute"/>
-              <w:rPr>
-                <w:rFonts w:ascii="TH SarabunPSK" w:hAnsi="TH SarabunPSK" w:cs="TH SarabunPSK"/>
-                <w:b/>
-                <w:bCs/>
-                <w:sz w:val="32"/>
-                <w:szCs w:val="32"/>
-              </w:rPr>
-            </w:pPr>
-          </w:p>
-        </w:tc>
-        <w:tc>
-          <w:tcPr>
-            <w:tcW w:w="236" w:type="dxa"/>
-          </w:tcPr>
-          <w:p>
-            <w:pPr>
-              <w:jc w:val="thaiDistribute"/>
-              <w:rPr>
-                <w:rFonts w:ascii="TH SarabunPSK" w:hAnsi="TH SarabunPSK" w:cs="TH SarabunPSK"/>
-                <w:b/>
-                <w:bCs/>
-                <w:sz w:val="32"/>
-                <w:szCs w:val="32"/>
-              </w:rPr>
-            </w:pPr>
-          </w:p>
-        </w:tc>
-        <w:tc>
-          <w:tcPr>
-            <w:tcW w:w="236" w:type="dxa"/>
-          </w:tcPr>
-          <w:p>
-            <w:pPr>
-              <w:jc w:val="thaiDistribute"/>
-              <w:rPr>
-                <w:rFonts w:ascii="TH SarabunPSK" w:hAnsi="TH SarabunPSK" w:cs="TH SarabunPSK"/>
-                <w:b/>
-                <w:bCs/>
-                <w:sz w:val="32"/>
-                <w:szCs w:val="32"/>
-              </w:rPr>
-            </w:pPr>
-          </w:p>
-        </w:tc>
-        <w:tc>
-          <w:tcPr>
-            <w:tcW w:w="236" w:type="dxa"/>
-          </w:tcPr>
-          <w:p>
-            <w:pPr>
-              <w:jc w:val="thaiDistribute"/>
-              <w:rPr>
-                <w:rFonts w:ascii="TH SarabunPSK" w:hAnsi="TH SarabunPSK" w:cs="TH SarabunPSK"/>
-                <w:b/>
-                <w:bCs/>
-                <w:sz w:val="32"/>
-                <w:szCs w:val="32"/>
-              </w:rPr>
-            </w:pPr>
-          </w:p>
-        </w:tc>
-        <w:tc>
-          <w:tcPr>
-            <w:tcW w:w="236" w:type="dxa"/>
-          </w:tcPr>
-          <w:p>
-            <w:pPr>
-              <w:jc w:val="thaiDistribute"/>
-              <w:rPr>
-                <w:rFonts w:ascii="TH SarabunPSK" w:hAnsi="TH SarabunPSK" w:cs="TH SarabunPSK"/>
-                <w:b/>
-                <w:bCs/>
-                <w:sz w:val="32"/>
-                <w:szCs w:val="32"/>
-              </w:rPr>
-            </w:pPr>
-          </w:p>
-        </w:tc>
-        <w:tc>
-          <w:tcPr>
-            <w:tcW w:w="236" w:type="dxa"/>
-          </w:tcPr>
-          <w:p>
-            <w:pPr>
-              <w:jc w:val="thaiDistribute"/>
-              <w:rPr>
-                <w:rFonts w:ascii="TH SarabunPSK" w:hAnsi="TH SarabunPSK" w:cs="TH SarabunPSK"/>
-                <w:b/>
-                <w:bCs/>
-                <w:sz w:val="32"/>
-                <w:szCs w:val="32"/>
-              </w:rPr>
-            </w:pPr>
-          </w:p>
-        </w:tc>
-        <w:tc>
-          <w:tcPr>
-            <w:tcW w:w="236" w:type="dxa"/>
-          </w:tcPr>
-          <w:p>
-            <w:pPr>
-              <w:jc w:val="thaiDistribute"/>
-              <w:rPr>
-                <w:rFonts w:ascii="TH SarabunPSK" w:hAnsi="TH SarabunPSK" w:cs="TH SarabunPSK"/>
-                <w:b/>
-                <w:bCs/>
-                <w:sz w:val="32"/>
-                <w:szCs w:val="32"/>
-              </w:rPr>
-            </w:pPr>
-          </w:p>
-        </w:tc>
-        <w:tc>
-          <w:tcPr>
-            <w:tcW w:w="236" w:type="dxa"/>
-          </w:tcPr>
-          <w:p>
-            <w:pPr>
-              <w:jc w:val="thaiDistribute"/>
-              <w:rPr>
-                <w:rFonts w:ascii="TH SarabunPSK" w:hAnsi="TH SarabunPSK" w:cs="TH SarabunPSK"/>
-                <w:b/>
-                <w:bCs/>
-                <w:sz w:val="32"/>
-                <w:szCs w:val="32"/>
-              </w:rPr>
-            </w:pPr>
-          </w:p>
-        </w:tc>
-        <w:tc>
-          <w:tcPr>
-            <w:tcW w:w="236" w:type="dxa"/>
-          </w:tcPr>
-          <w:p>
-            <w:pPr>
-              <w:jc w:val="thaiDistribute"/>
-              <w:rPr>
-                <w:rFonts w:ascii="TH SarabunPSK" w:hAnsi="TH SarabunPSK" w:cs="TH SarabunPSK"/>
-                <w:b/>
-                <w:bCs/>
-                <w:sz w:val="32"/>
-                <w:szCs w:val="32"/>
-              </w:rPr>
-            </w:pPr>
-          </w:p>
-        </w:tc>
-        <w:tc>
-          <w:tcPr>
-            <w:tcW w:w="236" w:type="dxa"/>
-          </w:tcPr>
-          <w:p>
-            <w:pPr>
-              <w:jc w:val="thaiDistribute"/>
-              <w:rPr>
-                <w:rFonts w:ascii="TH SarabunPSK" w:hAnsi="TH SarabunPSK" w:cs="TH SarabunPSK"/>
-                <w:b/>
-                <w:bCs/>
-                <w:sz w:val="32"/>
-                <w:szCs w:val="32"/>
-              </w:rPr>
-            </w:pPr>
-          </w:p>
-        </w:tc>
-        <w:tc>
-          <w:tcPr>
-            <w:tcW w:w="236" w:type="dxa"/>
-          </w:tcPr>
-          <w:p>
-            <w:pPr>
-              <w:jc w:val="thaiDistribute"/>
-              <w:rPr>
-                <w:rFonts w:ascii="TH SarabunPSK" w:hAnsi="TH SarabunPSK" w:cs="TH SarabunPSK"/>
-                <w:b/>
-                <w:bCs/>
-                <w:sz w:val="32"/>
-                <w:szCs w:val="32"/>
-              </w:rPr>
-            </w:pPr>
-          </w:p>
-        </w:tc>
-        <w:tc>
-          <w:tcPr>
-            <w:tcW w:w="236" w:type="dxa"/>
-          </w:tcPr>
-          <w:p>
-            <w:pPr>
-              <w:jc w:val="thaiDistribute"/>
-              <w:rPr>
-                <w:rFonts w:ascii="TH SarabunPSK" w:hAnsi="TH SarabunPSK" w:cs="TH SarabunPSK"/>
-                <w:b/>
-                <w:bCs/>
-                <w:sz w:val="32"/>
-                <w:szCs w:val="32"/>
-              </w:rPr>
-            </w:pPr>
-          </w:p>
-        </w:tc>
-        <w:tc>
-          <w:tcPr>
-            <w:tcW w:w="236" w:type="dxa"/>
-          </w:tcPr>
-          <w:p>
-            <w:pPr>
-              <w:jc w:val="thaiDistribute"/>
-              <w:rPr>
-                <w:rFonts w:ascii="TH SarabunPSK" w:hAnsi="TH SarabunPSK" w:cs="TH SarabunPSK"/>
-                <w:b/>
-                <w:bCs/>
-                <w:sz w:val="32"/>
-                <w:szCs w:val="32"/>
-              </w:rPr>
-            </w:pPr>
-          </w:p>
-        </w:tc>
-      </w:tr>
-      <w:tr>
-        <w:tc>
-          <w:tcPr>
-            <w:tcW w:w="4076" w:type="dxa"/>
-          </w:tcPr>
-          <w:p>
-            <w:pPr>
-              <w:jc w:val="thaiDistribute"/>
-              <w:rPr>
-                <w:rFonts w:ascii="TH SarabunPSK" w:hAnsi="TH SarabunPSK" w:cs="TH SarabunPSK" w:hint="cs"/>
-                <w:sz w:val="32"/>
-                <w:szCs w:val="32"/>
-                <w:cs/>
-              </w:rPr>
-            </w:pPr>
-            <w:r>
-              <w:rPr>
-                <w:rFonts w:ascii="TH SarabunPSK" w:hAnsi="TH SarabunPSK" w:cs="TH SarabunPSK" w:hint="cs"/>
-                <w:sz w:val="32"/>
-                <w:szCs w:val="32"/>
-                <w:cs/>
-              </w:rPr>
-              <w:t>พัฒนาโครงสร้างระบบพื้นฐาน</w:t>
-            </w:r>
-          </w:p>
-        </w:tc>
-        <w:tc>
-          <w:tcPr>
-            <w:tcW w:w="246" w:type="dxa"/>
-            <w:shd w:val="clear" w:color="auto" w:fill="auto"/>
-          </w:tcPr>
-          <w:p>
-            <w:pPr>
-              <w:jc w:val="thaiDistribute"/>
-              <w:rPr>
-                <w:rFonts w:ascii="TH SarabunPSK" w:hAnsi="TH SarabunPSK" w:cs="TH SarabunPSK"/>
-                <w:b/>
-                <w:bCs/>
-                <w:sz w:val="32"/>
-                <w:szCs w:val="32"/>
-              </w:rPr>
-            </w:pPr>
-          </w:p>
-        </w:tc>
-        <w:tc>
-          <w:tcPr>
-            <w:tcW w:w="236" w:type="dxa"/>
-            <w:shd w:val="clear" w:color="auto" w:fill="auto"/>
+          </w:tcPr>
+          <w:p>
+            <w:pPr>
+              <w:jc w:val="thaiDistribute"/>
+              <w:rPr>
+                <w:rFonts w:ascii="TH SarabunPSK" w:hAnsi="TH SarabunPSK" w:cs="TH SarabunPSK"/>
+                <w:b/>
+                <w:bCs/>
+                <w:sz w:val="32"/>
+                <w:szCs w:val="32"/>
+              </w:rPr>
+            </w:pPr>
+          </w:p>
+        </w:tc>
+        <w:tc>
+          <w:tcPr>
+            <w:tcW w:w="236" w:type="dxa"/>
           </w:tcPr>
           <w:p>
             <w:pPr>
@@ -7247,1228 +8360,6 @@
         </w:rPr>
       </w:pPr>
     </w:p>
-    <w:tbl>
-      <w:tblPr>
-        <w:tblStyle w:val="TableGrid"/>
-        <w:tblW w:w="9750" w:type="dxa"/>
-        <w:tblInd w:w="704" w:type="dxa"/>
-        <w:tblLayout w:type="fixed"/>
-        <w:tblLook w:val="04A0" w:firstRow="1" w:lastRow="0" w:firstColumn="1" w:lastColumn="0" w:noHBand="0" w:noVBand="1"/>
-      </w:tblPr>
-      <w:tblGrid>
-        <w:gridCol w:w="4076"/>
-        <w:gridCol w:w="246"/>
-        <w:gridCol w:w="236"/>
-        <w:gridCol w:w="236"/>
-        <w:gridCol w:w="236"/>
-        <w:gridCol w:w="236"/>
-        <w:gridCol w:w="236"/>
-        <w:gridCol w:w="236"/>
-        <w:gridCol w:w="236"/>
-        <w:gridCol w:w="236"/>
-        <w:gridCol w:w="236"/>
-        <w:gridCol w:w="236"/>
-        <w:gridCol w:w="236"/>
-        <w:gridCol w:w="236"/>
-        <w:gridCol w:w="236"/>
-        <w:gridCol w:w="236"/>
-        <w:gridCol w:w="236"/>
-        <w:gridCol w:w="236"/>
-        <w:gridCol w:w="236"/>
-        <w:gridCol w:w="236"/>
-        <w:gridCol w:w="236"/>
-        <w:gridCol w:w="236"/>
-        <w:gridCol w:w="236"/>
-        <w:gridCol w:w="236"/>
-        <w:gridCol w:w="236"/>
-      </w:tblGrid>
-      <w:tr>
-        <w:tc>
-          <w:tcPr>
-            <w:tcW w:w="9750" w:type="dxa"/>
-            <w:gridSpan w:val="25"/>
-          </w:tcPr>
-          <w:p>
-            <w:pPr>
-              <w:jc w:val="center"/>
-              <w:rPr>
-                <w:rFonts w:ascii="TH SarabunPSK" w:hAnsi="TH SarabunPSK" w:cs="TH SarabunPSK"/>
-                <w:b/>
-                <w:bCs/>
-                <w:sz w:val="32"/>
-                <w:szCs w:val="32"/>
-              </w:rPr>
-            </w:pPr>
-            <w:r>
-              <w:rPr>
-                <w:rFonts w:ascii="TH SarabunPSK" w:hAnsi="TH SarabunPSK" w:cs="TH SarabunPSK" w:hint="cs"/>
-                <w:b/>
-                <w:bCs/>
-                <w:sz w:val="32"/>
-                <w:szCs w:val="32"/>
-                <w:cs/>
-              </w:rPr>
-              <w:t>แผนการดำเนินงาน</w:t>
-            </w:r>
-          </w:p>
-        </w:tc>
-      </w:tr>
-      <w:tr>
-        <w:tc>
-          <w:tcPr>
-            <w:tcW w:w="4076" w:type="dxa"/>
-            <w:vMerge w:val="restart"/>
-            <w:vAlign w:val="center"/>
-          </w:tcPr>
-          <w:p>
-            <w:pPr>
-              <w:jc w:val="center"/>
-              <w:rPr>
-                <w:rFonts w:ascii="TH SarabunPSK" w:hAnsi="TH SarabunPSK" w:cs="TH SarabunPSK" w:hint="cs"/>
-                <w:b/>
-                <w:bCs/>
-                <w:sz w:val="32"/>
-                <w:szCs w:val="32"/>
-                <w:cs/>
-              </w:rPr>
-            </w:pPr>
-            <w:r>
-              <w:rPr>
-                <w:rFonts w:ascii="TH SarabunPSK" w:hAnsi="TH SarabunPSK" w:cs="TH SarabunPSK" w:hint="cs"/>
-                <w:b/>
-                <w:bCs/>
-                <w:sz w:val="32"/>
-                <w:szCs w:val="32"/>
-                <w:cs/>
-              </w:rPr>
-              <w:t>รายละเอียดการดำเนินงาน</w:t>
-            </w:r>
-          </w:p>
-        </w:tc>
-        <w:tc>
-          <w:tcPr>
-            <w:tcW w:w="5674" w:type="dxa"/>
-            <w:gridSpan w:val="24"/>
-            <w:shd w:val="clear" w:color="auto" w:fill="auto"/>
-          </w:tcPr>
-          <w:p>
-            <w:pPr>
-              <w:jc w:val="center"/>
-              <w:rPr>
-                <w:rFonts w:ascii="TH SarabunPSK" w:hAnsi="TH SarabunPSK" w:cs="TH SarabunPSK"/>
-                <w:b/>
-                <w:bCs/>
-                <w:sz w:val="32"/>
-                <w:szCs w:val="32"/>
-              </w:rPr>
-            </w:pPr>
-            <w:r>
-              <w:rPr>
-                <w:rFonts w:ascii="TH SarabunPSK" w:hAnsi="TH SarabunPSK" w:cs="TH SarabunPSK" w:hint="cs"/>
-                <w:b/>
-                <w:bCs/>
-                <w:sz w:val="32"/>
-                <w:szCs w:val="32"/>
-                <w:cs/>
-              </w:rPr>
-              <w:t>พ</w:t>
-            </w:r>
-            <w:r>
-              <w:rPr>
-                <w:rFonts w:ascii="TH SarabunPSK" w:hAnsi="TH SarabunPSK" w:cs="TH SarabunPSK"/>
-                <w:b/>
-                <w:bCs/>
-                <w:sz w:val="32"/>
-                <w:szCs w:val="32"/>
-              </w:rPr>
-              <w:t>.</w:t>
-            </w:r>
-            <w:r>
-              <w:rPr>
-                <w:rFonts w:ascii="TH SarabunPSK" w:hAnsi="TH SarabunPSK" w:cs="TH SarabunPSK" w:hint="cs"/>
-                <w:b/>
-                <w:bCs/>
-                <w:sz w:val="32"/>
-                <w:szCs w:val="32"/>
-                <w:cs/>
-              </w:rPr>
-              <w:t>ศ</w:t>
-            </w:r>
-            <w:r>
-              <w:rPr>
-                <w:rFonts w:ascii="TH SarabunPSK" w:hAnsi="TH SarabunPSK" w:cs="TH SarabunPSK"/>
-                <w:b/>
-                <w:bCs/>
-                <w:sz w:val="32"/>
-                <w:szCs w:val="32"/>
-              </w:rPr>
-              <w:t>. 25</w:t>
-            </w:r>
-            <w:r>
-              <w:rPr>
-                <w:rFonts w:ascii="TH SarabunPSK" w:hAnsi="TH SarabunPSK" w:cs="TH SarabunPSK"/>
-                <w:b/>
-                <w:bCs/>
-                <w:sz w:val="32"/>
-                <w:szCs w:val="32"/>
-              </w:rPr>
-              <w:t>70</w:t>
-            </w:r>
-          </w:p>
-        </w:tc>
-      </w:tr>
-      <w:tr>
-        <w:tc>
-          <w:tcPr>
-            <w:tcW w:w="4076" w:type="dxa"/>
-            <w:vMerge/>
-          </w:tcPr>
-          <w:p>
-            <w:pPr>
-              <w:jc w:val="thaiDistribute"/>
-              <w:rPr>
-                <w:rFonts w:ascii="TH SarabunPSK" w:hAnsi="TH SarabunPSK" w:cs="TH SarabunPSK" w:hint="cs"/>
-                <w:b/>
-                <w:bCs/>
-                <w:sz w:val="32"/>
-                <w:szCs w:val="32"/>
-                <w:cs/>
-              </w:rPr>
-            </w:pPr>
-          </w:p>
-        </w:tc>
-        <w:tc>
-          <w:tcPr>
-            <w:tcW w:w="954" w:type="dxa"/>
-            <w:gridSpan w:val="4"/>
-            <w:shd w:val="clear" w:color="auto" w:fill="auto"/>
-          </w:tcPr>
-          <w:p>
-            <w:pPr>
-              <w:jc w:val="center"/>
-              <w:rPr>
-                <w:rFonts w:ascii="TH SarabunPSK" w:hAnsi="TH SarabunPSK" w:cs="TH SarabunPSK" w:hint="cs"/>
-                <w:b/>
-                <w:bCs/>
-                <w:szCs w:val="22"/>
-                <w:cs/>
-              </w:rPr>
-            </w:pPr>
-            <w:r>
-              <w:rPr>
-                <w:rFonts w:ascii="TH SarabunPSK" w:hAnsi="TH SarabunPSK" w:cs="TH SarabunPSK" w:hint="cs"/>
-                <w:b/>
-                <w:bCs/>
-                <w:szCs w:val="22"/>
-                <w:cs/>
-              </w:rPr>
-              <w:t>มกราคม</w:t>
-            </w:r>
-          </w:p>
-        </w:tc>
-        <w:tc>
-          <w:tcPr>
-            <w:tcW w:w="944" w:type="dxa"/>
-            <w:gridSpan w:val="4"/>
-          </w:tcPr>
-          <w:p>
-            <w:pPr>
-              <w:jc w:val="center"/>
-              <w:rPr>
-                <w:rFonts w:ascii="TH SarabunPSK" w:hAnsi="TH SarabunPSK" w:cs="TH SarabunPSK"/>
-                <w:b/>
-                <w:bCs/>
-                <w:szCs w:val="22"/>
-              </w:rPr>
-            </w:pPr>
-            <w:r>
-              <w:rPr>
-                <w:rFonts w:ascii="TH SarabunPSK" w:hAnsi="TH SarabunPSK" w:cs="TH SarabunPSK" w:hint="cs"/>
-                <w:b/>
-                <w:bCs/>
-                <w:szCs w:val="22"/>
-                <w:cs/>
-              </w:rPr>
-              <w:t>กุมภาพันธ์</w:t>
-            </w:r>
-          </w:p>
-        </w:tc>
-        <w:tc>
-          <w:tcPr>
-            <w:tcW w:w="944" w:type="dxa"/>
-            <w:gridSpan w:val="4"/>
-          </w:tcPr>
-          <w:p>
-            <w:pPr>
-              <w:jc w:val="center"/>
-              <w:rPr>
-                <w:rFonts w:ascii="TH SarabunPSK" w:hAnsi="TH SarabunPSK" w:cs="TH SarabunPSK"/>
-                <w:b/>
-                <w:bCs/>
-                <w:szCs w:val="22"/>
-              </w:rPr>
-            </w:pPr>
-            <w:r>
-              <w:rPr>
-                <w:rFonts w:ascii="TH SarabunPSK" w:hAnsi="TH SarabunPSK" w:cs="TH SarabunPSK" w:hint="cs"/>
-                <w:b/>
-                <w:bCs/>
-                <w:szCs w:val="22"/>
-                <w:cs/>
-              </w:rPr>
-              <w:t>มีนาคม</w:t>
-            </w:r>
-          </w:p>
-        </w:tc>
-        <w:tc>
-          <w:tcPr>
-            <w:tcW w:w="944" w:type="dxa"/>
-            <w:gridSpan w:val="4"/>
-          </w:tcPr>
-          <w:p>
-            <w:pPr>
-              <w:jc w:val="center"/>
-              <w:rPr>
-                <w:rFonts w:ascii="TH SarabunPSK" w:hAnsi="TH SarabunPSK" w:cs="TH SarabunPSK" w:hint="cs"/>
-                <w:b/>
-                <w:bCs/>
-                <w:szCs w:val="22"/>
-              </w:rPr>
-            </w:pPr>
-            <w:r>
-              <w:rPr>
-                <w:rFonts w:ascii="TH SarabunPSK" w:hAnsi="TH SarabunPSK" w:cs="TH SarabunPSK" w:hint="cs"/>
-                <w:b/>
-                <w:bCs/>
-                <w:szCs w:val="22"/>
-                <w:cs/>
-              </w:rPr>
-              <w:t>เมษายน</w:t>
-            </w:r>
-          </w:p>
-        </w:tc>
-        <w:tc>
-          <w:tcPr>
-            <w:tcW w:w="944" w:type="dxa"/>
-            <w:gridSpan w:val="4"/>
-          </w:tcPr>
-          <w:p>
-            <w:pPr>
-              <w:jc w:val="center"/>
-              <w:rPr>
-                <w:rFonts w:ascii="TH SarabunPSK" w:hAnsi="TH SarabunPSK" w:cs="TH SarabunPSK"/>
-                <w:b/>
-                <w:bCs/>
-                <w:szCs w:val="22"/>
-              </w:rPr>
-            </w:pPr>
-            <w:r>
-              <w:rPr>
-                <w:rFonts w:ascii="TH SarabunPSK" w:hAnsi="TH SarabunPSK" w:cs="TH SarabunPSK" w:hint="cs"/>
-                <w:b/>
-                <w:bCs/>
-                <w:szCs w:val="22"/>
-                <w:cs/>
-              </w:rPr>
-              <w:t>พฤษภาคม</w:t>
-            </w:r>
-          </w:p>
-        </w:tc>
-        <w:tc>
-          <w:tcPr>
-            <w:tcW w:w="944" w:type="dxa"/>
-            <w:gridSpan w:val="4"/>
-          </w:tcPr>
-          <w:p>
-            <w:pPr>
-              <w:jc w:val="center"/>
-              <w:rPr>
-                <w:rFonts w:ascii="TH SarabunPSK" w:hAnsi="TH SarabunPSK" w:cs="TH SarabunPSK"/>
-                <w:b/>
-                <w:bCs/>
-                <w:szCs w:val="22"/>
-              </w:rPr>
-            </w:pPr>
-            <w:r>
-              <w:rPr>
-                <w:rFonts w:ascii="TH SarabunPSK" w:hAnsi="TH SarabunPSK" w:cs="TH SarabunPSK" w:hint="cs"/>
-                <w:b/>
-                <w:bCs/>
-                <w:szCs w:val="22"/>
-                <w:cs/>
-              </w:rPr>
-              <w:t>มิถุนายน</w:t>
-            </w:r>
-          </w:p>
-        </w:tc>
-      </w:tr>
-      <w:tr>
-        <w:tc>
-          <w:tcPr>
-            <w:tcW w:w="4076" w:type="dxa"/>
-          </w:tcPr>
-          <w:p>
-            <w:pPr>
-              <w:jc w:val="thaiDistribute"/>
-              <w:rPr>
-                <w:rFonts w:ascii="TH SarabunPSK" w:hAnsi="TH SarabunPSK" w:cs="TH SarabunPSK"/>
-                <w:sz w:val="32"/>
-                <w:szCs w:val="32"/>
-                <w:cs/>
-              </w:rPr>
-            </w:pPr>
-          </w:p>
-        </w:tc>
-        <w:tc>
-          <w:tcPr>
-            <w:tcW w:w="246" w:type="dxa"/>
-            <w:shd w:val="clear" w:color="auto" w:fill="auto"/>
-          </w:tcPr>
-          <w:p>
-            <w:pPr>
-              <w:jc w:val="thaiDistribute"/>
-              <w:rPr>
-                <w:rFonts w:ascii="TH SarabunPSK" w:hAnsi="TH SarabunPSK" w:cs="TH SarabunPSK"/>
-                <w:b/>
-                <w:bCs/>
-                <w:sz w:val="32"/>
-                <w:szCs w:val="32"/>
-              </w:rPr>
-            </w:pPr>
-          </w:p>
-        </w:tc>
-        <w:tc>
-          <w:tcPr>
-            <w:tcW w:w="236" w:type="dxa"/>
-          </w:tcPr>
-          <w:p>
-            <w:pPr>
-              <w:jc w:val="thaiDistribute"/>
-              <w:rPr>
-                <w:rFonts w:ascii="TH SarabunPSK" w:hAnsi="TH SarabunPSK" w:cs="TH SarabunPSK" w:hint="cs"/>
-                <w:b/>
-                <w:bCs/>
-                <w:sz w:val="32"/>
-                <w:szCs w:val="32"/>
-                <w:cs/>
-              </w:rPr>
-            </w:pPr>
-          </w:p>
-        </w:tc>
-        <w:tc>
-          <w:tcPr>
-            <w:tcW w:w="236" w:type="dxa"/>
-          </w:tcPr>
-          <w:p>
-            <w:pPr>
-              <w:jc w:val="thaiDistribute"/>
-              <w:rPr>
-                <w:rFonts w:ascii="TH SarabunPSK" w:hAnsi="TH SarabunPSK" w:cs="TH SarabunPSK"/>
-                <w:b/>
-                <w:bCs/>
-                <w:sz w:val="32"/>
-                <w:szCs w:val="32"/>
-              </w:rPr>
-            </w:pPr>
-          </w:p>
-        </w:tc>
-        <w:tc>
-          <w:tcPr>
-            <w:tcW w:w="236" w:type="dxa"/>
-          </w:tcPr>
-          <w:p>
-            <w:pPr>
-              <w:jc w:val="thaiDistribute"/>
-              <w:rPr>
-                <w:rFonts w:ascii="TH SarabunPSK" w:hAnsi="TH SarabunPSK" w:cs="TH SarabunPSK"/>
-                <w:b/>
-                <w:bCs/>
-                <w:sz w:val="32"/>
-                <w:szCs w:val="32"/>
-              </w:rPr>
-            </w:pPr>
-          </w:p>
-        </w:tc>
-        <w:tc>
-          <w:tcPr>
-            <w:tcW w:w="236" w:type="dxa"/>
-          </w:tcPr>
-          <w:p>
-            <w:pPr>
-              <w:jc w:val="thaiDistribute"/>
-              <w:rPr>
-                <w:rFonts w:ascii="TH SarabunPSK" w:hAnsi="TH SarabunPSK" w:cs="TH SarabunPSK"/>
-                <w:b/>
-                <w:bCs/>
-                <w:sz w:val="32"/>
-                <w:szCs w:val="32"/>
-              </w:rPr>
-            </w:pPr>
-          </w:p>
-        </w:tc>
-        <w:tc>
-          <w:tcPr>
-            <w:tcW w:w="236" w:type="dxa"/>
-          </w:tcPr>
-          <w:p>
-            <w:pPr>
-              <w:jc w:val="thaiDistribute"/>
-              <w:rPr>
-                <w:rFonts w:ascii="TH SarabunPSK" w:hAnsi="TH SarabunPSK" w:cs="TH SarabunPSK"/>
-                <w:b/>
-                <w:bCs/>
-                <w:sz w:val="32"/>
-                <w:szCs w:val="32"/>
-              </w:rPr>
-            </w:pPr>
-          </w:p>
-        </w:tc>
-        <w:tc>
-          <w:tcPr>
-            <w:tcW w:w="236" w:type="dxa"/>
-          </w:tcPr>
-          <w:p>
-            <w:pPr>
-              <w:jc w:val="thaiDistribute"/>
-              <w:rPr>
-                <w:rFonts w:ascii="TH SarabunPSK" w:hAnsi="TH SarabunPSK" w:cs="TH SarabunPSK"/>
-                <w:b/>
-                <w:bCs/>
-                <w:sz w:val="32"/>
-                <w:szCs w:val="32"/>
-              </w:rPr>
-            </w:pPr>
-          </w:p>
-        </w:tc>
-        <w:tc>
-          <w:tcPr>
-            <w:tcW w:w="236" w:type="dxa"/>
-          </w:tcPr>
-          <w:p>
-            <w:pPr>
-              <w:jc w:val="thaiDistribute"/>
-              <w:rPr>
-                <w:rFonts w:ascii="TH SarabunPSK" w:hAnsi="TH SarabunPSK" w:cs="TH SarabunPSK"/>
-                <w:b/>
-                <w:bCs/>
-                <w:sz w:val="32"/>
-                <w:szCs w:val="32"/>
-              </w:rPr>
-            </w:pPr>
-          </w:p>
-        </w:tc>
-        <w:tc>
-          <w:tcPr>
-            <w:tcW w:w="236" w:type="dxa"/>
-          </w:tcPr>
-          <w:p>
-            <w:pPr>
-              <w:jc w:val="thaiDistribute"/>
-              <w:rPr>
-                <w:rFonts w:ascii="TH SarabunPSK" w:hAnsi="TH SarabunPSK" w:cs="TH SarabunPSK"/>
-                <w:b/>
-                <w:bCs/>
-                <w:sz w:val="32"/>
-                <w:szCs w:val="32"/>
-              </w:rPr>
-            </w:pPr>
-          </w:p>
-        </w:tc>
-        <w:tc>
-          <w:tcPr>
-            <w:tcW w:w="236" w:type="dxa"/>
-          </w:tcPr>
-          <w:p>
-            <w:pPr>
-              <w:jc w:val="thaiDistribute"/>
-              <w:rPr>
-                <w:rFonts w:ascii="TH SarabunPSK" w:hAnsi="TH SarabunPSK" w:cs="TH SarabunPSK"/>
-                <w:b/>
-                <w:bCs/>
-                <w:sz w:val="32"/>
-                <w:szCs w:val="32"/>
-              </w:rPr>
-            </w:pPr>
-          </w:p>
-        </w:tc>
-        <w:tc>
-          <w:tcPr>
-            <w:tcW w:w="236" w:type="dxa"/>
-          </w:tcPr>
-          <w:p>
-            <w:pPr>
-              <w:jc w:val="thaiDistribute"/>
-              <w:rPr>
-                <w:rFonts w:ascii="TH SarabunPSK" w:hAnsi="TH SarabunPSK" w:cs="TH SarabunPSK"/>
-                <w:b/>
-                <w:bCs/>
-                <w:sz w:val="32"/>
-                <w:szCs w:val="32"/>
-              </w:rPr>
-            </w:pPr>
-          </w:p>
-        </w:tc>
-        <w:tc>
-          <w:tcPr>
-            <w:tcW w:w="236" w:type="dxa"/>
-          </w:tcPr>
-          <w:p>
-            <w:pPr>
-              <w:jc w:val="thaiDistribute"/>
-              <w:rPr>
-                <w:rFonts w:ascii="TH SarabunPSK" w:hAnsi="TH SarabunPSK" w:cs="TH SarabunPSK"/>
-                <w:b/>
-                <w:bCs/>
-                <w:sz w:val="32"/>
-                <w:szCs w:val="32"/>
-              </w:rPr>
-            </w:pPr>
-          </w:p>
-        </w:tc>
-        <w:tc>
-          <w:tcPr>
-            <w:tcW w:w="236" w:type="dxa"/>
-          </w:tcPr>
-          <w:p>
-            <w:pPr>
-              <w:jc w:val="thaiDistribute"/>
-              <w:rPr>
-                <w:rFonts w:ascii="TH SarabunPSK" w:hAnsi="TH SarabunPSK" w:cs="TH SarabunPSK"/>
-                <w:b/>
-                <w:bCs/>
-                <w:sz w:val="32"/>
-                <w:szCs w:val="32"/>
-              </w:rPr>
-            </w:pPr>
-          </w:p>
-        </w:tc>
-        <w:tc>
-          <w:tcPr>
-            <w:tcW w:w="236" w:type="dxa"/>
-          </w:tcPr>
-          <w:p>
-            <w:pPr>
-              <w:jc w:val="thaiDistribute"/>
-              <w:rPr>
-                <w:rFonts w:ascii="TH SarabunPSK" w:hAnsi="TH SarabunPSK" w:cs="TH SarabunPSK"/>
-                <w:b/>
-                <w:bCs/>
-                <w:sz w:val="32"/>
-                <w:szCs w:val="32"/>
-              </w:rPr>
-            </w:pPr>
-          </w:p>
-        </w:tc>
-        <w:tc>
-          <w:tcPr>
-            <w:tcW w:w="236" w:type="dxa"/>
-          </w:tcPr>
-          <w:p>
-            <w:pPr>
-              <w:jc w:val="thaiDistribute"/>
-              <w:rPr>
-                <w:rFonts w:ascii="TH SarabunPSK" w:hAnsi="TH SarabunPSK" w:cs="TH SarabunPSK"/>
-                <w:b/>
-                <w:bCs/>
-                <w:sz w:val="32"/>
-                <w:szCs w:val="32"/>
-              </w:rPr>
-            </w:pPr>
-          </w:p>
-        </w:tc>
-        <w:tc>
-          <w:tcPr>
-            <w:tcW w:w="236" w:type="dxa"/>
-          </w:tcPr>
-          <w:p>
-            <w:pPr>
-              <w:jc w:val="thaiDistribute"/>
-              <w:rPr>
-                <w:rFonts w:ascii="TH SarabunPSK" w:hAnsi="TH SarabunPSK" w:cs="TH SarabunPSK"/>
-                <w:b/>
-                <w:bCs/>
-                <w:sz w:val="32"/>
-                <w:szCs w:val="32"/>
-              </w:rPr>
-            </w:pPr>
-          </w:p>
-        </w:tc>
-        <w:tc>
-          <w:tcPr>
-            <w:tcW w:w="236" w:type="dxa"/>
-          </w:tcPr>
-          <w:p>
-            <w:pPr>
-              <w:jc w:val="thaiDistribute"/>
-              <w:rPr>
-                <w:rFonts w:ascii="TH SarabunPSK" w:hAnsi="TH SarabunPSK" w:cs="TH SarabunPSK"/>
-                <w:b/>
-                <w:bCs/>
-                <w:sz w:val="32"/>
-                <w:szCs w:val="32"/>
-              </w:rPr>
-            </w:pPr>
-          </w:p>
-        </w:tc>
-        <w:tc>
-          <w:tcPr>
-            <w:tcW w:w="236" w:type="dxa"/>
-          </w:tcPr>
-          <w:p>
-            <w:pPr>
-              <w:jc w:val="thaiDistribute"/>
-              <w:rPr>
-                <w:rFonts w:ascii="TH SarabunPSK" w:hAnsi="TH SarabunPSK" w:cs="TH SarabunPSK"/>
-                <w:b/>
-                <w:bCs/>
-                <w:sz w:val="32"/>
-                <w:szCs w:val="32"/>
-              </w:rPr>
-            </w:pPr>
-          </w:p>
-        </w:tc>
-        <w:tc>
-          <w:tcPr>
-            <w:tcW w:w="236" w:type="dxa"/>
-          </w:tcPr>
-          <w:p>
-            <w:pPr>
-              <w:jc w:val="thaiDistribute"/>
-              <w:rPr>
-                <w:rFonts w:ascii="TH SarabunPSK" w:hAnsi="TH SarabunPSK" w:cs="TH SarabunPSK"/>
-                <w:b/>
-                <w:bCs/>
-                <w:sz w:val="32"/>
-                <w:szCs w:val="32"/>
-              </w:rPr>
-            </w:pPr>
-          </w:p>
-        </w:tc>
-        <w:tc>
-          <w:tcPr>
-            <w:tcW w:w="236" w:type="dxa"/>
-          </w:tcPr>
-          <w:p>
-            <w:pPr>
-              <w:jc w:val="thaiDistribute"/>
-              <w:rPr>
-                <w:rFonts w:ascii="TH SarabunPSK" w:hAnsi="TH SarabunPSK" w:cs="TH SarabunPSK"/>
-                <w:b/>
-                <w:bCs/>
-                <w:sz w:val="32"/>
-                <w:szCs w:val="32"/>
-              </w:rPr>
-            </w:pPr>
-          </w:p>
-        </w:tc>
-        <w:tc>
-          <w:tcPr>
-            <w:tcW w:w="236" w:type="dxa"/>
-          </w:tcPr>
-          <w:p>
-            <w:pPr>
-              <w:jc w:val="thaiDistribute"/>
-              <w:rPr>
-                <w:rFonts w:ascii="TH SarabunPSK" w:hAnsi="TH SarabunPSK" w:cs="TH SarabunPSK"/>
-                <w:b/>
-                <w:bCs/>
-                <w:sz w:val="32"/>
-                <w:szCs w:val="32"/>
-              </w:rPr>
-            </w:pPr>
-          </w:p>
-        </w:tc>
-        <w:tc>
-          <w:tcPr>
-            <w:tcW w:w="236" w:type="dxa"/>
-          </w:tcPr>
-          <w:p>
-            <w:pPr>
-              <w:jc w:val="thaiDistribute"/>
-              <w:rPr>
-                <w:rFonts w:ascii="TH SarabunPSK" w:hAnsi="TH SarabunPSK" w:cs="TH SarabunPSK"/>
-                <w:b/>
-                <w:bCs/>
-                <w:sz w:val="32"/>
-                <w:szCs w:val="32"/>
-              </w:rPr>
-            </w:pPr>
-          </w:p>
-        </w:tc>
-        <w:tc>
-          <w:tcPr>
-            <w:tcW w:w="236" w:type="dxa"/>
-          </w:tcPr>
-          <w:p>
-            <w:pPr>
-              <w:jc w:val="thaiDistribute"/>
-              <w:rPr>
-                <w:rFonts w:ascii="TH SarabunPSK" w:hAnsi="TH SarabunPSK" w:cs="TH SarabunPSK"/>
-                <w:b/>
-                <w:bCs/>
-                <w:sz w:val="32"/>
-                <w:szCs w:val="32"/>
-              </w:rPr>
-            </w:pPr>
-          </w:p>
-        </w:tc>
-        <w:tc>
-          <w:tcPr>
-            <w:tcW w:w="236" w:type="dxa"/>
-          </w:tcPr>
-          <w:p>
-            <w:pPr>
-              <w:jc w:val="thaiDistribute"/>
-              <w:rPr>
-                <w:rFonts w:ascii="TH SarabunPSK" w:hAnsi="TH SarabunPSK" w:cs="TH SarabunPSK"/>
-                <w:b/>
-                <w:bCs/>
-                <w:sz w:val="32"/>
-                <w:szCs w:val="32"/>
-              </w:rPr>
-            </w:pPr>
-          </w:p>
-        </w:tc>
-      </w:tr>
-      <w:tr>
-        <w:tc>
-          <w:tcPr>
-            <w:tcW w:w="4076" w:type="dxa"/>
-          </w:tcPr>
-          <w:p>
-            <w:pPr>
-              <w:jc w:val="thaiDistribute"/>
-              <w:rPr>
-                <w:rFonts w:ascii="TH SarabunPSK" w:hAnsi="TH SarabunPSK" w:cs="TH SarabunPSK"/>
-                <w:sz w:val="32"/>
-                <w:szCs w:val="32"/>
-              </w:rPr>
-            </w:pPr>
-          </w:p>
-        </w:tc>
-        <w:tc>
-          <w:tcPr>
-            <w:tcW w:w="246" w:type="dxa"/>
-            <w:shd w:val="clear" w:color="auto" w:fill="auto"/>
-          </w:tcPr>
-          <w:p>
-            <w:pPr>
-              <w:jc w:val="thaiDistribute"/>
-              <w:rPr>
-                <w:rFonts w:ascii="TH SarabunPSK" w:hAnsi="TH SarabunPSK" w:cs="TH SarabunPSK"/>
-                <w:b/>
-                <w:bCs/>
-                <w:sz w:val="32"/>
-                <w:szCs w:val="32"/>
-              </w:rPr>
-            </w:pPr>
-          </w:p>
-        </w:tc>
-        <w:tc>
-          <w:tcPr>
-            <w:tcW w:w="236" w:type="dxa"/>
-            <w:shd w:val="clear" w:color="auto" w:fill="auto"/>
-          </w:tcPr>
-          <w:p>
-            <w:pPr>
-              <w:jc w:val="thaiDistribute"/>
-              <w:rPr>
-                <w:rFonts w:ascii="TH SarabunPSK" w:hAnsi="TH SarabunPSK" w:cs="TH SarabunPSK"/>
-                <w:b/>
-                <w:bCs/>
-                <w:sz w:val="32"/>
-                <w:szCs w:val="32"/>
-              </w:rPr>
-            </w:pPr>
-          </w:p>
-        </w:tc>
-        <w:tc>
-          <w:tcPr>
-            <w:tcW w:w="236" w:type="dxa"/>
-          </w:tcPr>
-          <w:p>
-            <w:pPr>
-              <w:jc w:val="thaiDistribute"/>
-              <w:rPr>
-                <w:rFonts w:ascii="TH SarabunPSK" w:hAnsi="TH SarabunPSK" w:cs="TH SarabunPSK"/>
-                <w:b/>
-                <w:bCs/>
-                <w:sz w:val="32"/>
-                <w:szCs w:val="32"/>
-              </w:rPr>
-            </w:pPr>
-          </w:p>
-        </w:tc>
-        <w:tc>
-          <w:tcPr>
-            <w:tcW w:w="236" w:type="dxa"/>
-          </w:tcPr>
-          <w:p>
-            <w:pPr>
-              <w:jc w:val="thaiDistribute"/>
-              <w:rPr>
-                <w:rFonts w:ascii="TH SarabunPSK" w:hAnsi="TH SarabunPSK" w:cs="TH SarabunPSK"/>
-                <w:b/>
-                <w:bCs/>
-                <w:sz w:val="32"/>
-                <w:szCs w:val="32"/>
-              </w:rPr>
-            </w:pPr>
-          </w:p>
-        </w:tc>
-        <w:tc>
-          <w:tcPr>
-            <w:tcW w:w="236" w:type="dxa"/>
-          </w:tcPr>
-          <w:p>
-            <w:pPr>
-              <w:jc w:val="thaiDistribute"/>
-              <w:rPr>
-                <w:rFonts w:ascii="TH SarabunPSK" w:hAnsi="TH SarabunPSK" w:cs="TH SarabunPSK"/>
-                <w:b/>
-                <w:bCs/>
-                <w:sz w:val="32"/>
-                <w:szCs w:val="32"/>
-              </w:rPr>
-            </w:pPr>
-          </w:p>
-        </w:tc>
-        <w:tc>
-          <w:tcPr>
-            <w:tcW w:w="236" w:type="dxa"/>
-          </w:tcPr>
-          <w:p>
-            <w:pPr>
-              <w:jc w:val="thaiDistribute"/>
-              <w:rPr>
-                <w:rFonts w:ascii="TH SarabunPSK" w:hAnsi="TH SarabunPSK" w:cs="TH SarabunPSK"/>
-                <w:b/>
-                <w:bCs/>
-                <w:sz w:val="32"/>
-                <w:szCs w:val="32"/>
-              </w:rPr>
-            </w:pPr>
-          </w:p>
-        </w:tc>
-        <w:tc>
-          <w:tcPr>
-            <w:tcW w:w="236" w:type="dxa"/>
-          </w:tcPr>
-          <w:p>
-            <w:pPr>
-              <w:jc w:val="thaiDistribute"/>
-              <w:rPr>
-                <w:rFonts w:ascii="TH SarabunPSK" w:hAnsi="TH SarabunPSK" w:cs="TH SarabunPSK"/>
-                <w:b/>
-                <w:bCs/>
-                <w:sz w:val="32"/>
-                <w:szCs w:val="32"/>
-              </w:rPr>
-            </w:pPr>
-          </w:p>
-        </w:tc>
-        <w:tc>
-          <w:tcPr>
-            <w:tcW w:w="236" w:type="dxa"/>
-          </w:tcPr>
-          <w:p>
-            <w:pPr>
-              <w:jc w:val="thaiDistribute"/>
-              <w:rPr>
-                <w:rFonts w:ascii="TH SarabunPSK" w:hAnsi="TH SarabunPSK" w:cs="TH SarabunPSK"/>
-                <w:b/>
-                <w:bCs/>
-                <w:sz w:val="32"/>
-                <w:szCs w:val="32"/>
-              </w:rPr>
-            </w:pPr>
-          </w:p>
-        </w:tc>
-        <w:tc>
-          <w:tcPr>
-            <w:tcW w:w="236" w:type="dxa"/>
-          </w:tcPr>
-          <w:p>
-            <w:pPr>
-              <w:jc w:val="thaiDistribute"/>
-              <w:rPr>
-                <w:rFonts w:ascii="TH SarabunPSK" w:hAnsi="TH SarabunPSK" w:cs="TH SarabunPSK"/>
-                <w:b/>
-                <w:bCs/>
-                <w:sz w:val="32"/>
-                <w:szCs w:val="32"/>
-              </w:rPr>
-            </w:pPr>
-          </w:p>
-        </w:tc>
-        <w:tc>
-          <w:tcPr>
-            <w:tcW w:w="236" w:type="dxa"/>
-          </w:tcPr>
-          <w:p>
-            <w:pPr>
-              <w:jc w:val="thaiDistribute"/>
-              <w:rPr>
-                <w:rFonts w:ascii="TH SarabunPSK" w:hAnsi="TH SarabunPSK" w:cs="TH SarabunPSK"/>
-                <w:b/>
-                <w:bCs/>
-                <w:sz w:val="32"/>
-                <w:szCs w:val="32"/>
-              </w:rPr>
-            </w:pPr>
-          </w:p>
-        </w:tc>
-        <w:tc>
-          <w:tcPr>
-            <w:tcW w:w="236" w:type="dxa"/>
-          </w:tcPr>
-          <w:p>
-            <w:pPr>
-              <w:jc w:val="thaiDistribute"/>
-              <w:rPr>
-                <w:rFonts w:ascii="TH SarabunPSK" w:hAnsi="TH SarabunPSK" w:cs="TH SarabunPSK"/>
-                <w:b/>
-                <w:bCs/>
-                <w:sz w:val="32"/>
-                <w:szCs w:val="32"/>
-              </w:rPr>
-            </w:pPr>
-          </w:p>
-        </w:tc>
-        <w:tc>
-          <w:tcPr>
-            <w:tcW w:w="236" w:type="dxa"/>
-          </w:tcPr>
-          <w:p>
-            <w:pPr>
-              <w:jc w:val="thaiDistribute"/>
-              <w:rPr>
-                <w:rFonts w:ascii="TH SarabunPSK" w:hAnsi="TH SarabunPSK" w:cs="TH SarabunPSK"/>
-                <w:b/>
-                <w:bCs/>
-                <w:sz w:val="32"/>
-                <w:szCs w:val="32"/>
-              </w:rPr>
-            </w:pPr>
-          </w:p>
-        </w:tc>
-        <w:tc>
-          <w:tcPr>
-            <w:tcW w:w="236" w:type="dxa"/>
-          </w:tcPr>
-          <w:p>
-            <w:pPr>
-              <w:jc w:val="thaiDistribute"/>
-              <w:rPr>
-                <w:rFonts w:ascii="TH SarabunPSK" w:hAnsi="TH SarabunPSK" w:cs="TH SarabunPSK"/>
-                <w:b/>
-                <w:bCs/>
-                <w:sz w:val="32"/>
-                <w:szCs w:val="32"/>
-              </w:rPr>
-            </w:pPr>
-          </w:p>
-        </w:tc>
-        <w:tc>
-          <w:tcPr>
-            <w:tcW w:w="236" w:type="dxa"/>
-          </w:tcPr>
-          <w:p>
-            <w:pPr>
-              <w:jc w:val="thaiDistribute"/>
-              <w:rPr>
-                <w:rFonts w:ascii="TH SarabunPSK" w:hAnsi="TH SarabunPSK" w:cs="TH SarabunPSK"/>
-                <w:b/>
-                <w:bCs/>
-                <w:sz w:val="32"/>
-                <w:szCs w:val="32"/>
-              </w:rPr>
-            </w:pPr>
-          </w:p>
-        </w:tc>
-        <w:tc>
-          <w:tcPr>
-            <w:tcW w:w="236" w:type="dxa"/>
-          </w:tcPr>
-          <w:p>
-            <w:pPr>
-              <w:jc w:val="thaiDistribute"/>
-              <w:rPr>
-                <w:rFonts w:ascii="TH SarabunPSK" w:hAnsi="TH SarabunPSK" w:cs="TH SarabunPSK"/>
-                <w:b/>
-                <w:bCs/>
-                <w:sz w:val="32"/>
-                <w:szCs w:val="32"/>
-              </w:rPr>
-            </w:pPr>
-          </w:p>
-        </w:tc>
-        <w:tc>
-          <w:tcPr>
-            <w:tcW w:w="236" w:type="dxa"/>
-          </w:tcPr>
-          <w:p>
-            <w:pPr>
-              <w:jc w:val="thaiDistribute"/>
-              <w:rPr>
-                <w:rFonts w:ascii="TH SarabunPSK" w:hAnsi="TH SarabunPSK" w:cs="TH SarabunPSK"/>
-                <w:b/>
-                <w:bCs/>
-                <w:sz w:val="32"/>
-                <w:szCs w:val="32"/>
-              </w:rPr>
-            </w:pPr>
-          </w:p>
-        </w:tc>
-        <w:tc>
-          <w:tcPr>
-            <w:tcW w:w="236" w:type="dxa"/>
-          </w:tcPr>
-          <w:p>
-            <w:pPr>
-              <w:jc w:val="thaiDistribute"/>
-              <w:rPr>
-                <w:rFonts w:ascii="TH SarabunPSK" w:hAnsi="TH SarabunPSK" w:cs="TH SarabunPSK"/>
-                <w:b/>
-                <w:bCs/>
-                <w:sz w:val="32"/>
-                <w:szCs w:val="32"/>
-              </w:rPr>
-            </w:pPr>
-          </w:p>
-        </w:tc>
-        <w:tc>
-          <w:tcPr>
-            <w:tcW w:w="236" w:type="dxa"/>
-          </w:tcPr>
-          <w:p>
-            <w:pPr>
-              <w:jc w:val="thaiDistribute"/>
-              <w:rPr>
-                <w:rFonts w:ascii="TH SarabunPSK" w:hAnsi="TH SarabunPSK" w:cs="TH SarabunPSK"/>
-                <w:b/>
-                <w:bCs/>
-                <w:sz w:val="32"/>
-                <w:szCs w:val="32"/>
-              </w:rPr>
-            </w:pPr>
-          </w:p>
-        </w:tc>
-        <w:tc>
-          <w:tcPr>
-            <w:tcW w:w="236" w:type="dxa"/>
-          </w:tcPr>
-          <w:p>
-            <w:pPr>
-              <w:jc w:val="thaiDistribute"/>
-              <w:rPr>
-                <w:rFonts w:ascii="TH SarabunPSK" w:hAnsi="TH SarabunPSK" w:cs="TH SarabunPSK"/>
-                <w:b/>
-                <w:bCs/>
-                <w:sz w:val="32"/>
-                <w:szCs w:val="32"/>
-              </w:rPr>
-            </w:pPr>
-          </w:p>
-        </w:tc>
-        <w:tc>
-          <w:tcPr>
-            <w:tcW w:w="236" w:type="dxa"/>
-          </w:tcPr>
-          <w:p>
-            <w:pPr>
-              <w:jc w:val="thaiDistribute"/>
-              <w:rPr>
-                <w:rFonts w:ascii="TH SarabunPSK" w:hAnsi="TH SarabunPSK" w:cs="TH SarabunPSK"/>
-                <w:b/>
-                <w:bCs/>
-                <w:sz w:val="32"/>
-                <w:szCs w:val="32"/>
-              </w:rPr>
-            </w:pPr>
-          </w:p>
-        </w:tc>
-        <w:tc>
-          <w:tcPr>
-            <w:tcW w:w="236" w:type="dxa"/>
-          </w:tcPr>
-          <w:p>
-            <w:pPr>
-              <w:jc w:val="thaiDistribute"/>
-              <w:rPr>
-                <w:rFonts w:ascii="TH SarabunPSK" w:hAnsi="TH SarabunPSK" w:cs="TH SarabunPSK"/>
-                <w:b/>
-                <w:bCs/>
-                <w:sz w:val="32"/>
-                <w:szCs w:val="32"/>
-              </w:rPr>
-            </w:pPr>
-          </w:p>
-        </w:tc>
-        <w:tc>
-          <w:tcPr>
-            <w:tcW w:w="236" w:type="dxa"/>
-          </w:tcPr>
-          <w:p>
-            <w:pPr>
-              <w:jc w:val="thaiDistribute"/>
-              <w:rPr>
-                <w:rFonts w:ascii="TH SarabunPSK" w:hAnsi="TH SarabunPSK" w:cs="TH SarabunPSK"/>
-                <w:b/>
-                <w:bCs/>
-                <w:sz w:val="32"/>
-                <w:szCs w:val="32"/>
-              </w:rPr>
-            </w:pPr>
-          </w:p>
-        </w:tc>
-        <w:tc>
-          <w:tcPr>
-            <w:tcW w:w="236" w:type="dxa"/>
-          </w:tcPr>
-          <w:p>
-            <w:pPr>
-              <w:jc w:val="thaiDistribute"/>
-              <w:rPr>
-                <w:rFonts w:ascii="TH SarabunPSK" w:hAnsi="TH SarabunPSK" w:cs="TH SarabunPSK"/>
-                <w:b/>
-                <w:bCs/>
-                <w:sz w:val="32"/>
-                <w:szCs w:val="32"/>
-              </w:rPr>
-            </w:pPr>
-          </w:p>
-        </w:tc>
-        <w:tc>
-          <w:tcPr>
-            <w:tcW w:w="236" w:type="dxa"/>
-          </w:tcPr>
-          <w:p>
-            <w:pPr>
-              <w:jc w:val="thaiDistribute"/>
-              <w:rPr>
-                <w:rFonts w:ascii="TH SarabunPSK" w:hAnsi="TH SarabunPSK" w:cs="TH SarabunPSK"/>
-                <w:b/>
-                <w:bCs/>
-                <w:sz w:val="32"/>
-                <w:szCs w:val="32"/>
-              </w:rPr>
-            </w:pPr>
-          </w:p>
-        </w:tc>
-      </w:tr>
-    </w:tbl>
-    <w:p>
-      <w:pPr>
-        <w:rPr>
-          <w:rFonts w:ascii="TH SarabunPSK" w:hAnsi="TH SarabunPSK" w:cs="TH SarabunPSK"/>
-          <w:b/>
-          <w:bCs/>
-          <w:sz w:val="32"/>
-          <w:szCs w:val="32"/>
-        </w:rPr>
-      </w:pPr>
-    </w:p>
     <w:p>
       <w:pPr>
         <w:pStyle w:val="ListParagraph"/>
@@ -8504,20 +8395,20 @@
           <w:numId w:val="5"/>
         </w:numPr>
         <w:rPr>
+          <w:rFonts w:ascii="TH SarabunPSK" w:hAnsi="TH SarabunPSK" w:cs="TH SarabunPSK"/>
+          <w:b/>
+          <w:bCs/>
+          <w:sz w:val="32"/>
+          <w:szCs w:val="32"/>
+        </w:rPr>
+      </w:pPr>
+      <w:r>
+        <w:rPr>
           <w:rFonts w:ascii="TH SarabunPSK" w:hAnsi="TH SarabunPSK" w:cs="TH SarabunPSK" w:hint="cs"/>
           <w:b/>
           <w:bCs/>
           <w:sz w:val="32"/>
           <w:szCs w:val="32"/>
-        </w:rPr>
-      </w:pPr>
-      <w:r>
-        <w:rPr>
-          <w:rFonts w:ascii="TH SarabunPSK" w:hAnsi="TH SarabunPSK" w:cs="TH SarabunPSK" w:hint="cs"/>
-          <w:b/>
-          <w:bCs/>
-          <w:sz w:val="32"/>
-          <w:szCs w:val="32"/>
           <w:cs/>
         </w:rPr>
         <w:t>คำรับรองของผู้เสนอราคา</w:t>
@@ -8527,7 +8418,7 @@
       <w:pPr>
         <w:ind w:left="720"/>
         <w:rPr>
-          <w:rFonts w:ascii="TH SarabunPSK" w:hAnsi="TH SarabunPSK" w:cs="TH SarabunPSK" w:hint="cs"/>
+          <w:rFonts w:ascii="TH SarabunPSK" w:hAnsi="TH SarabunPSK" w:cs="TH SarabunPSK"/>
           <w:b/>
           <w:bCs/>
           <w:sz w:val="32"/>
@@ -8558,7 +8449,7 @@
 </file>
 
 <file path=word/numbering.xml><?xml version="1.0" encoding="utf-8"?>
-<w:numbering xmlns:wpc="http://schemas.microsoft.com/office/word/2010/wordprocessingCanvas" xmlns:cx="http://schemas.microsoft.com/office/drawing/2014/chartex" xmlns:cx1="http://schemas.microsoft.com/office/drawing/2015/9/8/chartex" xmlns:cx2="http://schemas.microsoft.com/office/drawing/2015/10/21/chartex" xmlns:cx3="http://schemas.microsoft.com/office/drawing/2016/5/9/chartex" xmlns:cx4="http://schemas.microsoft.com/office/drawing/2016/5/10/chartex" xmlns:cx5="http://schemas.microsoft.com/office/drawing/2016/5/11/chartex" xmlns:cx6="http://schemas.microsoft.com/office/drawing/2016/5/12/chartex" xmlns:cx7="http://schemas.microsoft.com/office/drawing/2016/5/13/chartex" xmlns:cx8="http://schemas.microsoft.com/office/drawing/2016/5/14/chartex" xmlns:mc="http://schemas.openxmlformats.org/markup-compatibility/2006" xmlns:aink="http://schemas.microsoft.com/office/drawing/2016/ink" xmlns:am3d="http://schemas.microsoft.com/office/drawing/2017/model3d" xmlns:o="urn:schemas-microsoft-com:office:office" xmlns:oel="http://schemas.microsoft.com/office/2019/extlst" xmlns:r="http://schemas.openxmlformats.org/officeDocument/2006/relationships" xmlns:m="http://schemas.openxmlformats.org/officeDocument/2006/math" xmlns:v="urn:schemas-microsoft-com:vml" xmlns:wp14="http://schemas.microsoft.com/office/word/2010/wordprocessingDrawing" xmlns:wp="http://schemas.openxmlformats.org/drawingml/2006/wordprocessingDrawing" xmlns:w10="urn:schemas-microsoft-com:office:word" xmlns:w="http://schemas.openxmlformats.org/wordprocessingml/2006/main" xmlns:w14="http://schemas.microsoft.com/office/word/2010/wordml" xmlns:w15="http://schemas.microsoft.com/office/word/2012/wordml" xmlns:w16cex="http://schemas.microsoft.com/office/word/2018/wordml/cex" xmlns:w16cid="http://schemas.microsoft.com/office/word/2016/wordml/cid" xmlns:w16="http://schemas.microsoft.com/office/word/2018/wordml" xmlns:w16du="http://schemas.microsoft.com/office/word/2023/wordml/word16du" xmlns:w16sdtdh="http://schemas.microsoft.com/office/word/2020/wordml/sdtdatahash" xmlns:w16se="http://schemas.microsoft.com/office/word/2015/wordml/symex" xmlns:wpg="http://schemas.microsoft.com/office/word/2010/wordprocessingGroup" xmlns:wpi="http://schemas.microsoft.com/office/word/2010/wordprocessingInk" xmlns:wne="http://schemas.microsoft.com/office/word/2006/wordml" xmlns:wps="http://schemas.microsoft.com/office/word/2010/wordprocessingShape" mc:Ignorable="w14 w15 w16se w16cid w16 w16cex w16sdtdh w16du wp14">
+<w:numbering xmlns:wpc="http://schemas.microsoft.com/office/word/2010/wordprocessingCanvas" xmlns:cx="http://schemas.microsoft.com/office/drawing/2014/chartex" xmlns:cx1="http://schemas.microsoft.com/office/drawing/2015/9/8/chartex" xmlns:cx2="http://schemas.microsoft.com/office/drawing/2015/10/21/chartex" xmlns:cx3="http://schemas.microsoft.com/office/drawing/2016/5/9/chartex" xmlns:cx4="http://schemas.microsoft.com/office/drawing/2016/5/10/chartex" xmlns:cx5="http://schemas.microsoft.com/office/drawing/2016/5/11/chartex" xmlns:cx6="http://schemas.microsoft.com/office/drawing/2016/5/12/chartex" xmlns:cx7="http://schemas.microsoft.com/office/drawing/2016/5/13/chartex" xmlns:cx8="http://schemas.microsoft.com/office/drawing/2016/5/14/chartex" xmlns:mc="http://schemas.openxmlformats.org/markup-compatibility/2006" xmlns:aink="http://schemas.microsoft.com/office/drawing/2016/ink" xmlns:am3d="http://schemas.microsoft.com/office/drawing/2017/model3d" xmlns:o="urn:schemas-microsoft-com:office:office" xmlns:oel="http://schemas.microsoft.com/office/2019/extlst" xmlns:r="http://schemas.openxmlformats.org/officeDocument/2006/relationships" xmlns:m="http://schemas.openxmlformats.org/officeDocument/2006/math" xmlns:v="urn:schemas-microsoft-com:vml" xmlns:wp14="http://schemas.microsoft.com/office/word/2010/wordprocessingDrawing" xmlns:wp="http://schemas.openxmlformats.org/drawingml/2006/wordprocessingDrawing" xmlns:w10="urn:schemas-microsoft-com:office:word" xmlns:w="http://schemas.openxmlformats.org/wordprocessingml/2006/main" xmlns:w14="http://schemas.microsoft.com/office/word/2010/wordml" xmlns:w15="http://schemas.microsoft.com/office/word/2012/wordml" xmlns:w16cex="http://schemas.microsoft.com/office/word/2018/wordml/cex" xmlns:w16cid="http://schemas.microsoft.com/office/word/2016/wordml/cid" xmlns:w16="http://schemas.microsoft.com/office/word/2018/wordml" xmlns:w16du="http://schemas.microsoft.com/office/word/2023/wordml/word16du" xmlns:w16sdtdh="http://schemas.microsoft.com/office/word/2020/wordml/sdtdatahash" xmlns:w16sdtfl="http://schemas.microsoft.com/office/word/2024/wordml/sdtformatlock" xmlns:w16se="http://schemas.microsoft.com/office/word/2015/wordml/symex" xmlns:wpg="http://schemas.microsoft.com/office/word/2010/wordprocessingGroup" xmlns:wpi="http://schemas.microsoft.com/office/word/2010/wordprocessingInk" xmlns:wne="http://schemas.microsoft.com/office/word/2006/wordml" xmlns:wps="http://schemas.microsoft.com/office/word/2010/wordprocessingShape" mc:Ignorable="w14 w15 w16se w16cid w16 w16cex w16sdtdh w16sdtfl w16du wp14">
   <w:abstractNum w:abstractNumId="0" w15:restartNumberingAfterBreak="0">
     <w:nsid w:val="0DDF632E"/>
     <w:multiLevelType w:val="multilevel"/>
@@ -9167,7 +9058,7 @@
 </file>
 
 <file path=word/styles.xml><?xml version="1.0" encoding="utf-8"?>
-<w:styles xmlns:mc="http://schemas.openxmlformats.org/markup-compatibility/2006" xmlns:r="http://schemas.openxmlformats.org/officeDocument/2006/relationships" xmlns:w="http://schemas.openxmlformats.org/wordprocessingml/2006/main" xmlns:w14="http://schemas.microsoft.com/office/word/2010/wordml" xmlns:w15="http://schemas.microsoft.com/office/word/2012/wordml" xmlns:w16cex="http://schemas.microsoft.com/office/word/2018/wordml/cex" xmlns:w16cid="http://schemas.microsoft.com/office/word/2016/wordml/cid" xmlns:w16="http://schemas.microsoft.com/office/word/2018/wordml" xmlns:w16du="http://schemas.microsoft.com/office/word/2023/wordml/word16du" xmlns:w16sdtdh="http://schemas.microsoft.com/office/word/2020/wordml/sdtdatahash" xmlns:w16se="http://schemas.microsoft.com/office/word/2015/wordml/symex" mc:Ignorable="w14 w15 w16se w16cid w16 w16cex w16sdtdh w16du">
+<w:styles xmlns:mc="http://schemas.openxmlformats.org/markup-compatibility/2006" xmlns:r="http://schemas.openxmlformats.org/officeDocument/2006/relationships" xmlns:w="http://schemas.openxmlformats.org/wordprocessingml/2006/main" xmlns:w14="http://schemas.microsoft.com/office/word/2010/wordml" xmlns:w15="http://schemas.microsoft.com/office/word/2012/wordml" xmlns:w16cex="http://schemas.microsoft.com/office/word/2018/wordml/cex" xmlns:w16cid="http://schemas.microsoft.com/office/word/2016/wordml/cid" xmlns:w16="http://schemas.microsoft.com/office/word/2018/wordml" xmlns:w16du="http://schemas.microsoft.com/office/word/2023/wordml/word16du" xmlns:w16sdtdh="http://schemas.microsoft.com/office/word/2020/wordml/sdtdatahash" xmlns:w16sdtfl="http://schemas.microsoft.com/office/word/2024/wordml/sdtformatlock" xmlns:w16se="http://schemas.microsoft.com/office/word/2015/wordml/symex" mc:Ignorable="w14 w15 w16se w16cid w16 w16cex w16sdtdh w16sdtfl w16du">
   <w:docDefaults>
     <w:rPrDefault>
       <w:rPr>
@@ -9175,7 +9066,7 @@
         <w:kern w:val="2"/>
         <w:sz w:val="24"/>
         <w:szCs w:val="30"/>
-        <w:lang w:val="en-TH" w:eastAsia="en-US" w:bidi="th-TH"/>
+        <w:lang w:eastAsia="en-US" w:bidi="th-TH"/>
         <w14:ligatures w14:val="standardContextual"/>
       </w:rPr>
     </w:rPrDefault>
@@ -10411,4 +10302,16 @@
     </a:ext>
   </a:extLst>
 </a:theme>
+</file>
+
+<file path=customXml/item1.xml><?xml version="1.0" encoding="utf-8"?>
+<b:Sources xmlns:b="http://schemas.openxmlformats.org/officeDocument/2006/bibliography" xmlns="http://schemas.openxmlformats.org/officeDocument/2006/bibliography" SelectedStyle="\APASixthEditionOfficeOnline.xsl" StyleName="APA" Version="6"/>
+</file>
+
+<file path=customXml/itemProps1.xml><?xml version="1.0" encoding="utf-8"?>
+<ds:datastoreItem xmlns:ds="http://schemas.openxmlformats.org/officeDocument/2006/customXml" ds:itemID="{ED72C35D-F7B1-4767-8885-55918D1BD3B5}">
+  <ds:schemaRefs>
+    <ds:schemaRef ds:uri="http://schemas.openxmlformats.org/officeDocument/2006/bibliography"/>
+  </ds:schemaRefs>
+</ds:datastoreItem>
 </file>